--- a/guj/docx/62.content.docx
+++ b/guj/docx/62.content.docx
@@ -690,36 +690,24 @@
         </w:rPr>
         <w:t xml:space="preserve">ભાષાંતરકારો કદાચ તેઓની પોતાની ભાષામાં આ ખ્યાલોને પ્રસ્તુત કરવામાં મુશ્કેલી અનુભવે જો તેઓ દરેક વખતે ચોક્કસ સમાન શબ્દો અને અભિવ્યક્તિઓનો ઉપયોગ કરે તો. ઉદાહરણ તરીકે </w:t>
       </w:r>
-      <w:hyperlink r:id="rId13">
-        <w:r>
-          <w:rPr>
-            <w:lang w:val="gu_IN" w:bidi="gu_IN"/>
-          </w:rPr>
-          <w:rPr>
-            <w:color w:val="0000EE"/>
-            <w:u w:val="single"/>
-          </w:rPr>
-          <w:t>૨:૬</w:t>
-        </w:r>
-      </w:hyperlink>
+      <w:r>
+        <w:rPr>
+          <w:lang w:val="gu_IN" w:bidi="gu_IN"/>
+        </w:rPr>
+        <w:t>૨:૬</w:t>
+      </w:r>
       <w:r>
         <w:rPr>
           <w:lang w:val="gu_IN" w:bidi="gu_IN"/>
         </w:rPr>
         <w:t xml:space="preserve">માં, જ્યારે યોહાન વિશ્વાસીઓના ઈશ્વરમાં “રહેવા” વિષે વાત કરે છે, તેનો હેતુ છે એ ખ્યાલને વ્યક્ત કરવાનો કે વિશ્વાસીઓ આધ્યાત્મિક રીતે ઈશ્વર સાથે એકીકૃત છે. એ જ રીતે, યુ.એસ.ટી. વિશ્વાસીઓના “ઈશ્વરમાં એકરૂપ હોવા વિષે” વાત કરે છે. બીજું ઉદાહરણ આપીએ તો, </w:t>
       </w:r>
-      <w:hyperlink r:id="rId14">
-        <w:r>
-          <w:rPr>
-            <w:lang w:val="gu_IN" w:bidi="gu_IN"/>
-          </w:rPr>
-          <w:rPr>
-            <w:color w:val="0000EE"/>
-            <w:u w:val="single"/>
-          </w:rPr>
-          <w:t>૨:૧૩</w:t>
-        </w:r>
-      </w:hyperlink>
+      <w:r>
+        <w:rPr>
+          <w:lang w:val="gu_IN" w:bidi="gu_IN"/>
+        </w:rPr>
+        <w:t>૨:૧૩</w:t>
+      </w:r>
       <w:r>
         <w:rPr>
           <w:lang w:val="gu_IN" w:bidi="gu_IN"/>
@@ -765,18 +753,12 @@
         </w:rPr>
         <w:t xml:space="preserve">સમગ્ર પત્રમાં, અર્થઘટનની એ સૂક્ષ્મ બાબત છે એ નક્કી કરવા કે યોહાન “દેખાયું/પ્રગટ થયું” શબ્દ સક્રિય અર્થમાં અથવા નિષ્ક્રિય અર્થમાં ઉપયોગ કરે છે. ઉદાહરણ તરીકે, </w:t>
       </w:r>
-      <w:hyperlink r:id="rId15">
-        <w:r>
-          <w:rPr>
-            <w:lang w:val="gu_IN" w:bidi="gu_IN"/>
-          </w:rPr>
-          <w:rPr>
-            <w:color w:val="0000EE"/>
-            <w:u w:val="single"/>
-          </w:rPr>
-          <w:t>૧:૨</w:t>
-        </w:r>
-      </w:hyperlink>
+      <w:r>
+        <w:rPr>
+          <w:lang w:val="gu_IN" w:bidi="gu_IN"/>
+        </w:rPr>
+        <w:t>૧:૨</w:t>
+      </w:r>
       <w:r>
         <w:rPr>
           <w:lang w:val="gu_IN" w:bidi="gu_IN"/>
@@ -1010,36 +992,24 @@
         </w:rPr>
         <w:t xml:space="preserve">બીજો અભિગમ જે પણ સારી રીતે અસરકારક હોય, અને જેમાં કલમ સેતુની જરૂરત નહિ હોય તે એ કે, શબ્દસમૂહોને તેમના વર્તમાન ક્રમમાં મૂકો, પરંતુ કલમ વિભાગીકરણમાં વાક્યને ત્રણ ભાગોમાં વિભાજીત કરો. જો તમે આ પ્રમાણે કરો તો, તમે તમારા ભાષાંતરના શબ્દસમૂહ “જીવનના શબ્દ વિષે”ને પણ </w:t>
       </w:r>
-      <w:hyperlink r:id="rId16">
-        <w:r>
-          <w:rPr>
-            <w:lang w:val="gu_IN" w:bidi="gu_IN"/>
-          </w:rPr>
-          <w:rPr>
-            <w:color w:val="0000EE"/>
-            <w:u w:val="single"/>
-          </w:rPr>
-          <w:t>૧:૧</w:t>
-        </w:r>
-      </w:hyperlink>
+      <w:r>
+        <w:rPr>
+          <w:lang w:val="gu_IN" w:bidi="gu_IN"/>
+        </w:rPr>
+        <w:t>૧:૧</w:t>
+      </w:r>
       <w:r>
         <w:rPr>
           <w:lang w:val="gu_IN" w:bidi="gu_IN"/>
         </w:rPr>
         <w:t xml:space="preserve">ના અંતમાં નહિ પણ શરૂઆતમાં મૂકી શકો અને તેને પત્રની વિષયાત્મક પ્રસ્તાવના તરીકે પણ પ્રસ્તુત કરી શકો છો. નહિ તો </w:t>
       </w:r>
-      <w:hyperlink r:id="rId17">
-        <w:r>
-          <w:rPr>
-            <w:lang w:val="gu_IN" w:bidi="gu_IN"/>
-          </w:rPr>
-          <w:rPr>
-            <w:color w:val="0000EE"/>
-            <w:u w:val="single"/>
-          </w:rPr>
-          <w:t>૧:૪</w:t>
-        </w:r>
-      </w:hyperlink>
+      <w:r>
+        <w:rPr>
+          <w:lang w:val="gu_IN" w:bidi="gu_IN"/>
+        </w:rPr>
+        <w:t>૧:૪</w:t>
+      </w:r>
       <w:r>
         <w:rPr>
           <w:lang w:val="gu_IN" w:bidi="gu_IN"/>
@@ -1054,18 +1024,12 @@
           <w:lang w:val="gu_IN" w:bidi="gu_IN"/>
         </w:rPr>
       </w:r>
-      <w:hyperlink r:id="rId16">
-        <w:r>
-          <w:rPr>
-            <w:lang w:val="gu_IN" w:bidi="gu_IN"/>
-          </w:rPr>
-          <w:rPr>
-            <w:color w:val="0000EE"/>
-            <w:u w:val="single"/>
-          </w:rPr>
-          <w:t>૧:૧–૪</w:t>
-        </w:r>
-      </w:hyperlink>
+      <w:r>
+        <w:rPr>
+          <w:lang w:val="gu_IN" w:bidi="gu_IN"/>
+        </w:rPr>
+        <w:t>૧:૧–૪</w:t>
+      </w:r>
       <w:r>
         <w:rPr>
           <w:lang w:val="gu_IN" w:bidi="gu_IN"/>
@@ -1103,18 +1067,12 @@
           <w:lang w:val="gu_IN" w:bidi="gu_IN"/>
         </w:rPr>
       </w:r>
-      <w:hyperlink r:id="rId17">
-        <w:r>
-          <w:rPr>
-            <w:lang w:val="gu_IN" w:bidi="gu_IN"/>
-          </w:rPr>
-          <w:rPr>
-            <w:color w:val="0000EE"/>
-            <w:u w:val="single"/>
-          </w:rPr>
-          <w:t>૧:૪</w:t>
-        </w:r>
-      </w:hyperlink>
+      <w:r>
+        <w:rPr>
+          <w:lang w:val="gu_IN" w:bidi="gu_IN"/>
+        </w:rPr>
+        <w:t>૧:૪</w:t>
+      </w:r>
       <w:r>
         <w:rPr>
           <w:lang w:val="gu_IN" w:bidi="gu_IN"/>
@@ -4979,18 +4937,12 @@
         </w:rPr>
         <w:t xml:space="preserve">જો તમારી ભાષા અમૂર્ત નામોનો ઉપયોગ કરે નહિ તો, તો તમે અમૂર્ત નામ “સંગત” </w:t>
       </w:r>
-      <w:hyperlink r:id="rId18">
-        <w:r>
-          <w:rPr>
-            <w:lang w:val="gu_IN" w:bidi="gu_IN"/>
-          </w:rPr>
-          <w:rPr>
-            <w:color w:val="0000EE"/>
-            <w:u w:val="single"/>
-          </w:rPr>
-          <w:t>૧:૩</w:t>
-        </w:r>
-      </w:hyperlink>
+      <w:r>
+        <w:rPr>
+          <w:lang w:val="gu_IN" w:bidi="gu_IN"/>
+        </w:rPr>
+        <w:t>૧:૩</w:t>
+      </w:r>
       <w:r>
         <w:rPr>
           <w:lang w:val="gu_IN" w:bidi="gu_IN"/>
@@ -5357,18 +5309,12 @@
         </w:rPr>
         <w:t xml:space="preserve">જેમ </w:t>
       </w:r>
-      <w:hyperlink r:id="rId19">
-        <w:r>
-          <w:rPr>
-            <w:lang w:val="gu_IN" w:bidi="gu_IN"/>
-          </w:rPr>
-          <w:rPr>
-            <w:color w:val="0000EE"/>
-            <w:u w:val="single"/>
-          </w:rPr>
-          <w:t>૧:૫</w:t>
-        </w:r>
-      </w:hyperlink>
+      <w:r>
+        <w:rPr>
+          <w:lang w:val="gu_IN" w:bidi="gu_IN"/>
+        </w:rPr>
+        <w:t>૧:૫</w:t>
+      </w:r>
       <w:r>
         <w:rPr>
           <w:lang w:val="gu_IN" w:bidi="gu_IN"/>
@@ -5825,18 +5771,12 @@
         </w:rPr>
         <w:t xml:space="preserve">જેમ </w:t>
       </w:r>
-      <w:hyperlink r:id="rId19">
-        <w:r>
-          <w:rPr>
-            <w:lang w:val="gu_IN" w:bidi="gu_IN"/>
-          </w:rPr>
-          <w:rPr>
-            <w:color w:val="0000EE"/>
-            <w:u w:val="single"/>
-          </w:rPr>
-          <w:t>૧:૫</w:t>
-        </w:r>
-      </w:hyperlink>
+      <w:r>
+        <w:rPr>
+          <w:lang w:val="gu_IN" w:bidi="gu_IN"/>
+        </w:rPr>
+        <w:t>૧:૫</w:t>
+      </w:r>
       <w:r>
         <w:rPr>
           <w:lang w:val="gu_IN" w:bidi="gu_IN"/>
@@ -6113,18 +6053,12 @@
         </w:rPr>
         <w:t xml:space="preserve">જો તમારી ભાષા અમૂર્ત નામોનો ઉપયોગ કરે નહિ તો, તો તમે અમૂર્ત નામ “સંગત” </w:t>
       </w:r>
-      <w:hyperlink r:id="rId18">
-        <w:r>
-          <w:rPr>
-            <w:lang w:val="gu_IN" w:bidi="gu_IN"/>
-          </w:rPr>
-          <w:rPr>
-            <w:color w:val="0000EE"/>
-            <w:u w:val="single"/>
-          </w:rPr>
-          <w:t>૧:૩</w:t>
-        </w:r>
-      </w:hyperlink>
+      <w:r>
+        <w:rPr>
+          <w:lang w:val="gu_IN" w:bidi="gu_IN"/>
+        </w:rPr>
+        <w:t>૧:૩</w:t>
+      </w:r>
       <w:r>
         <w:rPr>
           <w:lang w:val="gu_IN" w:bidi="gu_IN"/>
@@ -7121,18 +7055,12 @@
         </w:rPr>
         <w:t xml:space="preserve">જેમ </w:t>
       </w:r>
-      <w:hyperlink r:id="rId20">
-        <w:r>
-          <w:rPr>
-            <w:lang w:val="gu_IN" w:bidi="gu_IN"/>
-          </w:rPr>
-          <w:rPr>
-            <w:color w:val="0000EE"/>
-            <w:u w:val="single"/>
-          </w:rPr>
-          <w:t>૧:૭</w:t>
-        </w:r>
-      </w:hyperlink>
+      <w:r>
+        <w:rPr>
+          <w:lang w:val="gu_IN" w:bidi="gu_IN"/>
+        </w:rPr>
+        <w:t>૧:૭</w:t>
+      </w:r>
       <w:r>
         <w:rPr>
           <w:lang w:val="gu_IN" w:bidi="gu_IN"/>
@@ -7679,18 +7607,12 @@
         </w:rPr>
         <w:t xml:space="preserve">જેમ તેણે </w:t>
       </w:r>
-      <w:hyperlink r:id="rId21">
-        <w:r>
-          <w:rPr>
-            <w:lang w:val="gu_IN" w:bidi="gu_IN"/>
-          </w:rPr>
-          <w:rPr>
-            <w:color w:val="0000EE"/>
-            <w:u w:val="single"/>
-          </w:rPr>
-          <w:t>૧:૮</w:t>
-        </w:r>
-      </w:hyperlink>
+      <w:r>
+        <w:rPr>
+          <w:lang w:val="gu_IN" w:bidi="gu_IN"/>
+        </w:rPr>
+        <w:t>૧:૮</w:t>
+      </w:r>
       <w:r>
         <w:rPr>
           <w:lang w:val="gu_IN" w:bidi="gu_IN"/>
@@ -7826,36 +7748,24 @@
           <w:lang w:val="gu_IN" w:bidi="gu_IN"/>
         </w:rPr>
       </w:r>
-      <w:hyperlink r:id="rId22">
-        <w:r>
-          <w:rPr>
-            <w:lang w:val="gu_IN" w:bidi="gu_IN"/>
-          </w:rPr>
-          <w:rPr>
-            <w:color w:val="0000EE"/>
-            <w:u w:val="single"/>
-          </w:rPr>
-          <w:t>૨:૧૮</w:t>
-        </w:r>
-      </w:hyperlink>
+      <w:r>
+        <w:rPr>
+          <w:lang w:val="gu_IN" w:bidi="gu_IN"/>
+        </w:rPr>
+        <w:t>૨:૧૮</w:t>
+      </w:r>
       <w:r>
         <w:rPr>
           <w:lang w:val="gu_IN" w:bidi="gu_IN"/>
         </w:rPr>
         <w:t xml:space="preserve"> અને </w:t>
       </w:r>
-      <w:hyperlink r:id="rId23">
-        <w:r>
-          <w:rPr>
-            <w:lang w:val="gu_IN" w:bidi="gu_IN"/>
-          </w:rPr>
-          <w:rPr>
-            <w:color w:val="0000EE"/>
-            <w:u w:val="single"/>
-          </w:rPr>
-          <w:t>૨:૨૨</w:t>
-        </w:r>
-      </w:hyperlink>
+      <w:r>
+        <w:rPr>
+          <w:lang w:val="gu_IN" w:bidi="gu_IN"/>
+        </w:rPr>
+        <w:t>૨:૨૨</w:t>
+      </w:r>
       <w:r>
         <w:rPr>
           <w:lang w:val="gu_IN" w:bidi="gu_IN"/>
@@ -7917,18 +7827,12 @@
           <w:lang w:val="gu_IN" w:bidi="gu_IN"/>
         </w:rPr>
       </w:r>
-      <w:hyperlink r:id="rId24">
-        <w:r>
-          <w:rPr>
-            <w:lang w:val="gu_IN" w:bidi="gu_IN"/>
-          </w:rPr>
-          <w:rPr>
-            <w:color w:val="0000EE"/>
-            <w:u w:val="single"/>
-          </w:rPr>
-          <w:t>૨:૨૦</w:t>
-        </w:r>
-      </w:hyperlink>
+      <w:r>
+        <w:rPr>
+          <w:lang w:val="gu_IN" w:bidi="gu_IN"/>
+        </w:rPr>
+        <w:t>૨:૨૦</w:t>
+      </w:r>
       <w:r>
         <w:rPr>
           <w:lang w:val="gu_IN" w:bidi="gu_IN"/>
@@ -9567,18 +9471,12 @@
           <w:lang w:val="gu_IN" w:bidi="gu_IN"/>
         </w:rPr>
       </w:r>
-      <w:hyperlink r:id="rId25">
-        <w:r>
-          <w:rPr>
-            <w:lang w:val="gu_IN" w:bidi="gu_IN"/>
-          </w:rPr>
-          <w:rPr>
-            <w:color w:val="0000EE"/>
-            <w:u w:val="single"/>
-          </w:rPr>
-          <w:t>૨:૩</w:t>
-        </w:r>
-      </w:hyperlink>
+      <w:r>
+        <w:rPr>
+          <w:lang w:val="gu_IN" w:bidi="gu_IN"/>
+        </w:rPr>
+        <w:t>૨:૩</w:t>
+      </w:r>
       <w:r>
         <w:rPr>
           <w:lang w:val="gu_IN" w:bidi="gu_IN"/>
@@ -10833,36 +10731,24 @@
         </w:rPr>
         <w:t xml:space="preserve">“ઈશ્વરમાં રહો” પદ માટે આ પત્રની પ્રસ્તાવનાના ભાગ ૩ ની ચર્ચા જુઓ. અહિ ઈશ્વરમાં રહેવાનો અર્થ </w:t>
       </w:r>
-      <w:hyperlink r:id="rId18">
-        <w:r>
-          <w:rPr>
-            <w:lang w:val="gu_IN" w:bidi="gu_IN"/>
-          </w:rPr>
-          <w:rPr>
-            <w:color w:val="0000EE"/>
-            <w:u w:val="single"/>
-          </w:rPr>
-          <w:t>૧:૩</w:t>
-        </w:r>
-      </w:hyperlink>
+      <w:r>
+        <w:rPr>
+          <w:lang w:val="gu_IN" w:bidi="gu_IN"/>
+        </w:rPr>
+        <w:t>૧:૩</w:t>
+      </w:r>
       <w:r>
         <w:rPr>
           <w:lang w:val="gu_IN" w:bidi="gu_IN"/>
         </w:rPr>
         <w:t xml:space="preserve"> અને </w:t>
       </w:r>
-      <w:hyperlink r:id="rId26">
-        <w:r>
-          <w:rPr>
-            <w:lang w:val="gu_IN" w:bidi="gu_IN"/>
-          </w:rPr>
-          <w:rPr>
-            <w:color w:val="0000EE"/>
-            <w:u w:val="single"/>
-          </w:rPr>
-          <w:t>૧:૬</w:t>
-        </w:r>
-      </w:hyperlink>
+      <w:r>
+        <w:rPr>
+          <w:lang w:val="gu_IN" w:bidi="gu_IN"/>
+        </w:rPr>
+        <w:t>૧:૬</w:t>
+      </w:r>
       <w:r>
         <w:rPr>
           <w:lang w:val="gu_IN" w:bidi="gu_IN"/>
@@ -11139,36 +11025,24 @@
         </w:rPr>
         <w:t xml:space="preserve">વ્યક્તિ કેવી રીતે જીવે છે અને વર્તે છે તેનો અર્થ દર્શાવવા યોહાન </w:t>
       </w:r>
-      <w:hyperlink r:id="rId26">
-        <w:r>
-          <w:rPr>
-            <w:lang w:val="gu_IN" w:bidi="gu_IN"/>
-          </w:rPr>
-          <w:rPr>
-            <w:color w:val="0000EE"/>
-            <w:u w:val="single"/>
-          </w:rPr>
-          <w:t>૧:૬</w:t>
-        </w:r>
-      </w:hyperlink>
+      <w:r>
+        <w:rPr>
+          <w:lang w:val="gu_IN" w:bidi="gu_IN"/>
+        </w:rPr>
+        <w:t>૧:૬</w:t>
+      </w:r>
       <w:r>
         <w:rPr>
           <w:lang w:val="gu_IN" w:bidi="gu_IN"/>
         </w:rPr>
         <w:t xml:space="preserve"> અને </w:t>
       </w:r>
-      <w:hyperlink r:id="rId20">
-        <w:r>
-          <w:rPr>
-            <w:lang w:val="gu_IN" w:bidi="gu_IN"/>
-          </w:rPr>
-          <w:rPr>
-            <w:color w:val="0000EE"/>
-            <w:u w:val="single"/>
-          </w:rPr>
-          <w:t>૧:૭</w:t>
-        </w:r>
-      </w:hyperlink>
+      <w:r>
+        <w:rPr>
+          <w:lang w:val="gu_IN" w:bidi="gu_IN"/>
+        </w:rPr>
+        <w:t>૧:૭</w:t>
+      </w:r>
       <w:r>
         <w:rPr>
           <w:lang w:val="gu_IN" w:bidi="gu_IN"/>
@@ -11625,72 +11499,48 @@
         </w:rPr>
         <w:t xml:space="preserve">લાગુકરણ એ છે કે ચોક્કસ “શબ્દ” અથવા સંદેશ જે યોહાને વર્ણવ્યો છે તે વિશ્વાસીઓને ઈસુએ આપેલી આજ્ઞા છે કે તેઓએ એકબીજાને પ્રેમ કરવો જોઈએ. જુઓ યોહાનની સુવાર્તા </w:t>
       </w:r>
-      <w:hyperlink r:id="rId27">
-        <w:r>
-          <w:rPr>
-            <w:lang w:val="gu_IN" w:bidi="gu_IN"/>
-          </w:rPr>
-          <w:rPr>
-            <w:color w:val="0000EE"/>
-            <w:u w:val="single"/>
-          </w:rPr>
-          <w:t>૧૩:૩૪</w:t>
-        </w:r>
-      </w:hyperlink>
+      <w:r>
+        <w:rPr>
+          <w:lang w:val="gu_IN" w:bidi="gu_IN"/>
+        </w:rPr>
+        <w:t>૧૩:૩૪</w:t>
+      </w:r>
       <w:r>
         <w:rPr>
           <w:lang w:val="gu_IN" w:bidi="gu_IN"/>
         </w:rPr>
         <w:t xml:space="preserve"> અને </w:t>
       </w:r>
-      <w:hyperlink r:id="rId28">
-        <w:r>
-          <w:rPr>
-            <w:lang w:val="gu_IN" w:bidi="gu_IN"/>
-          </w:rPr>
-          <w:rPr>
-            <w:color w:val="0000EE"/>
-            <w:u w:val="single"/>
-          </w:rPr>
-          <w:t>૧૫:૧૨</w:t>
-        </w:r>
-      </w:hyperlink>
+      <w:r>
+        <w:rPr>
+          <w:lang w:val="gu_IN" w:bidi="gu_IN"/>
+        </w:rPr>
+        <w:t>૧૫:૧૨</w:t>
+      </w:r>
       <w:r>
         <w:rPr>
           <w:lang w:val="gu_IN" w:bidi="gu_IN"/>
         </w:rPr>
         <w:t xml:space="preserve">. આ પત્રમાં યોહાન સ્પસ્ટપણે સૂચિત કરે છે </w:t>
       </w:r>
-      <w:hyperlink r:id="rId29">
-        <w:r>
-          <w:rPr>
-            <w:lang w:val="gu_IN" w:bidi="gu_IN"/>
-          </w:rPr>
-          <w:rPr>
-            <w:color w:val="0000EE"/>
-            <w:u w:val="single"/>
-          </w:rPr>
-          <w:t>૩:૨૩</w:t>
-        </w:r>
-      </w:hyperlink>
+      <w:r>
+        <w:rPr>
+          <w:lang w:val="gu_IN" w:bidi="gu_IN"/>
+        </w:rPr>
+        <w:t>૩:૨૩</w:t>
+      </w:r>
       <w:r>
         <w:rPr>
           <w:lang w:val="gu_IN" w:bidi="gu_IN"/>
         </w:rPr>
         <w:t xml:space="preserve"> અને </w:t>
       </w:r>
-      <w:hyperlink r:id="rId30">
-        <w:r>
-          <w:rPr>
-            <w:lang w:val="gu_IN" w:bidi="gu_IN"/>
-          </w:rPr>
-          <w:rPr>
-            <w:color w:val="0000EE"/>
-            <w:u w:val="single"/>
-          </w:rPr>
-          <w:t>૪:૨૧</w:t>
-        </w:r>
-      </w:hyperlink>
+      <w:r>
+        <w:rPr>
+          <w:lang w:val="gu_IN" w:bidi="gu_IN"/>
+        </w:rPr>
+        <w:t>૪:૨૧</w:t>
+      </w:r>
       <w:r>
         <w:rPr>
           <w:lang w:val="gu_IN" w:bidi="gu_IN"/>
@@ -11877,18 +11727,12 @@
         </w:rPr>
         <w:t xml:space="preserve">જેમ </w:t>
       </w:r>
-      <w:hyperlink r:id="rId31">
-        <w:r>
-          <w:rPr>
-            <w:lang w:val="gu_IN" w:bidi="gu_IN"/>
-          </w:rPr>
-          <w:rPr>
-            <w:color w:val="0000EE"/>
-            <w:u w:val="single"/>
-          </w:rPr>
-          <w:t>૨:૭</w:t>
-        </w:r>
-      </w:hyperlink>
+      <w:r>
+        <w:rPr>
+          <w:lang w:val="gu_IN" w:bidi="gu_IN"/>
+        </w:rPr>
+        <w:t>૨:૭</w:t>
+      </w:r>
       <w:r>
         <w:rPr>
           <w:lang w:val="gu_IN" w:bidi="gu_IN"/>
@@ -12435,18 +12279,12 @@
         </w:rPr>
         <w:t xml:space="preserve">જ્યારે યોહાન ઈશ્વરને “સત્ય એક” તરીકે </w:t>
       </w:r>
-      <w:hyperlink r:id="rId32">
-        <w:r>
-          <w:rPr>
-            <w:lang w:val="gu_IN" w:bidi="gu_IN"/>
-          </w:rPr>
-          <w:rPr>
-            <w:color w:val="0000EE"/>
-            <w:u w:val="single"/>
-          </w:rPr>
-          <w:t>૫:૨૦</w:t>
-        </w:r>
-      </w:hyperlink>
+      <w:r>
+        <w:rPr>
+          <w:lang w:val="gu_IN" w:bidi="gu_IN"/>
+        </w:rPr>
+        <w:t>૫:૨૦</w:t>
+      </w:r>
       <w:r>
         <w:rPr>
           <w:lang w:val="gu_IN" w:bidi="gu_IN"/>
@@ -12633,18 +12471,12 @@
         </w:rPr>
         <w:t xml:space="preserve">જેમ </w:t>
       </w:r>
-      <w:hyperlink r:id="rId19">
-        <w:r>
-          <w:rPr>
-            <w:lang w:val="gu_IN" w:bidi="gu_IN"/>
-          </w:rPr>
-          <w:rPr>
-            <w:color w:val="0000EE"/>
-            <w:u w:val="single"/>
-          </w:rPr>
-          <w:t>૧:૫</w:t>
-        </w:r>
-      </w:hyperlink>
+      <w:r>
+        <w:rPr>
+          <w:lang w:val="gu_IN" w:bidi="gu_IN"/>
+        </w:rPr>
+        <w:t>૧:૫</w:t>
+      </w:r>
       <w:r>
         <w:rPr>
           <w:lang w:val="gu_IN" w:bidi="gu_IN"/>
@@ -13011,18 +12843,12 @@
         </w:rPr>
         <w:t xml:space="preserve">જેમ </w:t>
       </w:r>
-      <w:hyperlink r:id="rId19">
-        <w:r>
-          <w:rPr>
-            <w:lang w:val="gu_IN" w:bidi="gu_IN"/>
-          </w:rPr>
-          <w:rPr>
-            <w:color w:val="0000EE"/>
-            <w:u w:val="single"/>
-          </w:rPr>
-          <w:t>૧:૫</w:t>
-        </w:r>
-      </w:hyperlink>
+      <w:r>
+        <w:rPr>
+          <w:lang w:val="gu_IN" w:bidi="gu_IN"/>
+        </w:rPr>
+        <w:t>૧:૫</w:t>
+      </w:r>
       <w:r>
         <w:rPr>
           <w:lang w:val="gu_IN" w:bidi="gu_IN"/>
@@ -13209,18 +13035,12 @@
         </w:rPr>
         <w:t xml:space="preserve">જુઓ તમે આનું ભાષાંતર </w:t>
       </w:r>
-      <w:hyperlink r:id="rId33">
-        <w:r>
-          <w:rPr>
-            <w:lang w:val="gu_IN" w:bidi="gu_IN"/>
-          </w:rPr>
-          <w:rPr>
-            <w:color w:val="0000EE"/>
-            <w:u w:val="single"/>
-          </w:rPr>
-          <w:t>૨:૯</w:t>
-        </w:r>
-      </w:hyperlink>
+      <w:r>
+        <w:rPr>
+          <w:lang w:val="gu_IN" w:bidi="gu_IN"/>
+        </w:rPr>
+        <w:t>૨:૯</w:t>
+      </w:r>
       <w:r>
         <w:rPr>
           <w:lang w:val="gu_IN" w:bidi="gu_IN"/>
@@ -13317,18 +13137,12 @@
         </w:rPr>
         <w:t xml:space="preserve">જો તમારી ભાષામાં તે વધુ સ્પસ્ટ હોય તો, તમે આનું ભાષાંતર બહુવચનમાં કરી શકો છો, જ્યારે યોહાન જેમ </w:t>
       </w:r>
-      <w:hyperlink r:id="rId33">
-        <w:r>
-          <w:rPr>
-            <w:lang w:val="gu_IN" w:bidi="gu_IN"/>
-          </w:rPr>
-          <w:rPr>
-            <w:color w:val="0000EE"/>
-            <w:u w:val="single"/>
-          </w:rPr>
-          <w:t>૨:૯</w:t>
-        </w:r>
-      </w:hyperlink>
+      <w:r>
+        <w:rPr>
+          <w:lang w:val="gu_IN" w:bidi="gu_IN"/>
+        </w:rPr>
+        <w:t>૨:૯</w:t>
+      </w:r>
       <w:r>
         <w:rPr>
           <w:lang w:val="gu_IN" w:bidi="gu_IN"/>
@@ -13695,18 +13509,12 @@
         </w:rPr>
         <w:t xml:space="preserve">“ઠોકરરૂપ-પથ્થર” વિષે યોહાન વાત કરે છે જે વ્યક્તિની “માંહે” છે કેમ કે તે </w:t>
       </w:r>
-      <w:hyperlink r:id="rId33">
-        <w:r>
-          <w:rPr>
-            <w:lang w:val="gu_IN" w:bidi="gu_IN"/>
-          </w:rPr>
-          <w:rPr>
-            <w:color w:val="0000EE"/>
-            <w:u w:val="single"/>
-          </w:rPr>
-          <w:t>૨:૯</w:t>
-        </w:r>
-      </w:hyperlink>
+      <w:r>
+        <w:rPr>
+          <w:lang w:val="gu_IN" w:bidi="gu_IN"/>
+        </w:rPr>
+        <w:t>૨:૯</w:t>
+      </w:r>
       <w:r>
         <w:rPr>
           <w:lang w:val="gu_IN" w:bidi="gu_IN"/>
@@ -13803,18 +13611,12 @@
         </w:rPr>
         <w:t xml:space="preserve">જુઓ તમે આનું ભાષાંતર </w:t>
       </w:r>
-      <w:hyperlink r:id="rId33">
-        <w:r>
-          <w:rPr>
-            <w:lang w:val="gu_IN" w:bidi="gu_IN"/>
-          </w:rPr>
-          <w:rPr>
-            <w:color w:val="0000EE"/>
-            <w:u w:val="single"/>
-          </w:rPr>
-          <w:t>૨:૯</w:t>
-        </w:r>
-      </w:hyperlink>
+      <w:r>
+        <w:rPr>
+          <w:lang w:val="gu_IN" w:bidi="gu_IN"/>
+        </w:rPr>
+        <w:t>૨:૯</w:t>
+      </w:r>
       <w:r>
         <w:rPr>
           <w:lang w:val="gu_IN" w:bidi="gu_IN"/>
@@ -14001,18 +13803,12 @@
         </w:rPr>
         <w:t xml:space="preserve">જેમ </w:t>
       </w:r>
-      <w:hyperlink r:id="rId19">
-        <w:r>
-          <w:rPr>
-            <w:lang w:val="gu_IN" w:bidi="gu_IN"/>
-          </w:rPr>
-          <w:rPr>
-            <w:color w:val="0000EE"/>
-            <w:u w:val="single"/>
-          </w:rPr>
-          <w:t>૧:૫</w:t>
-        </w:r>
-      </w:hyperlink>
+      <w:r>
+        <w:rPr>
+          <w:lang w:val="gu_IN" w:bidi="gu_IN"/>
+        </w:rPr>
+        <w:t>૧:૫</w:t>
+      </w:r>
       <w:r>
         <w:rPr>
           <w:lang w:val="gu_IN" w:bidi="gu_IN"/>
@@ -14469,18 +14265,12 @@
         </w:rPr>
         <w:t xml:space="preserve">[૨: ૧] (../ ૦૨/૦૧.md) માં અને આ પત્રમાં અન્ય ઘણા સ્થળોએ યોહાન “નાના બાળકો” પદનો ઉપયોગ કરે છે, જે બધા વિશ્વાસીઓના સંદર્ભમાં છે, જેઓને તે લખી રહ્યો છે. [૨: ૧] (../ ૦૨/૦૧.md)ની બે નોંધોમાં તેનો ખુલાસો જુઓ. યુ.એસ.ટી. આ શબ્દનો અર્થ આ કિસ્સામાં પણ કરે છે. જો કે, તે પણ શક્ય છે કે આ કિસ્સામાં આ શબ્દ વધુ વિશિષ્ટ અર્થ ધરાવે છે અને તે માત્ર કેટલાક વિશ્વાસીઓને સંદર્ભિત કરે છે, કારણ કે એવું લાગે છે કે વિશ્વાસીઓના ત્રણ જૂથોમાંથી ફક્ત એક જ જૂથનું પ્રતિનિધિત્વ કરે છે જેને યોહાન [૨: ૧૨–૧૪] (../૦૨/૧૨.md)માં બે વખત સંબોધે છે. વધુમાં, </w:t>
       </w:r>
-      <w:hyperlink r:id="rId34">
-        <w:r>
-          <w:rPr>
-            <w:lang w:val="gu_IN" w:bidi="gu_IN"/>
-          </w:rPr>
-          <w:rPr>
-            <w:color w:val="0000EE"/>
-            <w:u w:val="single"/>
-          </w:rPr>
-          <w:t>૨:૧૪</w:t>
-        </w:r>
-      </w:hyperlink>
+      <w:r>
+        <w:rPr>
+          <w:lang w:val="gu_IN" w:bidi="gu_IN"/>
+        </w:rPr>
+        <w:t>૨:૧૪</w:t>
+      </w:r>
       <w:r>
         <w:rPr>
           <w:lang w:val="gu_IN" w:bidi="gu_IN"/>
@@ -15555,36 +15345,24 @@
         </w:rPr>
         <w:t xml:space="preserve">જેમ </w:t>
       </w:r>
-      <w:hyperlink r:id="rId35">
-        <w:r>
-          <w:rPr>
-            <w:lang w:val="gu_IN" w:bidi="gu_IN"/>
-          </w:rPr>
-          <w:rPr>
-            <w:color w:val="0000EE"/>
-            <w:u w:val="single"/>
-          </w:rPr>
-          <w:t>૨:૧૨</w:t>
-        </w:r>
-      </w:hyperlink>
+      <w:r>
+        <w:rPr>
+          <w:lang w:val="gu_IN" w:bidi="gu_IN"/>
+        </w:rPr>
+        <w:t>૨:૧૨</w:t>
+      </w:r>
       <w:r>
         <w:rPr>
           <w:lang w:val="gu_IN" w:bidi="gu_IN"/>
         </w:rPr>
         <w:t xml:space="preserve">માં વાક્ય છે તેમ આ વાક્ય મૂળભૂત રીતે સમાન અર્થ ધરાવે છે. જેમ </w:t>
       </w:r>
-      <w:hyperlink r:id="rId14">
-        <w:r>
-          <w:rPr>
-            <w:lang w:val="gu_IN" w:bidi="gu_IN"/>
-          </w:rPr>
-          <w:rPr>
-            <w:color w:val="0000EE"/>
-            <w:u w:val="single"/>
-          </w:rPr>
-          <w:t>૨:૧૩</w:t>
-        </w:r>
-      </w:hyperlink>
+      <w:r>
+        <w:rPr>
+          <w:lang w:val="gu_IN" w:bidi="gu_IN"/>
+        </w:rPr>
+        <w:t>૨:૧૩</w:t>
+      </w:r>
       <w:r>
         <w:rPr>
           <w:lang w:val="gu_IN" w:bidi="gu_IN"/>
@@ -15681,18 +15459,12 @@
         </w:rPr>
         <w:t xml:space="preserve">કેટલાક બાઇબલમાં, આ વાક્ય કલમની શરૂઆતના સ્થાને નહિ પરંતુ </w:t>
       </w:r>
-      <w:hyperlink r:id="rId14">
-        <w:r>
-          <w:rPr>
-            <w:lang w:val="gu_IN" w:bidi="gu_IN"/>
-          </w:rPr>
-          <w:rPr>
-            <w:color w:val="0000EE"/>
-            <w:u w:val="single"/>
-          </w:rPr>
-          <w:t>૨:૧૩</w:t>
-        </w:r>
-      </w:hyperlink>
+      <w:r>
+        <w:rPr>
+          <w:lang w:val="gu_IN" w:bidi="gu_IN"/>
+        </w:rPr>
+        <w:t>૨:૧૩</w:t>
+      </w:r>
       <w:r>
         <w:rPr>
           <w:lang w:val="gu_IN" w:bidi="gu_IN"/>
@@ -15789,18 +15561,12 @@
         </w:rPr>
         <w:t xml:space="preserve">“મેં લખ્યું છે” એમ કહેવા દ્વારા યોહાન પોતાને થોડી અલગ રીતે વ્યક્ત કરે છે, </w:t>
       </w:r>
-      <w:hyperlink r:id="rId35">
-        <w:r>
-          <w:rPr>
-            <w:lang w:val="gu_IN" w:bidi="gu_IN"/>
-          </w:rPr>
-          <w:rPr>
-            <w:color w:val="0000EE"/>
-            <w:u w:val="single"/>
-          </w:rPr>
-          <w:t>૨:૧૨–૧૩</w:t>
-        </w:r>
-      </w:hyperlink>
+      <w:r>
+        <w:rPr>
+          <w:lang w:val="gu_IN" w:bidi="gu_IN"/>
+        </w:rPr>
+        <w:t>૨:૧૨–૧૩</w:t>
+      </w:r>
       <w:r>
         <w:rPr>
           <w:lang w:val="gu_IN" w:bidi="gu_IN"/>
@@ -15897,18 +15663,12 @@
         </w:rPr>
         <w:t xml:space="preserve">જ્યારે આ “નાના બાળકો” પદ કરતા થોડું અલગ પદ છે, </w:t>
       </w:r>
-      <w:hyperlink r:id="rId35">
-        <w:r>
-          <w:rPr>
-            <w:lang w:val="gu_IN" w:bidi="gu_IN"/>
-          </w:rPr>
-          <w:rPr>
-            <w:color w:val="0000EE"/>
-            <w:u w:val="single"/>
-          </w:rPr>
-          <w:t>૨:૧૨</w:t>
-        </w:r>
-      </w:hyperlink>
+      <w:r>
+        <w:rPr>
+          <w:lang w:val="gu_IN" w:bidi="gu_IN"/>
+        </w:rPr>
+        <w:t>૨:૧૨</w:t>
+      </w:r>
       <w:r>
         <w:rPr>
           <w:lang w:val="gu_IN" w:bidi="gu_IN"/>
@@ -16005,18 +15765,12 @@
         </w:rPr>
         <w:t xml:space="preserve">જેમ </w:t>
       </w:r>
-      <w:hyperlink r:id="rId36">
-        <w:r>
-          <w:rPr>
-            <w:lang w:val="gu_IN" w:bidi="gu_IN"/>
-          </w:rPr>
-          <w:rPr>
-            <w:color w:val="0000EE"/>
-            <w:u w:val="single"/>
-          </w:rPr>
-          <w:t>૨:૪</w:t>
-        </w:r>
-      </w:hyperlink>
+      <w:r>
+        <w:rPr>
+          <w:lang w:val="gu_IN" w:bidi="gu_IN"/>
+        </w:rPr>
+        <w:t>૨:૪</w:t>
+      </w:r>
       <w:r>
         <w:rPr>
           <w:lang w:val="gu_IN" w:bidi="gu_IN"/>
@@ -16191,18 +15945,12 @@
         </w:rPr>
         <w:t xml:space="preserve">શબ્દ “પિતાઓ”નો સંભવિત અર્થ અલંકારિક રીતે જેમ </w:t>
       </w:r>
-      <w:hyperlink r:id="rId14">
-        <w:r>
-          <w:rPr>
-            <w:lang w:val="gu_IN" w:bidi="gu_IN"/>
-          </w:rPr>
-          <w:rPr>
-            <w:color w:val="0000EE"/>
-            <w:u w:val="single"/>
-          </w:rPr>
-          <w:t>૨:૧૩</w:t>
-        </w:r>
-      </w:hyperlink>
+      <w:r>
+        <w:rPr>
+          <w:lang w:val="gu_IN" w:bidi="gu_IN"/>
+        </w:rPr>
+        <w:t>૨:૧૩</w:t>
+      </w:r>
       <w:r>
         <w:rPr>
           <w:lang w:val="gu_IN" w:bidi="gu_IN"/>
@@ -16299,18 +16047,12 @@
         </w:rPr>
         <w:t xml:space="preserve">જેમ </w:t>
       </w:r>
-      <w:hyperlink r:id="rId36">
-        <w:r>
-          <w:rPr>
-            <w:lang w:val="gu_IN" w:bidi="gu_IN"/>
-          </w:rPr>
-          <w:rPr>
-            <w:color w:val="0000EE"/>
-            <w:u w:val="single"/>
-          </w:rPr>
-          <w:t>૨:૪</w:t>
-        </w:r>
-      </w:hyperlink>
+      <w:r>
+        <w:rPr>
+          <w:lang w:val="gu_IN" w:bidi="gu_IN"/>
+        </w:rPr>
+        <w:t>૨:૪</w:t>
+      </w:r>
       <w:r>
         <w:rPr>
           <w:lang w:val="gu_IN" w:bidi="gu_IN"/>
@@ -16479,18 +16221,12 @@
           <w:lang w:val="gu_IN" w:bidi="gu_IN"/>
         </w:rPr>
       </w:r>
-      <w:hyperlink r:id="rId14">
-        <w:r>
-          <w:rPr>
-            <w:lang w:val="gu_IN" w:bidi="gu_IN"/>
-          </w:rPr>
-          <w:rPr>
-            <w:color w:val="0000EE"/>
-            <w:u w:val="single"/>
-          </w:rPr>
-          <w:t>૨:૧૩</w:t>
-        </w:r>
-      </w:hyperlink>
+      <w:r>
+        <w:rPr>
+          <w:lang w:val="gu_IN" w:bidi="gu_IN"/>
+        </w:rPr>
+        <w:t>૨:૧૩</w:t>
+      </w:r>
       <w:r>
         <w:rPr>
           <w:lang w:val="gu_IN" w:bidi="gu_IN"/>
@@ -17847,18 +17583,12 @@
         </w:rPr>
         <w:t xml:space="preserve">જુઓ કે તમે સમાન અભિવ્યક્તિનું ભાષાંતર </w:t>
       </w:r>
-      <w:hyperlink r:id="rId37">
-        <w:r>
-          <w:rPr>
-            <w:lang w:val="gu_IN" w:bidi="gu_IN"/>
-          </w:rPr>
-          <w:rPr>
-            <w:color w:val="0000EE"/>
-            <w:u w:val="single"/>
-          </w:rPr>
-          <w:t>૨:૧૫</w:t>
-        </w:r>
-      </w:hyperlink>
+      <w:r>
+        <w:rPr>
+          <w:lang w:val="gu_IN" w:bidi="gu_IN"/>
+        </w:rPr>
+        <w:t>૨:૧૫</w:t>
+      </w:r>
       <w:r>
         <w:rPr>
           <w:lang w:val="gu_IN" w:bidi="gu_IN"/>
@@ -18135,18 +17865,12 @@
         </w:rPr>
         <w:t xml:space="preserve">યોહાન સંભવિતપણે ગ્રીક શબ્દ જેનું ભાષાંતર યુ.એલ.ટી. “જીવન” તરીકે કરે છે, તેના એક ચોક્કસ અર્થોમાં, “માલિકી હોવી”નો અર્થ દર્શાવવા, જેમ </w:t>
       </w:r>
-      <w:hyperlink r:id="rId38">
-        <w:r>
-          <w:rPr>
-            <w:lang w:val="gu_IN" w:bidi="gu_IN"/>
-          </w:rPr>
-          <w:rPr>
-            <w:color w:val="0000EE"/>
-            <w:u w:val="single"/>
-          </w:rPr>
-          <w:t>૩:૧૭</w:t>
-        </w:r>
-      </w:hyperlink>
+      <w:r>
+        <w:rPr>
+          <w:lang w:val="gu_IN" w:bidi="gu_IN"/>
+        </w:rPr>
+        <w:t>૩:૧૭</w:t>
+      </w:r>
       <w:r>
         <w:rPr>
           <w:lang w:val="gu_IN" w:bidi="gu_IN"/>
@@ -18231,18 +17955,12 @@
         </w:rPr>
         <w:t xml:space="preserve">જુઓ કે તમે </w:t>
       </w:r>
-      <w:hyperlink r:id="rId37">
-        <w:r>
-          <w:rPr>
-            <w:lang w:val="gu_IN" w:bidi="gu_IN"/>
-          </w:rPr>
-          <w:rPr>
-            <w:color w:val="0000EE"/>
-            <w:u w:val="single"/>
-          </w:rPr>
-          <w:t>૨:૧૫</w:t>
-        </w:r>
-      </w:hyperlink>
+      <w:r>
+        <w:rPr>
+          <w:lang w:val="gu_IN" w:bidi="gu_IN"/>
+        </w:rPr>
+        <w:t>૨:૧૫</w:t>
+      </w:r>
       <w:r>
         <w:rPr>
           <w:lang w:val="gu_IN" w:bidi="gu_IN"/>
@@ -18429,18 +18147,12 @@
         </w:rPr>
         <w:t xml:space="preserve">જુઓ કે તમે </w:t>
       </w:r>
-      <w:hyperlink r:id="rId37">
-        <w:r>
-          <w:rPr>
-            <w:lang w:val="gu_IN" w:bidi="gu_IN"/>
-          </w:rPr>
-          <w:rPr>
-            <w:color w:val="0000EE"/>
-            <w:u w:val="single"/>
-          </w:rPr>
-          <w:t>૨:૧૫</w:t>
-        </w:r>
-      </w:hyperlink>
+      <w:r>
+        <w:rPr>
+          <w:lang w:val="gu_IN" w:bidi="gu_IN"/>
+        </w:rPr>
+        <w:t>૨:૧૫</w:t>
+      </w:r>
       <w:r>
         <w:rPr>
           <w:lang w:val="gu_IN" w:bidi="gu_IN"/>
@@ -18807,18 +18519,12 @@
         </w:rPr>
         <w:t xml:space="preserve">જો તમારી ભાષામાં તે વધુ સ્પસ્ટ હોય તો, તમે આનું ભાષાંતર બહુવચન તરીકે કરી શકો છો, જ્યારે યોહાન આ બધા પ્રકારની “ઈચ્છાઓ”નો ઉલ્લેખ કરી રહ્યો છે જે તેણે </w:t>
       </w:r>
-      <w:hyperlink r:id="rId39">
-        <w:r>
-          <w:rPr>
-            <w:lang w:val="gu_IN" w:bidi="gu_IN"/>
-          </w:rPr>
-          <w:rPr>
-            <w:color w:val="0000EE"/>
-            <w:u w:val="single"/>
-          </w:rPr>
-          <w:t>૨:૧૬</w:t>
-        </w:r>
-      </w:hyperlink>
+      <w:r>
+        <w:rPr>
+          <w:lang w:val="gu_IN" w:bidi="gu_IN"/>
+        </w:rPr>
+        <w:t>૨:૧૬</w:t>
+      </w:r>
       <w:r>
         <w:rPr>
           <w:lang w:val="gu_IN" w:bidi="gu_IN"/>
@@ -19095,36 +18801,24 @@
         </w:rPr>
         <w:t xml:space="preserve">આ એ જ શબ્દ છે જે યોહાને નવા વિશ્વાસીઓનું વર્ણન કરવા માટે </w:t>
       </w:r>
-      <w:hyperlink r:id="rId34">
-        <w:r>
-          <w:rPr>
-            <w:lang w:val="gu_IN" w:bidi="gu_IN"/>
-          </w:rPr>
-          <w:rPr>
-            <w:color w:val="0000EE"/>
-            <w:u w:val="single"/>
-          </w:rPr>
-          <w:t>૨:૧૪</w:t>
-        </w:r>
-      </w:hyperlink>
+      <w:r>
+        <w:rPr>
+          <w:lang w:val="gu_IN" w:bidi="gu_IN"/>
+        </w:rPr>
+        <w:t>૨:૧૪</w:t>
+      </w:r>
       <w:r>
         <w:rPr>
           <w:lang w:val="gu_IN" w:bidi="gu_IN"/>
         </w:rPr>
         <w:t xml:space="preserve"> માં અલંકારિક રીતે ઉપયોગ કર્યો હતો, પરંતુ અહિ તે શબ્દની માત્ર એક શૈલીયુક્ત ભિન્નતા હોય તેવું લાગે છે જેનો ઉપયોગ તે </w:t>
       </w:r>
-      <w:hyperlink r:id="rId40">
-        <w:r>
-          <w:rPr>
-            <w:lang w:val="gu_IN" w:bidi="gu_IN"/>
-          </w:rPr>
-          <w:rPr>
-            <w:color w:val="0000EE"/>
-            <w:u w:val="single"/>
-          </w:rPr>
-          <w:t>૨:૧</w:t>
-        </w:r>
-      </w:hyperlink>
+      <w:r>
+        <w:rPr>
+          <w:lang w:val="gu_IN" w:bidi="gu_IN"/>
+        </w:rPr>
+        <w:t>૨:૧</w:t>
+      </w:r>
       <w:r>
         <w:rPr>
           <w:lang w:val="gu_IN" w:bidi="gu_IN"/>
@@ -20277,36 +19971,24 @@
         </w:rPr>
         <w:t xml:space="preserve">પવિત્ર આત્માનું પ્રતિનિધિત્વ કરવા “અભિષેક કરવો”નો ઉપયોગ યોહાન અલંકારિક રીતે કરે છે, જેમની હાજરી વિશ્વાસીઓના જીવનમાં દર્શાવે છે કે વિશ્વાસીઓ અલગ કરાયેલા છે અને ઈશ્વરની સેવા કરવા માટે તૈયાર કરાયેલા છે. યોહાન ખાસ રીતે </w:t>
       </w:r>
-      <w:hyperlink r:id="rId41">
-        <w:r>
-          <w:rPr>
-            <w:lang w:val="gu_IN" w:bidi="gu_IN"/>
-          </w:rPr>
-          <w:rPr>
-            <w:color w:val="0000EE"/>
-            <w:u w:val="single"/>
-          </w:rPr>
-          <w:t>૩:૨૪</w:t>
-        </w:r>
-      </w:hyperlink>
+      <w:r>
+        <w:rPr>
+          <w:lang w:val="gu_IN" w:bidi="gu_IN"/>
+        </w:rPr>
+        <w:t>૩:૨૪</w:t>
+      </w:r>
       <w:r>
         <w:rPr>
           <w:lang w:val="gu_IN" w:bidi="gu_IN"/>
         </w:rPr>
         <w:t xml:space="preserve"> અને </w:t>
       </w:r>
-      <w:hyperlink r:id="rId42">
-        <w:r>
-          <w:rPr>
-            <w:lang w:val="gu_IN" w:bidi="gu_IN"/>
-          </w:rPr>
-          <w:rPr>
-            <w:color w:val="0000EE"/>
-            <w:u w:val="single"/>
-          </w:rPr>
-          <w:t>૪:૧૩</w:t>
-        </w:r>
-      </w:hyperlink>
+      <w:r>
+        <w:rPr>
+          <w:lang w:val="gu_IN" w:bidi="gu_IN"/>
+        </w:rPr>
+        <w:t>૪:૧૩</w:t>
+      </w:r>
       <w:r>
         <w:rPr>
           <w:lang w:val="gu_IN" w:bidi="gu_IN"/>
@@ -21291,18 +20973,12 @@
         </w:rPr>
         <w:t xml:space="preserve">યોહાનનો અર્થ એ નથી કે આવી વ્યક્તિ અસલ ખ્રિસ્તવિરોધી છે કે જે પૃથ્વીના ઇતિહાસના અંતે દેખાશે. યોહાન કોઈ ચોક્કસ વ્યક્તિના સંદર્ભમાં નહિ પરંતુ તેના બદલે, તે સામાન્ય રીતે આવા બધા લોકો વિષે વાત કરી રહ્યો છે. જુઓ કે તમે “ખ્રિસ્તવિરોધી” શબ્દનું ભાષાંતર </w:t>
       </w:r>
-      <w:hyperlink r:id="rId22">
-        <w:r>
-          <w:rPr>
-            <w:lang w:val="gu_IN" w:bidi="gu_IN"/>
-          </w:rPr>
-          <w:rPr>
-            <w:color w:val="0000EE"/>
-            <w:u w:val="single"/>
-          </w:rPr>
-          <w:t>૨:૧૮</w:t>
-        </w:r>
-      </w:hyperlink>
+      <w:r>
+        <w:rPr>
+          <w:lang w:val="gu_IN" w:bidi="gu_IN"/>
+        </w:rPr>
+        <w:t>૨:૧૮</w:t>
+      </w:r>
       <w:r>
         <w:rPr>
           <w:lang w:val="gu_IN" w:bidi="gu_IN"/>
@@ -22389,18 +22065,12 @@
         </w:rPr>
         <w:t xml:space="preserve">“માં રહેવું” પદ વિષેની ચર્ચા માટે યોહાનના ૧ લા પત્રના ભાગ ૩ ની પ્રસ્તાવના જુઓ. આ કિસ્સામાં </w:t>
       </w:r>
-      <w:hyperlink r:id="rId13">
-        <w:r>
-          <w:rPr>
-            <w:lang w:val="gu_IN" w:bidi="gu_IN"/>
-          </w:rPr>
-          <w:rPr>
-            <w:color w:val="0000EE"/>
-            <w:u w:val="single"/>
-          </w:rPr>
-          <w:t>૨:૬</w:t>
-        </w:r>
-      </w:hyperlink>
+      <w:r>
+        <w:rPr>
+          <w:lang w:val="gu_IN" w:bidi="gu_IN"/>
+        </w:rPr>
+        <w:t>૨:૬</w:t>
+      </w:r>
       <w:r>
         <w:rPr>
           <w:lang w:val="gu_IN" w:bidi="gu_IN"/>
@@ -22665,54 +22335,36 @@
         </w:rPr>
         <w:t xml:space="preserve">આ સંદર્ભમાં સર્વનામ “તે” ક્યાં તો ઈસુ અથવા ઈશ્વર પિતાનો ઉલ્લેખ કરી શકે છે. જો કે સંભવિતપણે એમ લાગે છે કે તે ઈસુનો ઉલ્લેખ કરે છે જ્યારે યોહાને </w:t>
       </w:r>
-      <w:hyperlink r:id="rId23">
-        <w:r>
-          <w:rPr>
-            <w:lang w:val="gu_IN" w:bidi="gu_IN"/>
-          </w:rPr>
-          <w:rPr>
-            <w:color w:val="0000EE"/>
-            <w:u w:val="single"/>
-          </w:rPr>
-          <w:t>૨:૨૨–૨૩</w:t>
-        </w:r>
-      </w:hyperlink>
+      <w:r>
+        <w:rPr>
+          <w:lang w:val="gu_IN" w:bidi="gu_IN"/>
+        </w:rPr>
+        <w:t>૨:૨૨–૨૩</w:t>
+      </w:r>
       <w:r>
         <w:rPr>
           <w:lang w:val="gu_IN" w:bidi="gu_IN"/>
         </w:rPr>
         <w:t xml:space="preserve">માં હમણાં જ વાત કરી છે, તેમને કબૂલ કરવા કે નકારવા વિષે અને એ ઈસુ જ હતા જેઓએ “અનંતજીવન”નું વચન આપ્યું છે એ દરેકને જે તેમનામાં વિશ્વાસ કરે છે. ઉદાહરણ તરીકે, યોહાનની સુવાર્તા જુઓ </w:t>
       </w:r>
-      <w:hyperlink r:id="rId43">
-        <w:r>
-          <w:rPr>
-            <w:lang w:val="gu_IN" w:bidi="gu_IN"/>
-          </w:rPr>
-          <w:rPr>
-            <w:color w:val="0000EE"/>
-            <w:u w:val="single"/>
-          </w:rPr>
-          <w:t>૩:૩૬</w:t>
-        </w:r>
-      </w:hyperlink>
+      <w:r>
+        <w:rPr>
+          <w:lang w:val="gu_IN" w:bidi="gu_IN"/>
+        </w:rPr>
+        <w:t>૩:૩૬</w:t>
+      </w:r>
       <w:r>
         <w:rPr>
           <w:lang w:val="gu_IN" w:bidi="gu_IN"/>
         </w:rPr>
         <w:t xml:space="preserve"> અને </w:t>
       </w:r>
-      <w:hyperlink r:id="rId44">
-        <w:r>
-          <w:rPr>
-            <w:lang w:val="gu_IN" w:bidi="gu_IN"/>
-          </w:rPr>
-          <w:rPr>
-            <w:color w:val="0000EE"/>
-            <w:u w:val="single"/>
-          </w:rPr>
-          <w:t>૬:૪૭</w:t>
-        </w:r>
-      </w:hyperlink>
+      <w:r>
+        <w:rPr>
+          <w:lang w:val="gu_IN" w:bidi="gu_IN"/>
+        </w:rPr>
+        <w:t>૬:૪૭</w:t>
+      </w:r>
       <w:r>
         <w:rPr>
           <w:lang w:val="gu_IN" w:bidi="gu_IN"/>
@@ -22989,18 +22641,12 @@
         </w:rPr>
         <w:t xml:space="preserve">જુઓ કે તમે </w:t>
       </w:r>
-      <w:hyperlink r:id="rId24">
-        <w:r>
-          <w:rPr>
-            <w:lang w:val="gu_IN" w:bidi="gu_IN"/>
-          </w:rPr>
-          <w:rPr>
-            <w:color w:val="0000EE"/>
-            <w:u w:val="single"/>
-          </w:rPr>
-          <w:t>૨:૨૦</w:t>
-        </w:r>
-      </w:hyperlink>
+      <w:r>
+        <w:rPr>
+          <w:lang w:val="gu_IN" w:bidi="gu_IN"/>
+        </w:rPr>
+        <w:t>૨:૨૦</w:t>
+      </w:r>
       <w:r>
         <w:rPr>
           <w:lang w:val="gu_IN" w:bidi="gu_IN"/>
@@ -23097,18 +22743,12 @@
         </w:rPr>
         <w:t xml:space="preserve">સર્વનામ “તે”ની જેમ </w:t>
       </w:r>
-      <w:hyperlink r:id="rId45">
-        <w:r>
-          <w:rPr>
-            <w:lang w:val="gu_IN" w:bidi="gu_IN"/>
-          </w:rPr>
-          <w:rPr>
-            <w:color w:val="0000EE"/>
-            <w:u w:val="single"/>
-          </w:rPr>
-          <w:t>૨:૨૫</w:t>
-        </w:r>
-      </w:hyperlink>
+      <w:r>
+        <w:rPr>
+          <w:lang w:val="gu_IN" w:bidi="gu_IN"/>
+        </w:rPr>
+        <w:t>૨:૨૫</w:t>
+      </w:r>
       <w:r>
         <w:rPr>
           <w:lang w:val="gu_IN" w:bidi="gu_IN"/>
@@ -23640,18 +23280,12 @@
         </w:rPr>
         <w:t xml:space="preserve">“માં રહેવું” પદ વિષેની ચર્ચા માટે યોહાનના ૧ લા પત્રના ભાગ ૩ ની પ્રસ્તાવના જુઓ. આ કિસ્સામાં, </w:t>
       </w:r>
-      <w:hyperlink r:id="rId13">
-        <w:r>
-          <w:rPr>
-            <w:lang w:val="gu_IN" w:bidi="gu_IN"/>
-          </w:rPr>
-          <w:rPr>
-            <w:color w:val="0000EE"/>
-            <w:u w:val="single"/>
-          </w:rPr>
-          <w:t>૨:૬</w:t>
-        </w:r>
-      </w:hyperlink>
+      <w:r>
+        <w:rPr>
+          <w:lang w:val="gu_IN" w:bidi="gu_IN"/>
+        </w:rPr>
+        <w:t>૨:૬</w:t>
+      </w:r>
       <w:r>
         <w:rPr>
           <w:lang w:val="gu_IN" w:bidi="gu_IN"/>
@@ -23916,18 +23550,12 @@
         </w:rPr>
         <w:t xml:space="preserve">જેમ તે પત્રના નવા ભાગની શરૂઆત કરે છે ત્યારે યોહાન તેના વાચકોને પુનઃસંબોધન કરે છે. જુઓ કે તમે </w:t>
       </w:r>
-      <w:hyperlink r:id="rId40">
-        <w:r>
-          <w:rPr>
-            <w:lang w:val="gu_IN" w:bidi="gu_IN"/>
-          </w:rPr>
-          <w:rPr>
-            <w:color w:val="0000EE"/>
-            <w:u w:val="single"/>
-          </w:rPr>
-          <w:t>૨:૧</w:t>
-        </w:r>
-      </w:hyperlink>
+      <w:r>
+        <w:rPr>
+          <w:lang w:val="gu_IN" w:bidi="gu_IN"/>
+        </w:rPr>
+        <w:t>૨:૧</w:t>
+      </w:r>
       <w:r>
         <w:rPr>
           <w:lang w:val="gu_IN" w:bidi="gu_IN"/>
@@ -24024,18 +23652,12 @@
         </w:rPr>
         <w:t xml:space="preserve">“માં રહેવું” પદ વિષેની ચર્ચા માટે યોહાનના ૧ લા પત્રના ભાગ ૩ ની પ્રસ્તાવના જુઓ. આ કિસ્સામાં, યોહાને હમણાં જ </w:t>
       </w:r>
-      <w:hyperlink r:id="rId46">
-        <w:r>
-          <w:rPr>
-            <w:lang w:val="gu_IN" w:bidi="gu_IN"/>
-          </w:rPr>
-          <w:rPr>
-            <w:color w:val="0000EE"/>
-            <w:u w:val="single"/>
-          </w:rPr>
-          <w:t>૨:૨૭</w:t>
-        </w:r>
-      </w:hyperlink>
+      <w:r>
+        <w:rPr>
+          <w:lang w:val="gu_IN" w:bidi="gu_IN"/>
+        </w:rPr>
+        <w:t>૨:૨૭</w:t>
+      </w:r>
       <w:r>
         <w:rPr>
           <w:lang w:val="gu_IN" w:bidi="gu_IN"/>
@@ -25032,18 +24654,12 @@
         </w:rPr>
         <w:t xml:space="preserve">કેમ કે વિશ્વાસીઓ શબ્દશઃ ઈશ્વર દ્વારા “જન્મ પામ્યા” નથી, તેથી યોહાન અલંકારિક અર્થમાં કહે છે. તે </w:t>
       </w:r>
-      <w:hyperlink r:id="rId47">
-        <w:r>
-          <w:rPr>
-            <w:lang w:val="gu_IN" w:bidi="gu_IN"/>
-          </w:rPr>
-          <w:rPr>
-            <w:color w:val="0000EE"/>
-            <w:u w:val="single"/>
-          </w:rPr>
-          <w:t>૪:૯</w:t>
-        </w:r>
-      </w:hyperlink>
+      <w:r>
+        <w:rPr>
+          <w:lang w:val="gu_IN" w:bidi="gu_IN"/>
+        </w:rPr>
+        <w:t>૪:૯</w:t>
+      </w:r>
       <w:r>
         <w:rPr>
           <w:lang w:val="gu_IN" w:bidi="gu_IN"/>
@@ -25224,18 +24840,12 @@
         </w:rPr>
         <w:t xml:space="preserve">આનો અર્થ એ નથી કે આપણો ઉદ્ધાર અમુક કાર્યો કરવા પર શરતી છે. તેનાથી વિપરીત, યોહાન </w:t>
       </w:r>
-      <w:hyperlink r:id="rId48">
-        <w:r>
-          <w:rPr>
-            <w:lang w:val="gu_IN" w:bidi="gu_IN"/>
-          </w:rPr>
-          <w:rPr>
-            <w:color w:val="0000EE"/>
-            <w:u w:val="single"/>
-          </w:rPr>
-          <w:t>૩:૩૨</w:t>
-        </w:r>
-      </w:hyperlink>
+      <w:r>
+        <w:rPr>
+          <w:lang w:val="gu_IN" w:bidi="gu_IN"/>
+        </w:rPr>
+        <w:t>૩:૩૨</w:t>
+      </w:r>
       <w:r>
         <w:rPr>
           <w:lang w:val="gu_IN" w:bidi="gu_IN"/>
@@ -25285,18 +24895,12 @@
           <w:lang w:val="gu_IN" w:bidi="gu_IN"/>
         </w:rPr>
       </w:r>
-      <w:hyperlink r:id="rId49">
-        <w:r>
-          <w:rPr>
-            <w:lang w:val="gu_IN" w:bidi="gu_IN"/>
-          </w:rPr>
-          <w:rPr>
-            <w:color w:val="0000EE"/>
-            <w:u w:val="single"/>
-          </w:rPr>
-          <w:t>૩:૧</w:t>
-        </w:r>
-      </w:hyperlink>
+      <w:r>
+        <w:rPr>
+          <w:lang w:val="gu_IN" w:bidi="gu_IN"/>
+        </w:rPr>
+        <w:t>૩:૧</w:t>
+      </w:r>
       <w:r>
         <w:rPr>
           <w:lang w:val="gu_IN" w:bidi="gu_IN"/>
@@ -25663,18 +25267,12 @@
         </w:rPr>
         <w:t xml:space="preserve">અહિ યોહાન એ જ રૂપકને </w:t>
       </w:r>
-      <w:hyperlink r:id="rId50">
-        <w:r>
-          <w:rPr>
-            <w:lang w:val="gu_IN" w:bidi="gu_IN"/>
-          </w:rPr>
-          <w:rPr>
-            <w:color w:val="0000EE"/>
-            <w:u w:val="single"/>
-          </w:rPr>
-          <w:t>૨:૨૯</w:t>
-        </w:r>
-      </w:hyperlink>
+      <w:r>
+        <w:rPr>
+          <w:lang w:val="gu_IN" w:bidi="gu_IN"/>
+        </w:rPr>
+        <w:t>૨:૨૯</w:t>
+      </w:r>
       <w:r>
         <w:rPr>
           <w:lang w:val="gu_IN" w:bidi="gu_IN"/>
@@ -26299,18 +25897,12 @@
         </w:rPr>
         <w:t xml:space="preserve">જુઓ કે તમે આનું ભાષાંતર </w:t>
       </w:r>
-      <w:hyperlink r:id="rId31">
-        <w:r>
-          <w:rPr>
-            <w:lang w:val="gu_IN" w:bidi="gu_IN"/>
-          </w:rPr>
-          <w:rPr>
-            <w:color w:val="0000EE"/>
-            <w:u w:val="single"/>
-          </w:rPr>
-          <w:t>૨:૭</w:t>
-        </w:r>
-      </w:hyperlink>
+      <w:r>
+        <w:rPr>
+          <w:lang w:val="gu_IN" w:bidi="gu_IN"/>
+        </w:rPr>
+        <w:t>૨:૭</w:t>
+      </w:r>
       <w:r>
         <w:rPr>
           <w:lang w:val="gu_IN" w:bidi="gu_IN"/>
@@ -26407,18 +25999,12 @@
         </w:rPr>
         <w:t xml:space="preserve">તમે </w:t>
       </w:r>
-      <w:hyperlink r:id="rId49">
-        <w:r>
-          <w:rPr>
-            <w:lang w:val="gu_IN" w:bidi="gu_IN"/>
-          </w:rPr>
-          <w:rPr>
-            <w:color w:val="0000EE"/>
-            <w:u w:val="single"/>
-          </w:rPr>
-          <w:t>૩:૧</w:t>
-        </w:r>
-      </w:hyperlink>
+      <w:r>
+        <w:rPr>
+          <w:lang w:val="gu_IN" w:bidi="gu_IN"/>
+        </w:rPr>
+        <w:t>૩:૧</w:t>
+      </w:r>
       <w:r>
         <w:rPr>
           <w:lang w:val="gu_IN" w:bidi="gu_IN"/>
@@ -26695,18 +26281,12 @@
         </w:rPr>
         <w:t xml:space="preserve">૧ લા યોહાનની પ્રસ્તાવના ભાગ 3 માં "પ્રગટ થયા/દેખાયા" શબ્દની ચર્ચા જુઓ. આ કિસ્સામાં શબ્દનો અર્થ </w:t>
       </w:r>
-      <w:hyperlink r:id="rId51">
-        <w:r>
-          <w:rPr>
-            <w:lang w:val="gu_IN" w:bidi="gu_IN"/>
-          </w:rPr>
-          <w:rPr>
-            <w:color w:val="0000EE"/>
-            <w:u w:val="single"/>
-          </w:rPr>
-          <w:t>૨:૨૮</w:t>
-        </w:r>
-      </w:hyperlink>
+      <w:r>
+        <w:rPr>
+          <w:lang w:val="gu_IN" w:bidi="gu_IN"/>
+        </w:rPr>
+        <w:t>૨:૨૮</w:t>
+      </w:r>
       <w:r>
         <w:rPr>
           <w:lang w:val="gu_IN" w:bidi="gu_IN"/>
@@ -27613,18 +27193,12 @@
         </w:rPr>
         <w:t xml:space="preserve">“માં રહેવું” પદ વિષેની ચર્ચા માટે યોહાનના ૧ લા પત્રના ભાગ ૩ ની પ્રસ્તાવના જુઓ. આ કિસ્સામાં, </w:t>
       </w:r>
-      <w:hyperlink r:id="rId13">
-        <w:r>
-          <w:rPr>
-            <w:lang w:val="gu_IN" w:bidi="gu_IN"/>
-          </w:rPr>
-          <w:rPr>
-            <w:color w:val="0000EE"/>
-            <w:u w:val="single"/>
-          </w:rPr>
-          <w:t>૨:૬</w:t>
-        </w:r>
-      </w:hyperlink>
+      <w:r>
+        <w:rPr>
+          <w:lang w:val="gu_IN" w:bidi="gu_IN"/>
+        </w:rPr>
+        <w:t>૨:૬</w:t>
+      </w:r>
       <w:r>
         <w:rPr>
           <w:lang w:val="gu_IN" w:bidi="gu_IN"/>
@@ -28171,18 +27745,12 @@
         </w:rPr>
         <w:t xml:space="preserve">તમે </w:t>
       </w:r>
-      <w:hyperlink r:id="rId40">
-        <w:r>
-          <w:rPr>
-            <w:lang w:val="gu_IN" w:bidi="gu_IN"/>
-          </w:rPr>
-          <w:rPr>
-            <w:color w:val="0000EE"/>
-            <w:u w:val="single"/>
-          </w:rPr>
-          <w:t>૨:૧</w:t>
-        </w:r>
-      </w:hyperlink>
+      <w:r>
+        <w:rPr>
+          <w:lang w:val="gu_IN" w:bidi="gu_IN"/>
+        </w:rPr>
+        <w:t>૨:૧</w:t>
+      </w:r>
       <w:r>
         <w:rPr>
           <w:lang w:val="gu_IN" w:bidi="gu_IN"/>
@@ -28279,18 +27847,12 @@
         </w:rPr>
         <w:t xml:space="preserve">તમે </w:t>
       </w:r>
-      <w:hyperlink r:id="rId52">
-        <w:r>
-          <w:rPr>
-            <w:lang w:val="gu_IN" w:bidi="gu_IN"/>
-          </w:rPr>
-          <w:rPr>
-            <w:color w:val="0000EE"/>
-            <w:u w:val="single"/>
-          </w:rPr>
-          <w:t>૨:૨૬</w:t>
-        </w:r>
-      </w:hyperlink>
+      <w:r>
+        <w:rPr>
+          <w:lang w:val="gu_IN" w:bidi="gu_IN"/>
+        </w:rPr>
+        <w:t>૨:૨૬</w:t>
+      </w:r>
       <w:r>
         <w:rPr>
           <w:lang w:val="gu_IN" w:bidi="gu_IN"/>
@@ -28387,18 +27949,12 @@
         </w:rPr>
         <w:t xml:space="preserve">તમે </w:t>
       </w:r>
-      <w:hyperlink r:id="rId50">
-        <w:r>
-          <w:rPr>
-            <w:lang w:val="gu_IN" w:bidi="gu_IN"/>
-          </w:rPr>
-          <w:rPr>
-            <w:color w:val="0000EE"/>
-            <w:u w:val="single"/>
-          </w:rPr>
-          <w:t>૨:૨૯</w:t>
-        </w:r>
-      </w:hyperlink>
+      <w:r>
+        <w:rPr>
+          <w:lang w:val="gu_IN" w:bidi="gu_IN"/>
+        </w:rPr>
+        <w:t>૨:૨૯</w:t>
+      </w:r>
       <w:r>
         <w:rPr>
           <w:lang w:val="gu_IN" w:bidi="gu_IN"/>
@@ -28675,18 +28231,12 @@
         </w:rPr>
         <w:t xml:space="preserve">અહિ નામયોગી અવ્યય “તરફથી” તે સંજ્ઞાના પ્રભાવને સૂચવે છે. અહિ આનો ઉપયોગ </w:t>
       </w:r>
-      <w:hyperlink r:id="rId39">
-        <w:r>
-          <w:rPr>
-            <w:lang w:val="gu_IN" w:bidi="gu_IN"/>
-          </w:rPr>
-          <w:rPr>
-            <w:color w:val="0000EE"/>
-            <w:u w:val="single"/>
-          </w:rPr>
-          <w:t>૨:૧૬</w:t>
-        </w:r>
-      </w:hyperlink>
+      <w:r>
+        <w:rPr>
+          <w:lang w:val="gu_IN" w:bidi="gu_IN"/>
+        </w:rPr>
+        <w:t>૨:૧૬</w:t>
+      </w:r>
       <w:r>
         <w:rPr>
           <w:lang w:val="gu_IN" w:bidi="gu_IN"/>
@@ -28951,18 +28501,12 @@
         </w:rPr>
         <w:t xml:space="preserve">૧ લા યોહાનની પ્રસ્તાવના ભાગ 3 માં "પ્રગટ થયા/દેખાયા" શબ્દની ચર્ચા જુઓ. અહિ આ શબ્દનો સક્રિય અર્થ જણાય છે અને તે </w:t>
       </w:r>
-      <w:hyperlink r:id="rId53">
-        <w:r>
-          <w:rPr>
-            <w:lang w:val="gu_IN" w:bidi="gu_IN"/>
-          </w:rPr>
-          <w:rPr>
-            <w:color w:val="0000EE"/>
-            <w:u w:val="single"/>
-          </w:rPr>
-          <w:t>૩:૫</w:t>
-        </w:r>
-      </w:hyperlink>
+      <w:r>
+        <w:rPr>
+          <w:lang w:val="gu_IN" w:bidi="gu_IN"/>
+        </w:rPr>
+        <w:t>૩:૫</w:t>
+      </w:r>
       <w:r>
         <w:rPr>
           <w:lang w:val="gu_IN" w:bidi="gu_IN"/>
@@ -29149,18 +28693,12 @@
         </w:rPr>
         <w:t xml:space="preserve">તમે </w:t>
       </w:r>
-      <w:hyperlink r:id="rId50">
-        <w:r>
-          <w:rPr>
-            <w:lang w:val="gu_IN" w:bidi="gu_IN"/>
-          </w:rPr>
-          <w:rPr>
-            <w:color w:val="0000EE"/>
-            <w:u w:val="single"/>
-          </w:rPr>
-          <w:t>૨:૨૯</w:t>
-        </w:r>
-      </w:hyperlink>
+      <w:r>
+        <w:rPr>
+          <w:lang w:val="gu_IN" w:bidi="gu_IN"/>
+        </w:rPr>
+        <w:t>૨:૨૯</w:t>
+      </w:r>
       <w:r>
         <w:rPr>
           <w:lang w:val="gu_IN" w:bidi="gu_IN"/>
@@ -29257,18 +28795,12 @@
         </w:rPr>
         <w:t xml:space="preserve">જુઓ કે શું </w:t>
       </w:r>
-      <w:hyperlink r:id="rId50">
-        <w:r>
-          <w:rPr>
-            <w:lang w:val="gu_IN" w:bidi="gu_IN"/>
-          </w:rPr>
-          <w:rPr>
-            <w:color w:val="0000EE"/>
-            <w:u w:val="single"/>
-          </w:rPr>
-          <w:t>૨:૨૯</w:t>
-        </w:r>
-      </w:hyperlink>
+      <w:r>
+        <w:rPr>
+          <w:lang w:val="gu_IN" w:bidi="gu_IN"/>
+        </w:rPr>
+        <w:t>૨:૨૯</w:t>
+      </w:r>
       <w:r>
         <w:rPr>
           <w:lang w:val="gu_IN" w:bidi="gu_IN"/>
@@ -29455,18 +28987,12 @@
         </w:rPr>
         <w:t xml:space="preserve">“માં રહેવું” પદ વિષેની ચર્ચા માટે યોહાનના ૧ લા પત્રના ભાગ ૩ ની પ્રસ્તાવના જુઓ. આ કિસ્સામાં, </w:t>
       </w:r>
-      <w:hyperlink r:id="rId46">
-        <w:r>
-          <w:rPr>
-            <w:lang w:val="gu_IN" w:bidi="gu_IN"/>
-          </w:rPr>
-          <w:rPr>
-            <w:color w:val="0000EE"/>
-            <w:u w:val="single"/>
-          </w:rPr>
-          <w:t>૨:૨૭</w:t>
-        </w:r>
-      </w:hyperlink>
+      <w:r>
+        <w:rPr>
+          <w:lang w:val="gu_IN" w:bidi="gu_IN"/>
+        </w:rPr>
+        <w:t>૨:૨૭</w:t>
+      </w:r>
       <w:r>
         <w:rPr>
           <w:lang w:val="gu_IN" w:bidi="gu_IN"/>
@@ -29923,18 +29449,12 @@
         </w:rPr>
         <w:t xml:space="preserve">તમે </w:t>
       </w:r>
-      <w:hyperlink r:id="rId50">
-        <w:r>
-          <w:rPr>
-            <w:lang w:val="gu_IN" w:bidi="gu_IN"/>
-          </w:rPr>
-          <w:rPr>
-            <w:color w:val="0000EE"/>
-            <w:u w:val="single"/>
-          </w:rPr>
-          <w:t>૨:૨૯</w:t>
-        </w:r>
-      </w:hyperlink>
+      <w:r>
+        <w:rPr>
+          <w:lang w:val="gu_IN" w:bidi="gu_IN"/>
+        </w:rPr>
+        <w:t>૨:૨૯</w:t>
+      </w:r>
       <w:r>
         <w:rPr>
           <w:lang w:val="gu_IN" w:bidi="gu_IN"/>
@@ -30211,18 +29731,12 @@
         </w:rPr>
         <w:t xml:space="preserve">તમે </w:t>
       </w:r>
-      <w:hyperlink r:id="rId33">
-        <w:r>
-          <w:rPr>
-            <w:lang w:val="gu_IN" w:bidi="gu_IN"/>
-          </w:rPr>
-          <w:rPr>
-            <w:color w:val="0000EE"/>
-            <w:u w:val="single"/>
-          </w:rPr>
-          <w:t>૨:૯</w:t>
-        </w:r>
-      </w:hyperlink>
+      <w:r>
+        <w:rPr>
+          <w:lang w:val="gu_IN" w:bidi="gu_IN"/>
+        </w:rPr>
+        <w:t>૨:૯</w:t>
+      </w:r>
       <w:r>
         <w:rPr>
           <w:lang w:val="gu_IN" w:bidi="gu_IN"/>
@@ -31105,18 +30619,12 @@
         </w:rPr>
         <w:t xml:space="preserve">તમે </w:t>
       </w:r>
-      <w:hyperlink r:id="rId33">
-        <w:r>
-          <w:rPr>
-            <w:lang w:val="gu_IN" w:bidi="gu_IN"/>
-          </w:rPr>
-          <w:rPr>
-            <w:color w:val="0000EE"/>
-            <w:u w:val="single"/>
-          </w:rPr>
-          <w:t>૨:૯</w:t>
-        </w:r>
-      </w:hyperlink>
+      <w:r>
+        <w:rPr>
+          <w:lang w:val="gu_IN" w:bidi="gu_IN"/>
+        </w:rPr>
+        <w:t>૨:૯</w:t>
+      </w:r>
       <w:r>
         <w:rPr>
           <w:lang w:val="gu_IN" w:bidi="gu_IN"/>
@@ -31573,18 +31081,12 @@
         </w:rPr>
         <w:t xml:space="preserve">તમે </w:t>
       </w:r>
-      <w:hyperlink r:id="rId33">
-        <w:r>
-          <w:rPr>
-            <w:lang w:val="gu_IN" w:bidi="gu_IN"/>
-          </w:rPr>
-          <w:rPr>
-            <w:color w:val="0000EE"/>
-            <w:u w:val="single"/>
-          </w:rPr>
-          <w:t>૨:૯</w:t>
-        </w:r>
-      </w:hyperlink>
+      <w:r>
+        <w:rPr>
+          <w:lang w:val="gu_IN" w:bidi="gu_IN"/>
+        </w:rPr>
+        <w:t>૨:૯</w:t>
+      </w:r>
       <w:r>
         <w:rPr>
           <w:lang w:val="gu_IN" w:bidi="gu_IN"/>
@@ -31861,18 +31363,12 @@
         </w:rPr>
         <w:t xml:space="preserve">યોહાન “ખૂની” શબ્દનો અલંકારિક રૂપે ઉપયોગ કરી રહ્યો છે, અને તે માથ્થી </w:t>
       </w:r>
-      <w:hyperlink r:id="rId54">
-        <w:r>
-          <w:rPr>
-            <w:lang w:val="gu_IN" w:bidi="gu_IN"/>
-          </w:rPr>
-          <w:rPr>
-            <w:color w:val="0000EE"/>
-            <w:u w:val="single"/>
-          </w:rPr>
-          <w:t>૫:૨૧–૨૨</w:t>
-        </w:r>
-      </w:hyperlink>
+      <w:r>
+        <w:rPr>
+          <w:lang w:val="gu_IN" w:bidi="gu_IN"/>
+        </w:rPr>
+        <w:t>૫:૨૧–૨૨</w:t>
+      </w:r>
       <w:r>
         <w:rPr>
           <w:lang w:val="gu_IN" w:bidi="gu_IN"/>
@@ -31969,18 +31465,12 @@
         </w:rPr>
         <w:t xml:space="preserve">તમે </w:t>
       </w:r>
-      <w:hyperlink r:id="rId33">
-        <w:r>
-          <w:rPr>
-            <w:lang w:val="gu_IN" w:bidi="gu_IN"/>
-          </w:rPr>
-          <w:rPr>
-            <w:color w:val="0000EE"/>
-            <w:u w:val="single"/>
-          </w:rPr>
-          <w:t>૨:૯</w:t>
-        </w:r>
-      </w:hyperlink>
+      <w:r>
+        <w:rPr>
+          <w:lang w:val="gu_IN" w:bidi="gu_IN"/>
+        </w:rPr>
+        <w:t>૨:૯</w:t>
+      </w:r>
       <w:r>
         <w:rPr>
           <w:lang w:val="gu_IN" w:bidi="gu_IN"/>
@@ -32695,18 +32185,12 @@
         </w:rPr>
         <w:t xml:space="preserve">જુઓ કે તમે આનું ભાષાંતર </w:t>
       </w:r>
-      <w:hyperlink r:id="rId33">
-        <w:r>
-          <w:rPr>
-            <w:lang w:val="gu_IN" w:bidi="gu_IN"/>
-          </w:rPr>
-          <w:rPr>
-            <w:color w:val="0000EE"/>
-            <w:u w:val="single"/>
-          </w:rPr>
-          <w:t>૨:૯</w:t>
-        </w:r>
-      </w:hyperlink>
+      <w:r>
+        <w:rPr>
+          <w:lang w:val="gu_IN" w:bidi="gu_IN"/>
+        </w:rPr>
+        <w:t>૨:૯</w:t>
+      </w:r>
       <w:r>
         <w:rPr>
           <w:lang w:val="gu_IN" w:bidi="gu_IN"/>
@@ -32983,18 +32467,12 @@
         </w:rPr>
         <w:t xml:space="preserve">જુઓ કે તમે આનું ભાષાંતર </w:t>
       </w:r>
-      <w:hyperlink r:id="rId33">
-        <w:r>
-          <w:rPr>
-            <w:lang w:val="gu_IN" w:bidi="gu_IN"/>
-          </w:rPr>
-          <w:rPr>
-            <w:color w:val="0000EE"/>
-            <w:u w:val="single"/>
-          </w:rPr>
-          <w:t>૨:૯</w:t>
-        </w:r>
-      </w:hyperlink>
+      <w:r>
+        <w:rPr>
+          <w:lang w:val="gu_IN" w:bidi="gu_IN"/>
+        </w:rPr>
+        <w:t>૨:૯</w:t>
+      </w:r>
       <w:r>
         <w:rPr>
           <w:lang w:val="gu_IN" w:bidi="gu_IN"/>
@@ -33271,18 +32749,12 @@
         </w:rPr>
         <w:t xml:space="preserve">“માં રહેવું” પદ વિષેની ચર્ચા માટે યોહાનના ૧ લા પત્રના ભાગ ૩ ની પ્રસ્તાવના જુઓ. જેમ </w:t>
       </w:r>
-      <w:hyperlink r:id="rId34">
-        <w:r>
-          <w:rPr>
-            <w:lang w:val="gu_IN" w:bidi="gu_IN"/>
-          </w:rPr>
-          <w:rPr>
-            <w:color w:val="0000EE"/>
-            <w:u w:val="single"/>
-          </w:rPr>
-          <w:t>૨:૧૪</w:t>
-        </w:r>
-      </w:hyperlink>
+      <w:r>
+        <w:rPr>
+          <w:lang w:val="gu_IN" w:bidi="gu_IN"/>
+        </w:rPr>
+        <w:t>૨:૧૪</w:t>
+      </w:r>
       <w:r>
         <w:rPr>
           <w:lang w:val="gu_IN" w:bidi="gu_IN"/>
@@ -33379,18 +32851,12 @@
         </w:rPr>
         <w:t xml:space="preserve">જેમ </w:t>
       </w:r>
-      <w:hyperlink r:id="rId55">
-        <w:r>
-          <w:rPr>
-            <w:lang w:val="gu_IN" w:bidi="gu_IN"/>
-          </w:rPr>
-          <w:rPr>
-            <w:color w:val="0000EE"/>
-            <w:u w:val="single"/>
-          </w:rPr>
-          <w:t>૨:૫</w:t>
-        </w:r>
-      </w:hyperlink>
+      <w:r>
+        <w:rPr>
+          <w:lang w:val="gu_IN" w:bidi="gu_IN"/>
+        </w:rPr>
+        <w:t>૨:૫</w:t>
+      </w:r>
       <w:r>
         <w:rPr>
           <w:lang w:val="gu_IN" w:bidi="gu_IN"/>
@@ -33487,18 +32953,12 @@
         </w:rPr>
         <w:t xml:space="preserve">તમે </w:t>
       </w:r>
-      <w:hyperlink r:id="rId40">
-        <w:r>
-          <w:rPr>
-            <w:lang w:val="gu_IN" w:bidi="gu_IN"/>
-          </w:rPr>
-          <w:rPr>
-            <w:color w:val="0000EE"/>
-            <w:u w:val="single"/>
-          </w:rPr>
-          <w:t>૨:૧</w:t>
-        </w:r>
-      </w:hyperlink>
+      <w:r>
+        <w:rPr>
+          <w:lang w:val="gu_IN" w:bidi="gu_IN"/>
+        </w:rPr>
+        <w:t>૨:૧</w:t>
+      </w:r>
       <w:r>
         <w:rPr>
           <w:lang w:val="gu_IN" w:bidi="gu_IN"/>
@@ -33955,18 +33415,12 @@
         </w:rPr>
         <w:t xml:space="preserve">યોહાન આ કલમમાં પરિણામનું વર્ણન કરે છે. તે પરિણામનું કારણ તે પછીની કલમમાં આપે છે. જો તે તમારી ભાષામાં સ્પષ્ટ હોય તો તમે કલમ સેતુ બનાવીને પરિણામ પહેલાં કારણ મૂકી શકો છો. તમે તમારા અનુવાદમાં પ્રથમ </w:t>
       </w:r>
-      <w:hyperlink r:id="rId56">
-        <w:r>
-          <w:rPr>
-            <w:lang w:val="gu_IN" w:bidi="gu_IN"/>
-          </w:rPr>
-          <w:rPr>
-            <w:color w:val="0000EE"/>
-            <w:u w:val="single"/>
-          </w:rPr>
-          <w:t>૩:૨૦</w:t>
-        </w:r>
-      </w:hyperlink>
+      <w:r>
+        <w:rPr>
+          <w:lang w:val="gu_IN" w:bidi="gu_IN"/>
+        </w:rPr>
+        <w:t>૩:૨૦</w:t>
+      </w:r>
       <w:r>
         <w:rPr>
           <w:lang w:val="gu_IN" w:bidi="gu_IN"/>
@@ -34243,18 +33697,12 @@
         </w:rPr>
         <w:t xml:space="preserve">આનો અર્થ હોઈ શકે છે કે: (૧) યોહાન અલંકારિક રીતે કદાચ ઈશ્વરનો ઉલ્લેખ કરી રહ્યો છે, ઈશ્વર સાચા છે તે રીતે જોડાણ કરીને. બીજા શબ્દોમાં કહીએ તો, ઈશ્વર હંમેશા “સત્ય” કહે છે અને જે કહે છે તે તેઓ કરે છે. વૈકલ્પિક ભાષાંતર: "આપણે ઈશ્વર તરફથી છીએ, જે સત્ય છે" (૨) </w:t>
       </w:r>
-      <w:hyperlink r:id="rId57">
-        <w:r>
-          <w:rPr>
-            <w:lang w:val="gu_IN" w:bidi="gu_IN"/>
-          </w:rPr>
-          <w:rPr>
-            <w:color w:val="0000EE"/>
-            <w:u w:val="single"/>
-          </w:rPr>
-          <w:t>૨:૨૧</w:t>
-        </w:r>
-      </w:hyperlink>
+      <w:r>
+        <w:rPr>
+          <w:lang w:val="gu_IN" w:bidi="gu_IN"/>
+        </w:rPr>
+        <w:t>૨:૨૧</w:t>
+      </w:r>
       <w:r>
         <w:rPr>
           <w:lang w:val="gu_IN" w:bidi="gu_IN"/>
@@ -34441,18 +33889,12 @@
         </w:rPr>
         <w:t xml:space="preserve">તમે </w:t>
       </w:r>
-      <w:hyperlink r:id="rId58">
-        <w:r>
-          <w:rPr>
-            <w:lang w:val="gu_IN" w:bidi="gu_IN"/>
-          </w:rPr>
-          <w:rPr>
-            <w:color w:val="0000EE"/>
-            <w:u w:val="single"/>
-          </w:rPr>
-          <w:t>૩:૧૦</w:t>
-        </w:r>
-      </w:hyperlink>
+      <w:r>
+        <w:rPr>
+          <w:lang w:val="gu_IN" w:bidi="gu_IN"/>
+        </w:rPr>
+        <w:t>૩:૧૦</w:t>
+      </w:r>
       <w:r>
         <w:rPr>
           <w:lang w:val="gu_IN" w:bidi="gu_IN"/>
@@ -34993,18 +34435,12 @@
           <w:lang w:val="gu_IN" w:bidi="gu_IN"/>
         </w:rPr>
       </w:r>
-      <w:hyperlink r:id="rId59">
-        <w:r>
-          <w:rPr>
-            <w:lang w:val="gu_IN" w:bidi="gu_IN"/>
-          </w:rPr>
-          <w:rPr>
-            <w:color w:val="0000EE"/>
-            <w:u w:val="single"/>
-          </w:rPr>
-          <w:t>૩:૧૯</w:t>
-        </w:r>
-      </w:hyperlink>
+      <w:r>
+        <w:rPr>
+          <w:lang w:val="gu_IN" w:bidi="gu_IN"/>
+        </w:rPr>
+        <w:t>૩:૧૯</w:t>
+      </w:r>
       <w:r>
         <w:rPr>
           <w:lang w:val="gu_IN" w:bidi="gu_IN"/>
@@ -35371,18 +34807,12 @@
         </w:rPr>
         <w:t xml:space="preserve">તમે </w:t>
       </w:r>
-      <w:hyperlink r:id="rId31">
-        <w:r>
-          <w:rPr>
-            <w:lang w:val="gu_IN" w:bidi="gu_IN"/>
-          </w:rPr>
-          <w:rPr>
-            <w:color w:val="0000EE"/>
-            <w:u w:val="single"/>
-          </w:rPr>
-          <w:t>૨:૭</w:t>
-        </w:r>
-      </w:hyperlink>
+      <w:r>
+        <w:rPr>
+          <w:lang w:val="gu_IN" w:bidi="gu_IN"/>
+        </w:rPr>
+        <w:t>૨:૭</w:t>
+      </w:r>
       <w:r>
         <w:rPr>
           <w:lang w:val="gu_IN" w:bidi="gu_IN"/>
@@ -35569,18 +34999,12 @@
         </w:rPr>
         <w:t xml:space="preserve">તમે </w:t>
       </w:r>
-      <w:hyperlink r:id="rId56">
-        <w:r>
-          <w:rPr>
-            <w:lang w:val="gu_IN" w:bidi="gu_IN"/>
-          </w:rPr>
-          <w:rPr>
-            <w:color w:val="0000EE"/>
-            <w:u w:val="single"/>
-          </w:rPr>
-          <w:t>૩:૨૦</w:t>
-        </w:r>
-      </w:hyperlink>
+      <w:r>
+        <w:rPr>
+          <w:lang w:val="gu_IN" w:bidi="gu_IN"/>
+        </w:rPr>
+        <w:t>૩:૨૦</w:t>
+      </w:r>
       <w:r>
         <w:rPr>
           <w:lang w:val="gu_IN" w:bidi="gu_IN"/>
@@ -36037,18 +35461,12 @@
         </w:rPr>
         <w:t xml:space="preserve">જેમ </w:t>
       </w:r>
-      <w:hyperlink r:id="rId25">
-        <w:r>
-          <w:rPr>
-            <w:lang w:val="gu_IN" w:bidi="gu_IN"/>
-          </w:rPr>
-          <w:rPr>
-            <w:color w:val="0000EE"/>
-            <w:u w:val="single"/>
-          </w:rPr>
-          <w:t>૨:૩</w:t>
-        </w:r>
-      </w:hyperlink>
+      <w:r>
+        <w:rPr>
+          <w:lang w:val="gu_IN" w:bidi="gu_IN"/>
+        </w:rPr>
+        <w:t>૨:૩</w:t>
+      </w:r>
       <w:r>
         <w:rPr>
           <w:lang w:val="gu_IN" w:bidi="gu_IN"/>
@@ -36409,18 +35827,12 @@
           <w:lang w:val="gu_IN" w:bidi="gu_IN"/>
         </w:rPr>
       </w:r>
-      <w:hyperlink r:id="rId35">
-        <w:r>
-          <w:rPr>
-            <w:lang w:val="gu_IN" w:bidi="gu_IN"/>
-          </w:rPr>
-          <w:rPr>
-            <w:color w:val="0000EE"/>
-            <w:u w:val="single"/>
-          </w:rPr>
-          <w:t>૨:૧૨</w:t>
-        </w:r>
-      </w:hyperlink>
+      <w:r>
+        <w:rPr>
+          <w:lang w:val="gu_IN" w:bidi="gu_IN"/>
+        </w:rPr>
+        <w:t>૨:૧૨</w:t>
+      </w:r>
       <w:r>
         <w:rPr>
           <w:lang w:val="gu_IN" w:bidi="gu_IN"/>
@@ -36787,18 +36199,12 @@
         </w:rPr>
         <w:t xml:space="preserve">૧ લા યોહાનના પત્રના ભાગ ૩ની પ્રસ્તાવનામાં “માં રહેવું” શબ્દની ચર્ચા જુઓ. આ કિસ્સામાં, તેનો અર્થ </w:t>
       </w:r>
-      <w:hyperlink r:id="rId13">
-        <w:r>
-          <w:rPr>
-            <w:lang w:val="gu_IN" w:bidi="gu_IN"/>
-          </w:rPr>
-          <w:rPr>
-            <w:color w:val="0000EE"/>
-            <w:u w:val="single"/>
-          </w:rPr>
-          <w:t>૨:૬</w:t>
-        </w:r>
-      </w:hyperlink>
+      <w:r>
+        <w:rPr>
+          <w:lang w:val="gu_IN" w:bidi="gu_IN"/>
+        </w:rPr>
+        <w:t>૨:૬</w:t>
+      </w:r>
       <w:r>
         <w:rPr>
           <w:lang w:val="gu_IN" w:bidi="gu_IN"/>
@@ -37492,18 +36898,12 @@
           <w:lang w:val="gu_IN" w:bidi="gu_IN"/>
         </w:rPr>
       </w:r>
-      <w:hyperlink r:id="rId60">
-        <w:r>
-          <w:rPr>
-            <w:lang w:val="gu_IN" w:bidi="gu_IN"/>
-          </w:rPr>
-          <w:rPr>
-            <w:color w:val="0000EE"/>
-            <w:u w:val="single"/>
-          </w:rPr>
-          <w:t>4:3</w:t>
-        </w:r>
-      </w:hyperlink>
+      <w:r>
+        <w:rPr>
+          <w:lang w:val="gu_IN" w:bidi="gu_IN"/>
+        </w:rPr>
+        <w:t>4:3</w:t>
+      </w:r>
       <w:r>
         <w:rPr>
           <w:lang w:val="gu_IN" w:bidi="gu_IN"/>
@@ -37600,18 +37000,12 @@
         </w:rPr>
         <w:t xml:space="preserve">તમે </w:t>
       </w:r>
-      <w:hyperlink r:id="rId31">
-        <w:r>
-          <w:rPr>
-            <w:lang w:val="gu_IN" w:bidi="gu_IN"/>
-          </w:rPr>
-          <w:rPr>
-            <w:color w:val="0000EE"/>
-            <w:u w:val="single"/>
-          </w:rPr>
-          <w:t>૨:૭</w:t>
-        </w:r>
-      </w:hyperlink>
+      <w:r>
+        <w:rPr>
+          <w:lang w:val="gu_IN" w:bidi="gu_IN"/>
+        </w:rPr>
+        <w:t>૨:૭</w:t>
+      </w:r>
       <w:r>
         <w:rPr>
           <w:lang w:val="gu_IN" w:bidi="gu_IN"/>
@@ -38158,18 +37552,12 @@
         </w:rPr>
         <w:t xml:space="preserve">જેમ કે </w:t>
       </w:r>
-      <w:hyperlink r:id="rId39">
-        <w:r>
-          <w:rPr>
-            <w:lang w:val="gu_IN" w:bidi="gu_IN"/>
-          </w:rPr>
-          <w:rPr>
-            <w:color w:val="0000EE"/>
-            <w:u w:val="single"/>
-          </w:rPr>
-          <w:t>૨:૧૬</w:t>
-        </w:r>
-      </w:hyperlink>
+      <w:r>
+        <w:rPr>
+          <w:lang w:val="gu_IN" w:bidi="gu_IN"/>
+        </w:rPr>
+        <w:t>૨:૧૬</w:t>
+      </w:r>
       <w:r>
         <w:rPr>
           <w:lang w:val="gu_IN" w:bidi="gu_IN"/>
@@ -38266,18 +37654,12 @@
         </w:rPr>
         <w:t xml:space="preserve">તમે </w:t>
       </w:r>
-      <w:hyperlink r:id="rId61">
-        <w:r>
-          <w:rPr>
-            <w:lang w:val="gu_IN" w:bidi="gu_IN"/>
-          </w:rPr>
-          <w:rPr>
-            <w:color w:val="0000EE"/>
-            <w:u w:val="single"/>
-          </w:rPr>
-          <w:t>૪:૧</w:t>
-        </w:r>
-      </w:hyperlink>
+      <w:r>
+        <w:rPr>
+          <w:lang w:val="gu_IN" w:bidi="gu_IN"/>
+        </w:rPr>
+        <w:t>૪:૧</w:t>
+      </w:r>
       <w:r>
         <w:rPr>
           <w:lang w:val="gu_IN" w:bidi="gu_IN"/>
@@ -38374,18 +37756,12 @@
         </w:rPr>
         <w:t xml:space="preserve">તમે </w:t>
       </w:r>
-      <w:hyperlink r:id="rId62">
-        <w:r>
-          <w:rPr>
-            <w:lang w:val="gu_IN" w:bidi="gu_IN"/>
-          </w:rPr>
-          <w:rPr>
-            <w:color w:val="0000EE"/>
-            <w:u w:val="single"/>
-          </w:rPr>
-          <w:t>૪:૨</w:t>
-        </w:r>
-      </w:hyperlink>
+      <w:r>
+        <w:rPr>
+          <w:lang w:val="gu_IN" w:bidi="gu_IN"/>
+        </w:rPr>
+        <w:t>૪:૨</w:t>
+      </w:r>
       <w:r>
         <w:rPr>
           <w:lang w:val="gu_IN" w:bidi="gu_IN"/>
@@ -38932,18 +38308,12 @@
         </w:rPr>
         <w:t xml:space="preserve">માની લઈએ કે “તે” શબ્દનો અર્થ "આત્મા" થાય છે, તો આ પ્રકરણની સામાન્ય નોંધોમાં "આત્મા" શબ્દની ચર્ચા જુઓ. યોહાન આ કિસ્સામાં, શબ્દનો ઉપયોગ કોઈ અલૌકિક અસ્તિત્વનો અર્થ કરવાને બદલે કશાકની લાક્ષણિકતાના અર્થમાં કરશે. એ પણ જુઓ કે તમે </w:t>
       </w:r>
-      <w:hyperlink r:id="rId22">
-        <w:r>
-          <w:rPr>
-            <w:lang w:val="gu_IN" w:bidi="gu_IN"/>
-          </w:rPr>
-          <w:rPr>
-            <w:color w:val="0000EE"/>
-            <w:u w:val="single"/>
-          </w:rPr>
-          <w:t>૨:૧૮</w:t>
-        </w:r>
-      </w:hyperlink>
+      <w:r>
+        <w:rPr>
+          <w:lang w:val="gu_IN" w:bidi="gu_IN"/>
+        </w:rPr>
+        <w:t>૨:૧૮</w:t>
+      </w:r>
       <w:r>
         <w:rPr>
           <w:lang w:val="gu_IN" w:bidi="gu_IN"/>
@@ -39208,18 +38578,12 @@
         </w:rPr>
         <w:t xml:space="preserve">“ઈશ્વર તરફથી” અભિવ્યક્તિનો અર્થ આ કલમમાં અગાઉની ત્રણ કલમો કરતાં કંઈક જુદો છે, કારણ કે તે પ્રબોધકોને પ્રેરિત કરતા આત્માઓને સ્થાને વિશ્વાસીઓનો ઉલ્લેખ કરે છે. તેનો અર્થ એ જ છે જે </w:t>
       </w:r>
-      <w:hyperlink r:id="rId58">
-        <w:r>
-          <w:rPr>
-            <w:lang w:val="gu_IN" w:bidi="gu_IN"/>
-          </w:rPr>
-          <w:rPr>
-            <w:color w:val="0000EE"/>
-            <w:u w:val="single"/>
-          </w:rPr>
-          <w:t>૩:૧૦</w:t>
-        </w:r>
-      </w:hyperlink>
+      <w:r>
+        <w:rPr>
+          <w:lang w:val="gu_IN" w:bidi="gu_IN"/>
+        </w:rPr>
+        <w:t>૩:૧૦</w:t>
+      </w:r>
       <w:r>
         <w:rPr>
           <w:lang w:val="gu_IN" w:bidi="gu_IN"/>
@@ -39316,18 +38680,12 @@
         </w:rPr>
         <w:t xml:space="preserve">તમે </w:t>
       </w:r>
-      <w:hyperlink r:id="rId40">
-        <w:r>
-          <w:rPr>
-            <w:lang w:val="gu_IN" w:bidi="gu_IN"/>
-          </w:rPr>
-          <w:rPr>
-            <w:color w:val="0000EE"/>
-            <w:u w:val="single"/>
-          </w:rPr>
-          <w:t>૨:૧</w:t>
-        </w:r>
-      </w:hyperlink>
+      <w:r>
+        <w:rPr>
+          <w:lang w:val="gu_IN" w:bidi="gu_IN"/>
+        </w:rPr>
+        <w:t>૨:૧</w:t>
+      </w:r>
       <w:r>
         <w:rPr>
           <w:lang w:val="gu_IN" w:bidi="gu_IN"/>
@@ -39424,36 +38782,24 @@
         </w:rPr>
         <w:t xml:space="preserve">જેમ કે </w:t>
       </w:r>
-      <w:hyperlink r:id="rId14">
-        <w:r>
-          <w:rPr>
-            <w:lang w:val="gu_IN" w:bidi="gu_IN"/>
-          </w:rPr>
-          <w:rPr>
-            <w:color w:val="0000EE"/>
-            <w:u w:val="single"/>
-          </w:rPr>
-          <w:t>૨:૧૩</w:t>
-        </w:r>
-      </w:hyperlink>
+      <w:r>
+        <w:rPr>
+          <w:lang w:val="gu_IN" w:bidi="gu_IN"/>
+        </w:rPr>
+        <w:t>૨:૧૩</w:t>
+      </w:r>
       <w:r>
         <w:rPr>
           <w:lang w:val="gu_IN" w:bidi="gu_IN"/>
         </w:rPr>
         <w:t xml:space="preserve">માં અને </w:t>
       </w:r>
-      <w:hyperlink r:id="rId34">
-        <w:r>
-          <w:rPr>
-            <w:lang w:val="gu_IN" w:bidi="gu_IN"/>
-          </w:rPr>
-          <w:rPr>
-            <w:color w:val="0000EE"/>
-            <w:u w:val="single"/>
-          </w:rPr>
-          <w:t>૨:૧૪</w:t>
-        </w:r>
-      </w:hyperlink>
+      <w:r>
+        <w:rPr>
+          <w:lang w:val="gu_IN" w:bidi="gu_IN"/>
+        </w:rPr>
+        <w:t>૨:૧૪</w:t>
+      </w:r>
       <w:r>
         <w:rPr>
           <w:lang w:val="gu_IN" w:bidi="gu_IN"/>
@@ -39550,18 +38896,12 @@
         </w:rPr>
         <w:t xml:space="preserve">સર્વનામ “તેઓ” એ ખોટા પ્રબોધકોનો ઉલ્લેખ કરે છે જેમનું યોહાન </w:t>
       </w:r>
-      <w:hyperlink r:id="rId61">
-        <w:r>
-          <w:rPr>
-            <w:lang w:val="gu_IN" w:bidi="gu_IN"/>
-          </w:rPr>
-          <w:rPr>
-            <w:color w:val="0000EE"/>
-            <w:u w:val="single"/>
-          </w:rPr>
-          <w:t>૪:૧</w:t>
-        </w:r>
-      </w:hyperlink>
+      <w:r>
+        <w:rPr>
+          <w:lang w:val="gu_IN" w:bidi="gu_IN"/>
+        </w:rPr>
+        <w:t>૪:૧</w:t>
+      </w:r>
       <w:r>
         <w:rPr>
           <w:lang w:val="gu_IN" w:bidi="gu_IN"/>
@@ -39658,18 +38998,12 @@
         </w:rPr>
         <w:t xml:space="preserve">જેમ </w:t>
       </w:r>
-      <w:hyperlink r:id="rId41">
-        <w:r>
-          <w:rPr>
-            <w:lang w:val="gu_IN" w:bidi="gu_IN"/>
-          </w:rPr>
-          <w:rPr>
-            <w:color w:val="0000EE"/>
-            <w:u w:val="single"/>
-          </w:rPr>
-          <w:t>૩:૨૪</w:t>
-        </w:r>
-      </w:hyperlink>
+      <w:r>
+        <w:rPr>
+          <w:lang w:val="gu_IN" w:bidi="gu_IN"/>
+        </w:rPr>
+        <w:t>૩:૨૪</w:t>
+      </w:r>
       <w:r>
         <w:rPr>
           <w:lang w:val="gu_IN" w:bidi="gu_IN"/>
@@ -40096,18 +39430,12 @@
         </w:rPr>
         <w:t xml:space="preserve">સર્વનામ “તેઓ” એ ખોટા પ્રબોધકોનો ઉલ્લેખ કરે છે જેમનું યોહાન </w:t>
       </w:r>
-      <w:hyperlink r:id="rId61">
-        <w:r>
-          <w:rPr>
-            <w:lang w:val="gu_IN" w:bidi="gu_IN"/>
-          </w:rPr>
-          <w:rPr>
-            <w:color w:val="0000EE"/>
-            <w:u w:val="single"/>
-          </w:rPr>
-          <w:t>૪:૧</w:t>
-        </w:r>
-      </w:hyperlink>
+      <w:r>
+        <w:rPr>
+          <w:lang w:val="gu_IN" w:bidi="gu_IN"/>
+        </w:rPr>
+        <w:t>૪:૧</w:t>
+      </w:r>
       <w:r>
         <w:rPr>
           <w:lang w:val="gu_IN" w:bidi="gu_IN"/>
@@ -40474,18 +39802,12 @@
         </w:rPr>
         <w:t xml:space="preserve">અહિ, “ઈશ્વર તરફથી”નો અર્થ થઈ શકે છે: (૧) તેનો અર્થ તે જ થઈ શકે છે જે તે </w:t>
       </w:r>
-      <w:hyperlink r:id="rId63">
-        <w:r>
-          <w:rPr>
-            <w:lang w:val="gu_IN" w:bidi="gu_IN"/>
-          </w:rPr>
-          <w:rPr>
-            <w:color w:val="0000EE"/>
-            <w:u w:val="single"/>
-          </w:rPr>
-          <w:t>૪:૪</w:t>
-        </w:r>
-      </w:hyperlink>
+      <w:r>
+        <w:rPr>
+          <w:lang w:val="gu_IN" w:bidi="gu_IN"/>
+        </w:rPr>
+        <w:t>૪:૪</w:t>
+      </w:r>
       <w:r>
         <w:rPr>
           <w:lang w:val="gu_IN" w:bidi="gu_IN"/>
@@ -40672,18 +39994,12 @@
         </w:rPr>
         <w:t xml:space="preserve">જેમ </w:t>
       </w:r>
-      <w:hyperlink r:id="rId36">
-        <w:r>
-          <w:rPr>
-            <w:lang w:val="gu_IN" w:bidi="gu_IN"/>
-          </w:rPr>
-          <w:rPr>
-            <w:color w:val="0000EE"/>
-            <w:u w:val="single"/>
-          </w:rPr>
-          <w:t>૨:૪</w:t>
-        </w:r>
-      </w:hyperlink>
+      <w:r>
+        <w:rPr>
+          <w:lang w:val="gu_IN" w:bidi="gu_IN"/>
+        </w:rPr>
+        <w:t>૨:૪</w:t>
+      </w:r>
       <w:r>
         <w:rPr>
           <w:lang w:val="gu_IN" w:bidi="gu_IN"/>
@@ -40768,18 +40084,12 @@
         </w:rPr>
         <w:t xml:space="preserve">જેમ </w:t>
       </w:r>
-      <w:hyperlink r:id="rId64">
-        <w:r>
-          <w:rPr>
-            <w:lang w:val="gu_IN" w:bidi="gu_IN"/>
-          </w:rPr>
-          <w:rPr>
-            <w:color w:val="0000EE"/>
-            <w:u w:val="single"/>
-          </w:rPr>
-          <w:t>૪:૫</w:t>
-        </w:r>
-      </w:hyperlink>
+      <w:r>
+        <w:rPr>
+          <w:lang w:val="gu_IN" w:bidi="gu_IN"/>
+        </w:rPr>
+        <w:t>૪:૫</w:t>
+      </w:r>
       <w:r>
         <w:rPr>
           <w:lang w:val="gu_IN" w:bidi="gu_IN"/>
@@ -40876,18 +40186,12 @@
         </w:rPr>
         <w:t xml:space="preserve">“ઈશ્વર તરફથી** અભિવ્યક્તિનો અર્થ આ કલમમાં તે જ છે જે </w:t>
       </w:r>
-      <w:hyperlink r:id="rId63">
-        <w:r>
-          <w:rPr>
-            <w:lang w:val="gu_IN" w:bidi="gu_IN"/>
-          </w:rPr>
-          <w:rPr>
-            <w:color w:val="0000EE"/>
-            <w:u w:val="single"/>
-          </w:rPr>
-          <w:t>૪:૪</w:t>
-        </w:r>
-      </w:hyperlink>
+      <w:r>
+        <w:rPr>
+          <w:lang w:val="gu_IN" w:bidi="gu_IN"/>
+        </w:rPr>
+        <w:t>૪:૪</w:t>
+      </w:r>
       <w:r>
         <w:rPr>
           <w:lang w:val="gu_IN" w:bidi="gu_IN"/>
@@ -41074,18 +40378,12 @@
         </w:rPr>
         <w:t xml:space="preserve">યોહાન ફરી એકવાર પોતાની જાત અને વિશ્વાસીઓ વિષે વાત કરી રહ્યો છે જેમને તે લખી રહ્યો છે, કલમના છેલ્લા વાક્યમાં “આપણે” શબ્દ સમાવિષ્ટ હશે, અને તેથી જો તમારી ભાષા તે તફાવતને ચિહ્નિત કરે છે, તો તમારા અનુવાદમાં સમાવિષ્ટ સ્વરૂપનો ઉપયોગ કરો. આ સમાવેશી ઉપયોગ </w:t>
       </w:r>
-      <w:hyperlink r:id="rId42">
-        <w:r>
-          <w:rPr>
-            <w:lang w:val="gu_IN" w:bidi="gu_IN"/>
-          </w:rPr>
-          <w:rPr>
-            <w:color w:val="0000EE"/>
-            <w:u w:val="single"/>
-          </w:rPr>
-          <w:t>૪:૧૩</w:t>
-        </w:r>
-      </w:hyperlink>
+      <w:r>
+        <w:rPr>
+          <w:lang w:val="gu_IN" w:bidi="gu_IN"/>
+        </w:rPr>
+        <w:t>૪:૧૩</w:t>
+      </w:r>
       <w:r>
         <w:rPr>
           <w:lang w:val="gu_IN" w:bidi="gu_IN"/>
@@ -41362,18 +40660,12 @@
         </w:rPr>
         <w:t xml:space="preserve">તમે </w:t>
       </w:r>
-      <w:hyperlink r:id="rId31">
-        <w:r>
-          <w:rPr>
-            <w:lang w:val="gu_IN" w:bidi="gu_IN"/>
-          </w:rPr>
-          <w:rPr>
-            <w:color w:val="0000EE"/>
-            <w:u w:val="single"/>
-          </w:rPr>
-          <w:t>૨:૭</w:t>
-        </w:r>
-      </w:hyperlink>
+      <w:r>
+        <w:rPr>
+          <w:lang w:val="gu_IN" w:bidi="gu_IN"/>
+        </w:rPr>
+        <w:t>૨:૭</w:t>
+      </w:r>
       <w:r>
         <w:rPr>
           <w:lang w:val="gu_IN" w:bidi="gu_IN"/>
@@ -41470,18 +40762,12 @@
         </w:rPr>
         <w:t xml:space="preserve">“ઈશ્વર તરફથી” અભિવ્યક્તિનો અર્થ કંઈક એવો જ છે જે તે </w:t>
       </w:r>
-      <w:hyperlink r:id="rId61">
-        <w:r>
-          <w:rPr>
-            <w:lang w:val="gu_IN" w:bidi="gu_IN"/>
-          </w:rPr>
-          <w:rPr>
-            <w:color w:val="0000EE"/>
-            <w:u w:val="single"/>
-          </w:rPr>
-          <w:t>૪:૧–૩</w:t>
-        </w:r>
-      </w:hyperlink>
+      <w:r>
+        <w:rPr>
+          <w:lang w:val="gu_IN" w:bidi="gu_IN"/>
+        </w:rPr>
+        <w:t>૪:૧–૩</w:t>
+      </w:r>
       <w:r>
         <w:rPr>
           <w:lang w:val="gu_IN" w:bidi="gu_IN"/>
@@ -41578,18 +40864,12 @@
         </w:rPr>
         <w:t xml:space="preserve">જુઓ કે કાંતો </w:t>
       </w:r>
-      <w:hyperlink r:id="rId50">
-        <w:r>
-          <w:rPr>
-            <w:lang w:val="gu_IN" w:bidi="gu_IN"/>
-          </w:rPr>
-          <w:rPr>
-            <w:color w:val="0000EE"/>
-            <w:u w:val="single"/>
-          </w:rPr>
-          <w:t>૨:૨૯</w:t>
-        </w:r>
-      </w:hyperlink>
+      <w:r>
+        <w:rPr>
+          <w:lang w:val="gu_IN" w:bidi="gu_IN"/>
+        </w:rPr>
+        <w:t>૨:૨૯</w:t>
+      </w:r>
       <w:r>
         <w:rPr>
           <w:lang w:val="gu_IN" w:bidi="gu_IN"/>
@@ -41686,18 +40966,12 @@
         </w:rPr>
         <w:t xml:space="preserve">તમે </w:t>
       </w:r>
-      <w:hyperlink r:id="rId50">
-        <w:r>
-          <w:rPr>
-            <w:lang w:val="gu_IN" w:bidi="gu_IN"/>
-          </w:rPr>
-          <w:rPr>
-            <w:color w:val="0000EE"/>
-            <w:u w:val="single"/>
-          </w:rPr>
-          <w:t>૨:૨૯</w:t>
-        </w:r>
-      </w:hyperlink>
+      <w:r>
+        <w:rPr>
+          <w:lang w:val="gu_IN" w:bidi="gu_IN"/>
+        </w:rPr>
+        <w:t>૨:૨૯</w:t>
+      </w:r>
       <w:r>
         <w:rPr>
           <w:lang w:val="gu_IN" w:bidi="gu_IN"/>
@@ -41794,18 +41068,12 @@
         </w:rPr>
         <w:t xml:space="preserve">જેમ </w:t>
       </w:r>
-      <w:hyperlink r:id="rId36">
-        <w:r>
-          <w:rPr>
-            <w:lang w:val="gu_IN" w:bidi="gu_IN"/>
-          </w:rPr>
-          <w:rPr>
-            <w:color w:val="0000EE"/>
-            <w:u w:val="single"/>
-          </w:rPr>
-          <w:t>૨:૪</w:t>
-        </w:r>
-      </w:hyperlink>
+      <w:r>
+        <w:rPr>
+          <w:lang w:val="gu_IN" w:bidi="gu_IN"/>
+        </w:rPr>
+        <w:t>૨:૪</w:t>
+      </w:r>
       <w:r>
         <w:rPr>
           <w:lang w:val="gu_IN" w:bidi="gu_IN"/>
@@ -41980,18 +41248,12 @@
         </w:rPr>
         <w:t xml:space="preserve">જેમ </w:t>
       </w:r>
-      <w:hyperlink r:id="rId36">
-        <w:r>
-          <w:rPr>
-            <w:lang w:val="gu_IN" w:bidi="gu_IN"/>
-          </w:rPr>
-          <w:rPr>
-            <w:color w:val="0000EE"/>
-            <w:u w:val="single"/>
-          </w:rPr>
-          <w:t>૨:૪</w:t>
-        </w:r>
-      </w:hyperlink>
+      <w:r>
+        <w:rPr>
+          <w:lang w:val="gu_IN" w:bidi="gu_IN"/>
+        </w:rPr>
+        <w:t>૨:૪</w:t>
+      </w:r>
       <w:r>
         <w:rPr>
           <w:lang w:val="gu_IN" w:bidi="gu_IN"/>
@@ -42796,18 +42058,12 @@
         </w:rPr>
         <w:t xml:space="preserve">કેમ કે ઈસુના આગમન પહેલાં લોકો શબ્દશઃ રીતે જીવિત હોવાથી, યોહાનનો અર્થ અલંકારિક અર્થમાં થાય છે. તે સંભવતઃ </w:t>
       </w:r>
-      <w:hyperlink r:id="rId65">
-        <w:r>
-          <w:rPr>
-            <w:lang w:val="gu_IN" w:bidi="gu_IN"/>
-          </w:rPr>
-          <w:rPr>
-            <w:color w:val="0000EE"/>
-            <w:u w:val="single"/>
-          </w:rPr>
-          <w:t>૩:૧૫</w:t>
-        </w:r>
-      </w:hyperlink>
+      <w:r>
+        <w:rPr>
+          <w:lang w:val="gu_IN" w:bidi="gu_IN"/>
+        </w:rPr>
+        <w:t>૩:૧૫</w:t>
+      </w:r>
       <w:r>
         <w:rPr>
           <w:lang w:val="gu_IN" w:bidi="gu_IN"/>
@@ -43084,18 +42340,12 @@
         </w:rPr>
         <w:t xml:space="preserve">જો તમારી ભાષામાં તે વધુ સ્પસ્ટ હોય તો, તમે અમૂર્ત નામ “પ્રાયશ્ચિત” પાછળના અર્થને એક સમાન અભિવ્યક્તિ સાથે વ્યક્ત કરી શકો છો. આ શબ્દનો અનુવાદ તમે </w:t>
       </w:r>
-      <w:hyperlink r:id="rId66">
-        <w:r>
-          <w:rPr>
-            <w:lang w:val="gu_IN" w:bidi="gu_IN"/>
-          </w:rPr>
-          <w:rPr>
-            <w:color w:val="0000EE"/>
-            <w:u w:val="single"/>
-          </w:rPr>
-          <w:t>૨:૨</w:t>
-        </w:r>
-      </w:hyperlink>
+      <w:r>
+        <w:rPr>
+          <w:lang w:val="gu_IN" w:bidi="gu_IN"/>
+        </w:rPr>
+        <w:t>૨:૨</w:t>
+      </w:r>
       <w:r>
         <w:rPr>
           <w:lang w:val="gu_IN" w:bidi="gu_IN"/>
@@ -43192,18 +42442,12 @@
         </w:rPr>
         <w:t xml:space="preserve">તમે </w:t>
       </w:r>
-      <w:hyperlink r:id="rId31">
-        <w:r>
-          <w:rPr>
-            <w:lang w:val="gu_IN" w:bidi="gu_IN"/>
-          </w:rPr>
-          <w:rPr>
-            <w:color w:val="0000EE"/>
-            <w:u w:val="single"/>
-          </w:rPr>
-          <w:t>૨:૭</w:t>
-        </w:r>
-      </w:hyperlink>
+      <w:r>
+        <w:rPr>
+          <w:lang w:val="gu_IN" w:bidi="gu_IN"/>
+        </w:rPr>
+        <w:t>૨:૭</w:t>
+      </w:r>
       <w:r>
         <w:rPr>
           <w:lang w:val="gu_IN" w:bidi="gu_IN"/>
@@ -43480,18 +42724,12 @@
         </w:rPr>
         <w:t xml:space="preserve">યોહાનના ૧ લા પત્રની પ્રસ્તાવનાના ભાગ ૩ ની ચર્ચા “માં રહેવું” વિષે જુઓ. આ કિસ્સામાં, તેનો અર્થ </w:t>
       </w:r>
-      <w:hyperlink r:id="rId13">
-        <w:r>
-          <w:rPr>
-            <w:lang w:val="gu_IN" w:bidi="gu_IN"/>
-          </w:rPr>
-          <w:rPr>
-            <w:color w:val="0000EE"/>
-            <w:u w:val="single"/>
-          </w:rPr>
-          <w:t>૨:૬</w:t>
-        </w:r>
-      </w:hyperlink>
+      <w:r>
+        <w:rPr>
+          <w:lang w:val="gu_IN" w:bidi="gu_IN"/>
+        </w:rPr>
+        <w:t>૨:૬</w:t>
+      </w:r>
       <w:r>
         <w:rPr>
           <w:lang w:val="gu_IN" w:bidi="gu_IN"/>
@@ -43588,18 +42826,12 @@
         </w:rPr>
         <w:t xml:space="preserve">તમે </w:t>
       </w:r>
-      <w:hyperlink r:id="rId55">
-        <w:r>
-          <w:rPr>
-            <w:lang w:val="gu_IN" w:bidi="gu_IN"/>
-          </w:rPr>
-          <w:rPr>
-            <w:color w:val="0000EE"/>
-            <w:u w:val="single"/>
-          </w:rPr>
-          <w:t>૨:૫</w:t>
-        </w:r>
-      </w:hyperlink>
+      <w:r>
+        <w:rPr>
+          <w:lang w:val="gu_IN" w:bidi="gu_IN"/>
+        </w:rPr>
+        <w:t>૨:૫</w:t>
+      </w:r>
       <w:r>
         <w:rPr>
           <w:lang w:val="gu_IN" w:bidi="gu_IN"/>
@@ -43954,18 +43186,12 @@
         </w:rPr>
         <w:t xml:space="preserve">યોહાનના ૧ લા પત્રની પ્રસ્તાવનાના ભાગ ૩ ની ચર્ચા “માં રહેવું” વિષે જુઓ. આ કિસ્સામાં, તેનો અર્થ </w:t>
       </w:r>
-      <w:hyperlink r:id="rId13">
-        <w:r>
-          <w:rPr>
-            <w:lang w:val="gu_IN" w:bidi="gu_IN"/>
-          </w:rPr>
-          <w:rPr>
-            <w:color w:val="0000EE"/>
-            <w:u w:val="single"/>
-          </w:rPr>
-          <w:t>૨:૬</w:t>
-        </w:r>
-      </w:hyperlink>
+      <w:r>
+        <w:rPr>
+          <w:lang w:val="gu_IN" w:bidi="gu_IN"/>
+        </w:rPr>
+        <w:t>૨:૬</w:t>
+      </w:r>
       <w:r>
         <w:rPr>
           <w:lang w:val="gu_IN" w:bidi="gu_IN"/>
@@ -44770,18 +43996,12 @@
         </w:rPr>
         <w:t xml:space="preserve">યોહાનના ૧ લા પત્રની પ્રસ્તાવનાના ભાગ ૩ ની ચર્ચા “માં રહેવું” વિષે જુઓ. આ કિસ્સામાં, તેનો અર્થ </w:t>
       </w:r>
-      <w:hyperlink r:id="rId13">
-        <w:r>
-          <w:rPr>
-            <w:lang w:val="gu_IN" w:bidi="gu_IN"/>
-          </w:rPr>
-          <w:rPr>
-            <w:color w:val="0000EE"/>
-            <w:u w:val="single"/>
-          </w:rPr>
-          <w:t>૨:૬</w:t>
-        </w:r>
-      </w:hyperlink>
+      <w:r>
+        <w:rPr>
+          <w:lang w:val="gu_IN" w:bidi="gu_IN"/>
+        </w:rPr>
+        <w:t>૨:૬</w:t>
+      </w:r>
       <w:r>
         <w:rPr>
           <w:lang w:val="gu_IN" w:bidi="gu_IN"/>
@@ -45058,18 +44278,12 @@
         </w:rPr>
         <w:t xml:space="preserve">આ એક રૂપક છે જે વર્ણવે છે કે “ઈશ્વર” તેમના સ્વભાવમાં કેવા છે. જુઓ કે તમે તેનો અનુવાદ </w:t>
       </w:r>
-      <w:hyperlink r:id="rId67">
-        <w:r>
-          <w:rPr>
-            <w:lang w:val="gu_IN" w:bidi="gu_IN"/>
-          </w:rPr>
-          <w:rPr>
-            <w:color w:val="0000EE"/>
-            <w:u w:val="single"/>
-          </w:rPr>
-          <w:t>૪:૮</w:t>
-        </w:r>
-      </w:hyperlink>
+      <w:r>
+        <w:rPr>
+          <w:lang w:val="gu_IN" w:bidi="gu_IN"/>
+        </w:rPr>
+        <w:t>૪:૮</w:t>
+      </w:r>
       <w:r>
         <w:rPr>
           <w:lang w:val="gu_IN" w:bidi="gu_IN"/>
@@ -45166,18 +44380,12 @@
         </w:rPr>
         <w:t xml:space="preserve">યોહાનના ૧ લા પત્રની પ્રસ્તાવનાના ભાગ ૩ ની ચર્ચા “માં રહેવું” વિષે જુઓ. જેમ </w:t>
       </w:r>
-      <w:hyperlink r:id="rId68">
-        <w:r>
-          <w:rPr>
-            <w:lang w:val="gu_IN" w:bidi="gu_IN"/>
-          </w:rPr>
-          <w:rPr>
-            <w:color w:val="0000EE"/>
-            <w:u w:val="single"/>
-          </w:rPr>
-          <w:t>૨:૨૪</w:t>
-        </w:r>
-      </w:hyperlink>
+      <w:r>
+        <w:rPr>
+          <w:lang w:val="gu_IN" w:bidi="gu_IN"/>
+        </w:rPr>
+        <w:t>૨:૨૪</w:t>
+      </w:r>
       <w:r>
         <w:rPr>
           <w:lang w:val="gu_IN" w:bidi="gu_IN"/>
@@ -45274,36 +44482,24 @@
         </w:rPr>
         <w:t xml:space="preserve">યોહાનના ૧ લા પત્રની પ્રસ્તાવનાના ભાગ ૩ ની ચર્ચા “માં રહેવું” વિષે જુઓ. આ કિસ્સામાં, તેનો અર્થ </w:t>
       </w:r>
-      <w:hyperlink r:id="rId13">
-        <w:r>
-          <w:rPr>
-            <w:lang w:val="gu_IN" w:bidi="gu_IN"/>
-          </w:rPr>
-          <w:rPr>
-            <w:color w:val="0000EE"/>
-            <w:u w:val="single"/>
-          </w:rPr>
-          <w:t>૨:૬</w:t>
-        </w:r>
-      </w:hyperlink>
+      <w:r>
+        <w:rPr>
+          <w:lang w:val="gu_IN" w:bidi="gu_IN"/>
+        </w:rPr>
+        <w:t>૨:૬</w:t>
+      </w:r>
       <w:r>
         <w:rPr>
           <w:lang w:val="gu_IN" w:bidi="gu_IN"/>
         </w:rPr>
         <w:t xml:space="preserve"> અને </w:t>
       </w:r>
-      <w:hyperlink r:id="rId69">
-        <w:r>
-          <w:rPr>
-            <w:lang w:val="gu_IN" w:bidi="gu_IN"/>
-          </w:rPr>
-          <w:rPr>
-            <w:color w:val="0000EE"/>
-            <w:u w:val="single"/>
-          </w:rPr>
-          <w:t>૪:૧૫</w:t>
-        </w:r>
-      </w:hyperlink>
+      <w:r>
+        <w:rPr>
+          <w:lang w:val="gu_IN" w:bidi="gu_IN"/>
+        </w:rPr>
+        <w:t>૪:૧૫</w:t>
+      </w:r>
       <w:r>
         <w:rPr>
           <w:lang w:val="gu_IN" w:bidi="gu_IN"/>
@@ -45400,18 +44596,12 @@
         </w:rPr>
         <w:t xml:space="preserve">જેમ કે </w:t>
       </w:r>
-      <w:hyperlink r:id="rId47">
-        <w:r>
-          <w:rPr>
-            <w:lang w:val="gu_IN" w:bidi="gu_IN"/>
-          </w:rPr>
-          <w:rPr>
-            <w:color w:val="0000EE"/>
-            <w:u w:val="single"/>
-          </w:rPr>
-          <w:t>૪:૯</w:t>
-        </w:r>
-      </w:hyperlink>
+      <w:r>
+        <w:rPr>
+          <w:lang w:val="gu_IN" w:bidi="gu_IN"/>
+        </w:rPr>
+        <w:t>૪:૯</w:t>
+      </w:r>
       <w:r>
         <w:rPr>
           <w:lang w:val="gu_IN" w:bidi="gu_IN"/>
@@ -45508,18 +44698,12 @@
         </w:rPr>
         <w:t xml:space="preserve">તમે </w:t>
       </w:r>
-      <w:hyperlink r:id="rId55">
-        <w:r>
-          <w:rPr>
-            <w:lang w:val="gu_IN" w:bidi="gu_IN"/>
-          </w:rPr>
-          <w:rPr>
-            <w:color w:val="0000EE"/>
-            <w:u w:val="single"/>
-          </w:rPr>
-          <w:t>૨:૫</w:t>
-        </w:r>
-      </w:hyperlink>
+      <w:r>
+        <w:rPr>
+          <w:lang w:val="gu_IN" w:bidi="gu_IN"/>
+        </w:rPr>
+        <w:t>૨:૫</w:t>
+      </w:r>
       <w:r>
         <w:rPr>
           <w:lang w:val="gu_IN" w:bidi="gu_IN"/>
@@ -45970,18 +45154,12 @@
           <w:lang w:val="gu_IN" w:bidi="gu_IN"/>
         </w:rPr>
       </w:r>
-      <w:hyperlink r:id="rId42">
-        <w:r>
-          <w:rPr>
-            <w:lang w:val="gu_IN" w:bidi="gu_IN"/>
-          </w:rPr>
-          <w:rPr>
-            <w:color w:val="0000EE"/>
-            <w:u w:val="single"/>
-          </w:rPr>
-          <w:t>૪:૧૩</w:t>
-        </w:r>
-      </w:hyperlink>
+      <w:r>
+        <w:rPr>
+          <w:lang w:val="gu_IN" w:bidi="gu_IN"/>
+        </w:rPr>
+        <w:t>૪:૧૩</w:t>
+      </w:r>
       <w:r>
         <w:rPr>
           <w:lang w:val="gu_IN" w:bidi="gu_IN"/>
@@ -46684,18 +45862,12 @@
         </w:rPr>
         <w:t xml:space="preserve">તમે </w:t>
       </w:r>
-      <w:hyperlink r:id="rId55">
-        <w:r>
-          <w:rPr>
-            <w:lang w:val="gu_IN" w:bidi="gu_IN"/>
-          </w:rPr>
-          <w:rPr>
-            <w:color w:val="0000EE"/>
-            <w:u w:val="single"/>
-          </w:rPr>
-          <w:t>૨:૫</w:t>
-        </w:r>
-      </w:hyperlink>
+      <w:r>
+        <w:rPr>
+          <w:lang w:val="gu_IN" w:bidi="gu_IN"/>
+        </w:rPr>
+        <w:t>૨:૫</w:t>
+      </w:r>
       <w:r>
         <w:rPr>
           <w:lang w:val="gu_IN" w:bidi="gu_IN"/>
@@ -47332,18 +46504,12 @@
         </w:rPr>
         <w:t xml:space="preserve">તમે </w:t>
       </w:r>
-      <w:hyperlink r:id="rId33">
-        <w:r>
-          <w:rPr>
-            <w:lang w:val="gu_IN" w:bidi="gu_IN"/>
-          </w:rPr>
-          <w:rPr>
-            <w:color w:val="0000EE"/>
-            <w:u w:val="single"/>
-          </w:rPr>
-          <w:t>૨:૯</w:t>
-        </w:r>
-      </w:hyperlink>
+      <w:r>
+        <w:rPr>
+          <w:lang w:val="gu_IN" w:bidi="gu_IN"/>
+        </w:rPr>
+        <w:t>૨:૯</w:t>
+      </w:r>
       <w:r>
         <w:rPr>
           <w:lang w:val="gu_IN" w:bidi="gu_IN"/>
@@ -47620,18 +46786,12 @@
         </w:rPr>
         <w:t xml:space="preserve">તમે </w:t>
       </w:r>
-      <w:hyperlink r:id="rId33">
-        <w:r>
-          <w:rPr>
-            <w:lang w:val="gu_IN" w:bidi="gu_IN"/>
-          </w:rPr>
-          <w:rPr>
-            <w:color w:val="0000EE"/>
-            <w:u w:val="single"/>
-          </w:rPr>
-          <w:t>૨:૯</w:t>
-        </w:r>
-      </w:hyperlink>
+      <w:r>
+        <w:rPr>
+          <w:lang w:val="gu_IN" w:bidi="gu_IN"/>
+        </w:rPr>
+        <w:t>૨:૯</w:t>
+      </w:r>
       <w:r>
         <w:rPr>
           <w:lang w:val="gu_IN" w:bidi="gu_IN"/>
@@ -47752,18 +46912,12 @@
         </w:rPr>
         <w:t xml:space="preserve">આ વાક્ય દ્વારા યોહાનનો અર્થ શું છે તે સંપૂર્ણપણે સ્પષ્ટ નથી. શબ્દ "મૃત્યુ" ક્યાં તો શારીરિક મૃત્યુ અથવા આધ્યાત્મિક મૃત્યુનો સંદર્ભ આપી શકે છે, એટલે કે, અનંતકાળ માટે ઈશ્વરથી અલગ થવું. વધુ ચર્ચા માટે </w:t>
       </w:r>
-      <w:hyperlink r:id="rId70">
-        <w:r>
-          <w:rPr>
-            <w:lang w:val="gu_IN" w:bidi="gu_IN"/>
-          </w:rPr>
-          <w:rPr>
-            <w:color w:val="0000EE"/>
-            <w:u w:val="single"/>
-          </w:rPr>
-          <w:t>૫:૧૬</w:t>
-        </w:r>
-      </w:hyperlink>
+      <w:r>
+        <w:rPr>
+          <w:lang w:val="gu_IN" w:bidi="gu_IN"/>
+        </w:rPr>
+        <w:t>૫:૧૬</w:t>
+      </w:r>
       <w:r>
         <w:rPr>
           <w:lang w:val="gu_IN" w:bidi="gu_IN"/>
@@ -47826,18 +46980,12 @@
           <w:lang w:val="gu_IN" w:bidi="gu_IN"/>
         </w:rPr>
       </w:r>
-      <w:hyperlink r:id="rId71">
-        <w:r>
-          <w:rPr>
-            <w:lang w:val="gu_IN" w:bidi="gu_IN"/>
-          </w:rPr>
-          <w:rPr>
-            <w:color w:val="0000EE"/>
-            <w:u w:val="single"/>
-          </w:rPr>
-          <w:t>૫:૭–૮</w:t>
-        </w:r>
-      </w:hyperlink>
+      <w:r>
+        <w:rPr>
+          <w:lang w:val="gu_IN" w:bidi="gu_IN"/>
+        </w:rPr>
+        <w:t>૫:૭–૮</w:t>
+      </w:r>
       <w:r>
         <w:rPr>
           <w:lang w:val="gu_IN" w:bidi="gu_IN"/>
@@ -47934,18 +47082,12 @@
         </w:rPr>
         <w:t xml:space="preserve">તમે </w:t>
       </w:r>
-      <w:hyperlink r:id="rId50">
-        <w:r>
-          <w:rPr>
-            <w:lang w:val="gu_IN" w:bidi="gu_IN"/>
-          </w:rPr>
-          <w:rPr>
-            <w:color w:val="0000EE"/>
-            <w:u w:val="single"/>
-          </w:rPr>
-          <w:t>૨:૨૯</w:t>
-        </w:r>
-      </w:hyperlink>
+      <w:r>
+        <w:rPr>
+          <w:lang w:val="gu_IN" w:bidi="gu_IN"/>
+        </w:rPr>
+        <w:t>૨:૨૯</w:t>
+      </w:r>
       <w:r>
         <w:rPr>
           <w:lang w:val="gu_IN" w:bidi="gu_IN"/>
@@ -48042,18 +47184,12 @@
         </w:rPr>
         <w:t xml:space="preserve">જુઓ કે શું </w:t>
       </w:r>
-      <w:hyperlink r:id="rId50">
-        <w:r>
-          <w:rPr>
-            <w:lang w:val="gu_IN" w:bidi="gu_IN"/>
-          </w:rPr>
-          <w:rPr>
-            <w:color w:val="0000EE"/>
-            <w:u w:val="single"/>
-          </w:rPr>
-          <w:t>૨:૨૯</w:t>
-        </w:r>
-      </w:hyperlink>
+      <w:r>
+        <w:rPr>
+          <w:lang w:val="gu_IN" w:bidi="gu_IN"/>
+        </w:rPr>
+        <w:t>૨:૨૯</w:t>
+      </w:r>
       <w:r>
         <w:rPr>
           <w:lang w:val="gu_IN" w:bidi="gu_IN"/>
@@ -48150,18 +47286,12 @@
         </w:rPr>
         <w:t xml:space="preserve">આ ટૂંકી કહેવતનો સમાવેશ કંઈક શીખવવા માટે યોહાન કરે છે જે સામાન્ય રીતે જીવન વિષે સાચું હોય છે અને તે એ મુદ્દાને લાગુ પડે છે જેને તે </w:t>
       </w:r>
-      <w:hyperlink r:id="rId72">
-        <w:r>
-          <w:rPr>
-            <w:lang w:val="gu_IN" w:bidi="gu_IN"/>
-          </w:rPr>
-          <w:rPr>
-            <w:color w:val="0000EE"/>
-            <w:u w:val="single"/>
-          </w:rPr>
-          <w:t>૪:૭</w:t>
-        </w:r>
-      </w:hyperlink>
+      <w:r>
+        <w:rPr>
+          <w:lang w:val="gu_IN" w:bidi="gu_IN"/>
+        </w:rPr>
+        <w:t>૪:૭</w:t>
+      </w:r>
       <w:r>
         <w:rPr>
           <w:lang w:val="gu_IN" w:bidi="gu_IN"/>
@@ -49152,18 +48282,12 @@
           <w:lang w:val="gu_IN" w:bidi="gu_IN"/>
         </w:rPr>
       </w:r>
-      <w:hyperlink r:id="rId50">
-        <w:r>
-          <w:rPr>
-            <w:lang w:val="gu_IN" w:bidi="gu_IN"/>
-          </w:rPr>
-          <w:rPr>
-            <w:color w:val="0000EE"/>
-            <w:u w:val="single"/>
-          </w:rPr>
-          <w:t>૨:૨૯</w:t>
-        </w:r>
-      </w:hyperlink>
+      <w:r>
+        <w:rPr>
+          <w:lang w:val="gu_IN" w:bidi="gu_IN"/>
+        </w:rPr>
+        <w:t>૨:૨૯</w:t>
+      </w:r>
       <w:r>
         <w:rPr>
           <w:lang w:val="gu_IN" w:bidi="gu_IN"/>
@@ -49260,18 +48384,12 @@
         </w:rPr>
         <w:t xml:space="preserve">જુઓ કે શું </w:t>
       </w:r>
-      <w:hyperlink r:id="rId50">
-        <w:r>
-          <w:rPr>
-            <w:lang w:val="gu_IN" w:bidi="gu_IN"/>
-          </w:rPr>
-          <w:rPr>
-            <w:color w:val="0000EE"/>
-            <w:u w:val="single"/>
-          </w:rPr>
-          <w:t>૨:૨૯</w:t>
-        </w:r>
-      </w:hyperlink>
+      <w:r>
+        <w:rPr>
+          <w:lang w:val="gu_IN" w:bidi="gu_IN"/>
+        </w:rPr>
+        <w:t>૨:૨૯</w:t>
+      </w:r>
       <w:r>
         <w:rPr>
           <w:lang w:val="gu_IN" w:bidi="gu_IN"/>
@@ -49368,18 +48486,12 @@
         </w:rPr>
         <w:t xml:space="preserve">જેમ </w:t>
       </w:r>
-      <w:hyperlink r:id="rId14">
-        <w:r>
-          <w:rPr>
-            <w:lang w:val="gu_IN" w:bidi="gu_IN"/>
-          </w:rPr>
-          <w:rPr>
-            <w:color w:val="0000EE"/>
-            <w:u w:val="single"/>
-          </w:rPr>
-          <w:t>૨:૧૩</w:t>
-        </w:r>
-      </w:hyperlink>
+      <w:r>
+        <w:rPr>
+          <w:lang w:val="gu_IN" w:bidi="gu_IN"/>
+        </w:rPr>
+        <w:t>૨:૧૩</w:t>
+      </w:r>
       <w:r>
         <w:rPr>
           <w:lang w:val="gu_IN" w:bidi="gu_IN"/>
@@ -49476,18 +48588,12 @@
         </w:rPr>
         <w:t xml:space="preserve">તમે </w:t>
       </w:r>
-      <w:hyperlink r:id="rId37">
-        <w:r>
-          <w:rPr>
-            <w:lang w:val="gu_IN" w:bidi="gu_IN"/>
-          </w:rPr>
-          <w:rPr>
-            <w:color w:val="0000EE"/>
-            <w:u w:val="single"/>
-          </w:rPr>
-          <w:t>૨:૧૫</w:t>
-        </w:r>
-      </w:hyperlink>
+      <w:r>
+        <w:rPr>
+          <w:lang w:val="gu_IN" w:bidi="gu_IN"/>
+        </w:rPr>
+        <w:t>૨:૧૫</w:t>
+      </w:r>
       <w:r>
         <w:rPr>
           <w:lang w:val="gu_IN" w:bidi="gu_IN"/>
@@ -50214,18 +49320,12 @@
         </w:rPr>
         <w:t xml:space="preserve">“પાણી” અને “લોહી” સંભવિતપણે એક અથવા બે બાબતોનો અર્થ સૂચવે છે. કોઈપણ રીતે, યોહાન સ્પષ્ટ કરે છે કે અગાઉની કલમમાં વર્ણન કર્યા મુજબ "ઈસુ ઈશ્વરના પુત્ર છે," તેમ સંપૂર્ણ રીતે માનવાનો અર્થ શું છે. (૧) યોહાન </w:t>
       </w:r>
-      <w:hyperlink r:id="rId62">
-        <w:r>
-          <w:rPr>
-            <w:lang w:val="gu_IN" w:bidi="gu_IN"/>
-          </w:rPr>
-          <w:rPr>
-            <w:color w:val="0000EE"/>
-            <w:u w:val="single"/>
-          </w:rPr>
-          <w:t>૪:૨</w:t>
-        </w:r>
-      </w:hyperlink>
+      <w:r>
+        <w:rPr>
+          <w:lang w:val="gu_IN" w:bidi="gu_IN"/>
+        </w:rPr>
+        <w:t>૪:૨</w:t>
+      </w:r>
       <w:r>
         <w:rPr>
           <w:lang w:val="gu_IN" w:bidi="gu_IN"/>
@@ -50406,36 +49506,24 @@
           <w:lang w:val="gu_IN" w:bidi="gu_IN"/>
         </w:rPr>
       </w:r>
-      <w:hyperlink r:id="rId67">
-        <w:r>
-          <w:rPr>
-            <w:lang w:val="gu_IN" w:bidi="gu_IN"/>
-          </w:rPr>
-          <w:rPr>
-            <w:color w:val="0000EE"/>
-            <w:u w:val="single"/>
-          </w:rPr>
-          <w:t>૪:૮</w:t>
-        </w:r>
-      </w:hyperlink>
+      <w:r>
+        <w:rPr>
+          <w:lang w:val="gu_IN" w:bidi="gu_IN"/>
+        </w:rPr>
+        <w:t>૪:૮</w:t>
+      </w:r>
       <w:r>
         <w:rPr>
           <w:lang w:val="gu_IN" w:bidi="gu_IN"/>
         </w:rPr>
         <w:t xml:space="preserve"> અને </w:t>
       </w:r>
-      <w:hyperlink r:id="rId73">
-        <w:r>
-          <w:rPr>
-            <w:lang w:val="gu_IN" w:bidi="gu_IN"/>
-          </w:rPr>
-          <w:rPr>
-            <w:color w:val="0000EE"/>
-            <w:u w:val="single"/>
-          </w:rPr>
-          <w:t>૪:૧૬</w:t>
-        </w:r>
-      </w:hyperlink>
+      <w:r>
+        <w:rPr>
+          <w:lang w:val="gu_IN" w:bidi="gu_IN"/>
+        </w:rPr>
+        <w:t>૪:૧૬</w:t>
+      </w:r>
       <w:r>
         <w:rPr>
           <w:lang w:val="gu_IN" w:bidi="gu_IN"/>
@@ -50712,18 +49800,12 @@
         </w:rPr>
         <w:t xml:space="preserve">જુઓ કે તમે કેવી રીતે </w:t>
       </w:r>
-      <w:hyperlink r:id="rId74">
-        <w:r>
-          <w:rPr>
-            <w:lang w:val="gu_IN" w:bidi="gu_IN"/>
-          </w:rPr>
-          <w:rPr>
-            <w:color w:val="0000EE"/>
-            <w:u w:val="single"/>
-          </w:rPr>
-          <w:t>૫:૬</w:t>
-        </w:r>
-      </w:hyperlink>
+      <w:r>
+        <w:rPr>
+          <w:lang w:val="gu_IN" w:bidi="gu_IN"/>
+        </w:rPr>
+        <w:t>૫:૬</w:t>
+      </w:r>
       <w:r>
         <w:rPr>
           <w:lang w:val="gu_IN" w:bidi="gu_IN"/>
@@ -51360,18 +50442,12 @@
         </w:rPr>
         <w:t xml:space="preserve">અહિ, “માટે” નો અર્થ થઈ શકે છે: (1) ઈશ્વર પુત્ર સંબંધી ઈશ્વરની સાક્ષીની વિગતોની પ્રસ્તાવના આપવા માટે યોહાન આ શબ્દનો ઉપયોગ કરી રહ્યો છે. તે કિસ્સામાં, ઈશ્વરની સાક્ષી પર વિશ્વાસ કરવાના મહત્વ પર ફરીથી ભાર આપવા માટે આગામી કલમનો ઉપયોગ કર્યા પછી, યોહાન પોતે </w:t>
       </w:r>
-      <w:hyperlink r:id="rId75">
-        <w:r>
-          <w:rPr>
-            <w:lang w:val="gu_IN" w:bidi="gu_IN"/>
-          </w:rPr>
-          <w:rPr>
-            <w:color w:val="0000EE"/>
-            <w:u w:val="single"/>
-          </w:rPr>
-          <w:t>૫:૧૧</w:t>
-        </w:r>
-      </w:hyperlink>
+      <w:r>
+        <w:rPr>
+          <w:lang w:val="gu_IN" w:bidi="gu_IN"/>
+        </w:rPr>
+        <w:t>૫:૧૧</w:t>
+      </w:r>
       <w:r>
         <w:rPr>
           <w:lang w:val="gu_IN" w:bidi="gu_IN"/>
@@ -51900,18 +50976,12 @@
           <w:lang w:val="gu_IN" w:bidi="gu_IN"/>
         </w:rPr>
       </w:r>
-      <w:hyperlink r:id="rId76">
-        <w:r>
-          <w:rPr>
-            <w:lang w:val="gu_IN" w:bidi="gu_IN"/>
-          </w:rPr>
-          <w:rPr>
-            <w:color w:val="0000EE"/>
-            <w:u w:val="single"/>
-          </w:rPr>
-          <w:t>૧:૧૦</w:t>
-        </w:r>
-      </w:hyperlink>
+      <w:r>
+        <w:rPr>
+          <w:lang w:val="gu_IN" w:bidi="gu_IN"/>
+        </w:rPr>
+        <w:t>૧:૧૦</w:t>
+      </w:r>
       <w:r>
         <w:rPr>
           <w:lang w:val="gu_IN" w:bidi="gu_IN"/>
@@ -52176,36 +51246,24 @@
         </w:rPr>
         <w:t xml:space="preserve">જેમ </w:t>
       </w:r>
-      <w:hyperlink r:id="rId47">
-        <w:r>
-          <w:rPr>
-            <w:lang w:val="gu_IN" w:bidi="gu_IN"/>
-          </w:rPr>
-          <w:rPr>
-            <w:color w:val="0000EE"/>
-            <w:u w:val="single"/>
-          </w:rPr>
-          <w:t>૪:૯</w:t>
-        </w:r>
-      </w:hyperlink>
+      <w:r>
+        <w:rPr>
+          <w:lang w:val="gu_IN" w:bidi="gu_IN"/>
+        </w:rPr>
+        <w:t>૪:૯</w:t>
+      </w:r>
       <w:r>
         <w:rPr>
           <w:lang w:val="gu_IN" w:bidi="gu_IN"/>
         </w:rPr>
         <w:t xml:space="preserve">, “શાશ્વત જીવન”નો અર્થ એક સાથે બે બાબતો થાય છે. તેનો અર્થ એ છે કે આ જીવનમાં નવી રીતે જીવવા માટે ઈશ્વર પાસેથી શક્તિ પ્રાપ્ત કરવી, અને તેનો અર્થ એ પણ છે કે મૃત્યુ પછી ઈશ્વરની હાજરીમાં હંમેશને માટે જીવવું. તમે </w:t>
       </w:r>
-      <w:hyperlink r:id="rId47">
-        <w:r>
-          <w:rPr>
-            <w:lang w:val="gu_IN" w:bidi="gu_IN"/>
-          </w:rPr>
-          <w:rPr>
-            <w:color w:val="0000EE"/>
-            <w:u w:val="single"/>
-          </w:rPr>
-          <w:t>૪:૯</w:t>
-        </w:r>
-      </w:hyperlink>
+      <w:r>
+        <w:rPr>
+          <w:lang w:val="gu_IN" w:bidi="gu_IN"/>
+        </w:rPr>
+        <w:t>૪:૯</w:t>
+      </w:r>
       <w:r>
         <w:rPr>
           <w:lang w:val="gu_IN" w:bidi="gu_IN"/>
@@ -52482,36 +51540,24 @@
         </w:rPr>
         <w:t xml:space="preserve">લોકોના બંને જૂથો શબ્દશઃ જીવંત હોવાથી, યોહાનનો આનું અર્થઘટન અલંકારિક અર્થમાં કરે છે. જેમ </w:t>
       </w:r>
-      <w:hyperlink r:id="rId47">
-        <w:r>
-          <w:rPr>
-            <w:lang w:val="gu_IN" w:bidi="gu_IN"/>
-          </w:rPr>
-          <w:rPr>
-            <w:color w:val="0000EE"/>
-            <w:u w:val="single"/>
-          </w:rPr>
-          <w:t>૪:૯</w:t>
-        </w:r>
-      </w:hyperlink>
+      <w:r>
+        <w:rPr>
+          <w:lang w:val="gu_IN" w:bidi="gu_IN"/>
+        </w:rPr>
+        <w:t>૪:૯</w:t>
+      </w:r>
       <w:r>
         <w:rPr>
           <w:lang w:val="gu_IN" w:bidi="gu_IN"/>
         </w:rPr>
         <w:t xml:space="preserve">માં છે તેમ, તે </w:t>
       </w:r>
-      <w:hyperlink r:id="rId65">
-        <w:r>
-          <w:rPr>
-            <w:lang w:val="gu_IN" w:bidi="gu_IN"/>
-          </w:rPr>
-          <w:rPr>
-            <w:color w:val="0000EE"/>
-            <w:u w:val="single"/>
-          </w:rPr>
-          <w:t>૩:૧૫</w:t>
-        </w:r>
-      </w:hyperlink>
+      <w:r>
+        <w:rPr>
+          <w:lang w:val="gu_IN" w:bidi="gu_IN"/>
+        </w:rPr>
+        <w:t>૩:૧૫</w:t>
+      </w:r>
       <w:r>
         <w:rPr>
           <w:lang w:val="gu_IN" w:bidi="gu_IN"/>
@@ -52770,18 +51816,12 @@
           <w:lang w:val="gu_IN" w:bidi="gu_IN"/>
         </w:rPr>
       </w:r>
-      <w:hyperlink r:id="rId35">
-        <w:r>
-          <w:rPr>
-            <w:lang w:val="gu_IN" w:bidi="gu_IN"/>
-          </w:rPr>
-          <w:rPr>
-            <w:color w:val="0000EE"/>
-            <w:u w:val="single"/>
-          </w:rPr>
-          <w:t>૨:૧૨</w:t>
-        </w:r>
-      </w:hyperlink>
+      <w:r>
+        <w:rPr>
+          <w:lang w:val="gu_IN" w:bidi="gu_IN"/>
+        </w:rPr>
+        <w:t>૨:૧૨</w:t>
+      </w:r>
       <w:r>
         <w:rPr>
           <w:lang w:val="gu_IN" w:bidi="gu_IN"/>
@@ -53058,18 +52098,12 @@
         </w:rPr>
         <w:t xml:space="preserve">જો તે તમારા વાચકોને મદદરૂપ હોય તો, </w:t>
       </w:r>
-      <w:hyperlink r:id="rId77">
-        <w:r>
-          <w:rPr>
-            <w:lang w:val="gu_IN" w:bidi="gu_IN"/>
-          </w:rPr>
-          <w:rPr>
-            <w:color w:val="0000EE"/>
-            <w:u w:val="single"/>
-          </w:rPr>
-          <w:t>૩:૨૧</w:t>
-        </w:r>
-      </w:hyperlink>
+      <w:r>
+        <w:rPr>
+          <w:lang w:val="gu_IN" w:bidi="gu_IN"/>
+        </w:rPr>
+        <w:t>૩:૨૧</w:t>
+      </w:r>
       <w:r>
         <w:rPr>
           <w:lang w:val="gu_IN" w:bidi="gu_IN"/>
@@ -53346,18 +52380,12 @@
         </w:rPr>
         <w:t xml:space="preserve">જેમ </w:t>
       </w:r>
-      <w:hyperlink r:id="rId64">
-        <w:r>
-          <w:rPr>
-            <w:lang w:val="gu_IN" w:bidi="gu_IN"/>
-          </w:rPr>
-          <w:rPr>
-            <w:color w:val="0000EE"/>
-            <w:u w:val="single"/>
-          </w:rPr>
-          <w:t>૪:૫</w:t>
-        </w:r>
-      </w:hyperlink>
+      <w:r>
+        <w:rPr>
+          <w:lang w:val="gu_IN" w:bidi="gu_IN"/>
+        </w:rPr>
+        <w:t>૪:૫</w:t>
+      </w:r>
       <w:r>
         <w:rPr>
           <w:lang w:val="gu_IN" w:bidi="gu_IN"/>
@@ -53904,18 +52932,12 @@
         </w:rPr>
         <w:t xml:space="preserve">તમે </w:t>
       </w:r>
-      <w:hyperlink r:id="rId33">
-        <w:r>
-          <w:rPr>
-            <w:lang w:val="gu_IN" w:bidi="gu_IN"/>
-          </w:rPr>
-          <w:rPr>
-            <w:color w:val="0000EE"/>
-            <w:u w:val="single"/>
-          </w:rPr>
-          <w:t>૨:૯</w:t>
-        </w:r>
-      </w:hyperlink>
+      <w:r>
+        <w:rPr>
+          <w:lang w:val="gu_IN" w:bidi="gu_IN"/>
+        </w:rPr>
+        <w:t>૨:૯</w:t>
+      </w:r>
       <w:r>
         <w:rPr>
           <w:lang w:val="gu_IN" w:bidi="gu_IN"/>
@@ -54450,18 +53472,12 @@
         </w:rPr>
         <w:t xml:space="preserve">જો તે તમારા વાચકો માટે મદદરૂપ હોય તો તમે તેને વધુ સ્પષ્ટપણે કહી શકો છો કે જો “મૃત્યુ” શબ્દ અલંકારિક હોય તો તેનો સંભવિત અર્થ શું થાય. આખા પત્રના સંદર્ભમાં, “મૃત્યુ તરફના પાપ” દ્વારા, યોહાન કદાચ એવા વર્તનનો ઉલ્લેખ કરી રહ્યો છે કે જેમાં ખોટા શિક્ષકો રોકાયેલા હતા અને તેને પ્રોત્સાહિત કરી રહ્યા હતા. ૧ યોહાનની પ્રસ્તાવનાનો ભાગ 3 સમજાવે છે તેમ, આ ખોટા શિક્ષકોએ દાવો કરતા હતા કે લોકો તેમના શરીરમાં શું કરે છે તેનાથી કોઈ ફરક પડતો નથી, અને તેથી તેઓ તેમની ક્રિયાઓ ખોટી છે તેવી કોઈ પ્રતીતિ અનુભવ્યા વિના ઘણા ગંભીર પાપો કરી રહ્યા હશે. આ દર્શાવે છે કે તેઓએ ઈસુમાં વિશ્વાસ છોડી દીધો હતો અને પવિત્ર આત્માના પ્રભાવને નકારી કાઢ્યો હતો. યોહાન ફરી એકવાર </w:t>
       </w:r>
-      <w:hyperlink r:id="rId78">
-        <w:r>
-          <w:rPr>
-            <w:lang w:val="gu_IN" w:bidi="gu_IN"/>
-          </w:rPr>
-          <w:rPr>
-            <w:color w:val="0000EE"/>
-            <w:u w:val="single"/>
-          </w:rPr>
-          <w:t>૫:૧૮</w:t>
-        </w:r>
-      </w:hyperlink>
+      <w:r>
+        <w:rPr>
+          <w:lang w:val="gu_IN" w:bidi="gu_IN"/>
+        </w:rPr>
+        <w:t>૫:૧૮</w:t>
+      </w:r>
       <w:r>
         <w:rPr>
           <w:lang w:val="gu_IN" w:bidi="gu_IN"/>
@@ -54828,18 +53844,12 @@
         </w:rPr>
         <w:t xml:space="preserve">તમે </w:t>
       </w:r>
-      <w:hyperlink r:id="rId50">
-        <w:r>
-          <w:rPr>
-            <w:lang w:val="gu_IN" w:bidi="gu_IN"/>
-          </w:rPr>
-          <w:rPr>
-            <w:color w:val="0000EE"/>
-            <w:u w:val="single"/>
-          </w:rPr>
-          <w:t>૨:૨૯</w:t>
-        </w:r>
-      </w:hyperlink>
+      <w:r>
+        <w:rPr>
+          <w:lang w:val="gu_IN" w:bidi="gu_IN"/>
+        </w:rPr>
+        <w:t>૨:૨૯</w:t>
+      </w:r>
       <w:r>
         <w:rPr>
           <w:lang w:val="gu_IN" w:bidi="gu_IN"/>
@@ -54936,18 +53946,12 @@
         </w:rPr>
         <w:t xml:space="preserve">જુઓ કે શું </w:t>
       </w:r>
-      <w:hyperlink r:id="rId50">
-        <w:r>
-          <w:rPr>
-            <w:lang w:val="gu_IN" w:bidi="gu_IN"/>
-          </w:rPr>
-          <w:rPr>
-            <w:color w:val="0000EE"/>
-            <w:u w:val="single"/>
-          </w:rPr>
-          <w:t>૨:૨૯</w:t>
-        </w:r>
-      </w:hyperlink>
+      <w:r>
+        <w:rPr>
+          <w:lang w:val="gu_IN" w:bidi="gu_IN"/>
+        </w:rPr>
+        <w:t>૨:૨૯</w:t>
+      </w:r>
       <w:r>
         <w:rPr>
           <w:lang w:val="gu_IN" w:bidi="gu_IN"/>
@@ -55044,18 +54048,12 @@
         </w:rPr>
         <w:t xml:space="preserve">તમે </w:t>
       </w:r>
-      <w:hyperlink r:id="rId79">
-        <w:r>
-          <w:rPr>
-            <w:lang w:val="gu_IN" w:bidi="gu_IN"/>
-          </w:rPr>
-          <w:rPr>
-            <w:color w:val="0000EE"/>
-            <w:u w:val="single"/>
-          </w:rPr>
-          <w:t>૩:૬</w:t>
-        </w:r>
-      </w:hyperlink>
+      <w:r>
+        <w:rPr>
+          <w:lang w:val="gu_IN" w:bidi="gu_IN"/>
+        </w:rPr>
+        <w:t>૩:૬</w:t>
+      </w:r>
       <w:r>
         <w:rPr>
           <w:lang w:val="gu_IN" w:bidi="gu_IN"/>
@@ -55152,18 +54150,12 @@
         </w:rPr>
         <w:t xml:space="preserve">આ ઈસુનું વર્ણન છે, જેમને યોહાન </w:t>
       </w:r>
-      <w:hyperlink r:id="rId47">
-        <w:r>
-          <w:rPr>
-            <w:lang w:val="gu_IN" w:bidi="gu_IN"/>
-          </w:rPr>
-          <w:rPr>
-            <w:color w:val="0000EE"/>
-            <w:u w:val="single"/>
-          </w:rPr>
-          <w:t>૪:૯</w:t>
-        </w:r>
-      </w:hyperlink>
+      <w:r>
+        <w:rPr>
+          <w:lang w:val="gu_IN" w:bidi="gu_IN"/>
+        </w:rPr>
+        <w:t>૪:૯</w:t>
+      </w:r>
       <w:r>
         <w:rPr>
           <w:lang w:val="gu_IN" w:bidi="gu_IN"/>
@@ -55248,18 +54240,12 @@
         </w:rPr>
         <w:t xml:space="preserve">જેમ </w:t>
       </w:r>
-      <w:hyperlink r:id="rId14">
-        <w:r>
-          <w:rPr>
-            <w:lang w:val="gu_IN" w:bidi="gu_IN"/>
-          </w:rPr>
-          <w:rPr>
-            <w:color w:val="0000EE"/>
-            <w:u w:val="single"/>
-          </w:rPr>
-          <w:t>૨:૧૩</w:t>
-        </w:r>
-      </w:hyperlink>
+      <w:r>
+        <w:rPr>
+          <w:lang w:val="gu_IN" w:bidi="gu_IN"/>
+        </w:rPr>
+        <w:t>૨:૧૩</w:t>
+      </w:r>
       <w:r>
         <w:rPr>
           <w:lang w:val="gu_IN" w:bidi="gu_IN"/>
@@ -55536,18 +54522,12 @@
         </w:rPr>
         <w:t xml:space="preserve">તમે </w:t>
       </w:r>
-      <w:hyperlink r:id="rId63">
-        <w:r>
-          <w:rPr>
-            <w:lang w:val="gu_IN" w:bidi="gu_IN"/>
-          </w:rPr>
-          <w:rPr>
-            <w:color w:val="0000EE"/>
-            <w:u w:val="single"/>
-          </w:rPr>
-          <w:t>૪:૪</w:t>
-        </w:r>
-      </w:hyperlink>
+      <w:r>
+        <w:rPr>
+          <w:lang w:val="gu_IN" w:bidi="gu_IN"/>
+        </w:rPr>
+        <w:t>૪:૪</w:t>
+      </w:r>
       <w:r>
         <w:rPr>
           <w:lang w:val="gu_IN" w:bidi="gu_IN"/>
@@ -55824,18 +54804,12 @@
         </w:rPr>
         <w:t xml:space="preserve">જો તે તમારી ભાષામાં સ્પષ્ટ હોય તો તમે અમૂર્ત સંજ્ઞા “દુષ્ટ” પાછળનો અર્થ સમકક્ષ અભિવ્યક્તિ સાથે વ્યક્ત કરી શકો છો. આનો અર્થ આ હોઈ શકે છે: (૧) યોહાન શેતાન વિષે અલંકારિક રીતે વાત કરી રહ્યો છે, જેમ કે </w:t>
       </w:r>
-      <w:hyperlink r:id="rId14">
-        <w:r>
-          <w:rPr>
-            <w:lang w:val="gu_IN" w:bidi="gu_IN"/>
-          </w:rPr>
-          <w:rPr>
-            <w:color w:val="0000EE"/>
-            <w:u w:val="single"/>
-          </w:rPr>
-          <w:t>૨:૧૩</w:t>
-        </w:r>
-      </w:hyperlink>
+      <w:r>
+        <w:rPr>
+          <w:lang w:val="gu_IN" w:bidi="gu_IN"/>
+        </w:rPr>
+        <w:t>૨:૧૩</w:t>
+      </w:r>
       <w:r>
         <w:rPr>
           <w:lang w:val="gu_IN" w:bidi="gu_IN"/>
@@ -56022,18 +54996,12 @@
         </w:rPr>
         <w:t xml:space="preserve">જો તે તમારા વાચકોને મદદરૂપ હોય તો તમે આનો અર્થ શું છે તે વધુ સ્પષ્ટપણે કહી શકો છો, જેમ કે તમે </w:t>
       </w:r>
-      <w:hyperlink r:id="rId74">
-        <w:r>
-          <w:rPr>
-            <w:lang w:val="gu_IN" w:bidi="gu_IN"/>
-          </w:rPr>
-          <w:rPr>
-            <w:color w:val="0000EE"/>
-            <w:u w:val="single"/>
-          </w:rPr>
-          <w:t>૫:૬</w:t>
-        </w:r>
-      </w:hyperlink>
+      <w:r>
+        <w:rPr>
+          <w:lang w:val="gu_IN" w:bidi="gu_IN"/>
+        </w:rPr>
+        <w:t>૫:૬</w:t>
+      </w:r>
       <w:r>
         <w:rPr>
           <w:lang w:val="gu_IN" w:bidi="gu_IN"/>
@@ -56484,18 +55452,12 @@
           <w:lang w:val="gu_IN" w:bidi="gu_IN"/>
         </w:rPr>
       </w:r>
-      <w:hyperlink r:id="rId55">
-        <w:r>
-          <w:rPr>
-            <w:lang w:val="gu_IN" w:bidi="gu_IN"/>
-          </w:rPr>
-          <w:rPr>
-            <w:color w:val="0000EE"/>
-            <w:u w:val="single"/>
-          </w:rPr>
-          <w:t>૨:૫</w:t>
-        </w:r>
-      </w:hyperlink>
+      <w:r>
+        <w:rPr>
+          <w:lang w:val="gu_IN" w:bidi="gu_IN"/>
+        </w:rPr>
+        <w:t>૨:૫</w:t>
+      </w:r>
       <w:r>
         <w:rPr>
           <w:lang w:val="gu_IN" w:bidi="gu_IN"/>
@@ -56862,18 +55824,12 @@
         </w:rPr>
         <w:t xml:space="preserve">જેમ કે </w:t>
       </w:r>
-      <w:hyperlink r:id="rId47">
-        <w:r>
-          <w:rPr>
-            <w:lang w:val="gu_IN" w:bidi="gu_IN"/>
-          </w:rPr>
-          <w:rPr>
-            <w:color w:val="0000EE"/>
-            <w:u w:val="single"/>
-          </w:rPr>
-          <w:t>૪:૯</w:t>
-        </w:r>
-      </w:hyperlink>
+      <w:r>
+        <w:rPr>
+          <w:lang w:val="gu_IN" w:bidi="gu_IN"/>
+        </w:rPr>
+        <w:t>૪:૯</w:t>
+      </w:r>
       <w:r>
         <w:rPr>
           <w:lang w:val="gu_IN" w:bidi="gu_IN"/>
@@ -56970,18 +55926,12 @@
         </w:rPr>
         <w:t xml:space="preserve">તમે </w:t>
       </w:r>
-      <w:hyperlink r:id="rId40">
-        <w:r>
-          <w:rPr>
-            <w:lang w:val="gu_IN" w:bidi="gu_IN"/>
-          </w:rPr>
-          <w:rPr>
-            <w:color w:val="0000EE"/>
-            <w:u w:val="single"/>
-          </w:rPr>
-          <w:t>૨:૧</w:t>
-        </w:r>
-      </w:hyperlink>
+      <w:r>
+        <w:rPr>
+          <w:lang w:val="gu_IN" w:bidi="gu_IN"/>
+        </w:rPr>
+        <w:t>૨:૧</w:t>
+      </w:r>
       <w:r>
         <w:rPr>
           <w:lang w:val="gu_IN" w:bidi="gu_IN"/>

--- a/guj/docx/62.content.docx
+++ b/guj/docx/62.content.docx
@@ -6734,6 +6734,69 @@
         <w:rPr>
           <w:lang w:val="gu_IN" w:bidi="gu_IN"/>
         </w:rPr>
+        <w:t>યોહાનનો પહેલો પત્ર 1:8 (#2)</w:t>
+      </w:r>
+      <w:r>
+        <w:rPr>
+          <w:lang w:val="gu_IN" w:bidi="gu_IN"/>
+        </w:rPr>
+      </w:r>
+    </w:p>
+    <w:p>
+      <w:pPr/>
+      <w:r>
+        <w:rPr>
+          <w:lang w:val="gu_IN" w:bidi="gu_IN"/>
+        </w:rPr>
+      </w:r>
+      <w:r>
+        <w:rPr>
+          <w:b/>
+          <w:lang w:val="gu_IN" w:bidi="gu_IN"/>
+        </w:rPr>
+        <w:t>"પાપ નથી &amp; આપણે"</w:t>
+      </w:r>
+    </w:p>
+    <w:p>
+      <w:pPr/>
+      <w:r>
+        <w:rPr>
+          <w:lang w:val="gu_IN" w:bidi="gu_IN"/>
+        </w:rPr>
+      </w:r>
+      <w:r>
+        <w:rPr>
+          <w:lang w:val="gu_IN" w:bidi="gu_IN"/>
+        </w:rPr>
+        <w:t>વૈકલ્પિક ભાષાંતર: “આપણે કદી પાપ કર્યું નથી”</w:t>
+      </w:r>
+      <w:r>
+        <w:rPr>
+          <w:lang w:val="gu_IN" w:bidi="gu_IN"/>
+        </w:rPr>
+      </w:r>
+      <w:r>
+        <w:rPr>
+          <w:lang w:val="gu_IN" w:bidi="gu_IN"/>
+        </w:rPr>
+      </w:r>
+    </w:p>
+    <w:p>
+      <w:pPr/>
+      <w:r>
+        <w:rPr>
+          <w:lang w:val="gu_IN" w:bidi="gu_IN"/>
+        </w:rPr>
+      </w:r>
+    </w:p>
+    <w:p>
+      <w:pPr>
+        <w:pStyle w:val="Heading2"/>
+      </w:pPr>
+      <w:r>
+        <w:rPr>
+          <w:lang w:val="gu_IN" w:bidi="gu_IN"/>
+        </w:rPr>
         <w:t>યોહાનનો પહેલો પત્ર 1:9 (#1)</w:t>
       </w:r>
       <w:r>
@@ -12894,6 +12957,69 @@
         <w:rPr>
           <w:lang w:val="gu_IN" w:bidi="gu_IN"/>
         </w:rPr>
+        <w:t>યોહાનનો પહેલો પત્ર 2:9 (#7)</w:t>
+      </w:r>
+      <w:r>
+        <w:rPr>
+          <w:lang w:val="gu_IN" w:bidi="gu_IN"/>
+        </w:rPr>
+      </w:r>
+    </w:p>
+    <w:p>
+      <w:pPr/>
+      <w:r>
+        <w:rPr>
+          <w:lang w:val="gu_IN" w:bidi="gu_IN"/>
+        </w:rPr>
+      </w:r>
+      <w:r>
+        <w:rPr>
+          <w:b/>
+          <w:lang w:val="gu_IN" w:bidi="gu_IN"/>
+        </w:rPr>
+        <w:t>"હજી સુધી"</w:t>
+      </w:r>
+    </w:p>
+    <w:p>
+      <w:pPr/>
+      <w:r>
+        <w:rPr>
+          <w:lang w:val="gu_IN" w:bidi="gu_IN"/>
+        </w:rPr>
+      </w:r>
+      <w:r>
+        <w:rPr>
+          <w:lang w:val="gu_IN" w:bidi="gu_IN"/>
+        </w:rPr>
+        <w:t>વૈકલ્પિક ભાષાંતર: “છતાંય/હજુ પણ”</w:t>
+      </w:r>
+      <w:r>
+        <w:rPr>
+          <w:lang w:val="gu_IN" w:bidi="gu_IN"/>
+        </w:rPr>
+      </w:r>
+      <w:r>
+        <w:rPr>
+          <w:lang w:val="gu_IN" w:bidi="gu_IN"/>
+        </w:rPr>
+      </w:r>
+    </w:p>
+    <w:p>
+      <w:pPr/>
+      <w:r>
+        <w:rPr>
+          <w:lang w:val="gu_IN" w:bidi="gu_IN"/>
+        </w:rPr>
+      </w:r>
+    </w:p>
+    <w:p>
+      <w:pPr>
+        <w:pStyle w:val="Heading2"/>
+      </w:pPr>
+      <w:r>
+        <w:rPr>
+          <w:lang w:val="gu_IN" w:bidi="gu_IN"/>
+        </w:rPr>
         <w:t>યોહાનનો પહેલો પત્ર 2:10 (#1)</w:t>
       </w:r>
       <w:r>
@@ -19650,6 +19776,69 @@
         <w:rPr>
           <w:lang w:val="gu_IN" w:bidi="gu_IN"/>
         </w:rPr>
+        <w:t>યોહાનનો પહેલો પત્ર 2:19 (#8)</w:t>
+      </w:r>
+      <w:r>
+        <w:rPr>
+          <w:lang w:val="gu_IN" w:bidi="gu_IN"/>
+        </w:rPr>
+      </w:r>
+    </w:p>
+    <w:p>
+      <w:pPr/>
+      <w:r>
+        <w:rPr>
+          <w:lang w:val="gu_IN" w:bidi="gu_IN"/>
+        </w:rPr>
+      </w:r>
+      <w:r>
+        <w:rPr>
+          <w:b/>
+          <w:lang w:val="gu_IN" w:bidi="gu_IN"/>
+        </w:rPr>
+        <w:t>"તેઓ આપણાંમાંથી નથી"</w:t>
+      </w:r>
+    </w:p>
+    <w:p>
+      <w:pPr/>
+      <w:r>
+        <w:rPr>
+          <w:lang w:val="gu_IN" w:bidi="gu_IN"/>
+        </w:rPr>
+      </w:r>
+      <w:r>
+        <w:rPr>
+          <w:lang w:val="gu_IN" w:bidi="gu_IN"/>
+        </w:rPr>
+        <w:t>“સઘળાં” શબ્દ, જેઓએ જૂથ છોડી દીધું છે તેમનો ઉલ્લેખ કરે છે. જો તમારી ભાષામાં તે વધુ સ્પસ્ટ હોય તો, તમે કર્તા/વિષયને નકારાત્મક અને ક્રિયાપદને હકારાત્મક બનાવી શકો છો. વૈકલ્પિક ભાષાંતર: “તેઓમાંના કોઇપણ આપણામાંથી નથી” અથવા “તેઓમાંના કોઇપણ ખરેખર આપણા જૂથના હતા નહિ”</w:t>
+      </w:r>
+      <w:r>
+        <w:rPr>
+          <w:lang w:val="gu_IN" w:bidi="gu_IN"/>
+        </w:rPr>
+      </w:r>
+      <w:r>
+        <w:rPr>
+          <w:lang w:val="gu_IN" w:bidi="gu_IN"/>
+        </w:rPr>
+      </w:r>
+    </w:p>
+    <w:p>
+      <w:pPr/>
+      <w:r>
+        <w:rPr>
+          <w:lang w:val="gu_IN" w:bidi="gu_IN"/>
+        </w:rPr>
+      </w:r>
+    </w:p>
+    <w:p>
+      <w:pPr>
+        <w:pStyle w:val="Heading2"/>
+      </w:pPr>
+      <w:r>
+        <w:rPr>
+          <w:lang w:val="gu_IN" w:bidi="gu_IN"/>
+        </w:rPr>
         <w:t>યોહાનનો પહેલો પત્ર 2:20 (#1)</w:t>
       </w:r>
       <w:r>
@@ -23421,6 +23610,69 @@
         <w:rPr>
           <w:lang w:val="gu_IN" w:bidi="gu_IN"/>
         </w:rPr>
+        <w:t>યોહાનનો પહેલો પત્ર 2:27 (#7)</w:t>
+      </w:r>
+      <w:r>
+        <w:rPr>
+          <w:lang w:val="gu_IN" w:bidi="gu_IN"/>
+        </w:rPr>
+      </w:r>
+    </w:p>
+    <w:p>
+      <w:pPr/>
+      <w:r>
+        <w:rPr>
+          <w:lang w:val="gu_IN" w:bidi="gu_IN"/>
+        </w:rPr>
+      </w:r>
+      <w:r>
+        <w:rPr>
+          <w:b/>
+          <w:lang w:val="gu_IN" w:bidi="gu_IN"/>
+        </w:rPr>
+        <w:t>"છે &amp; સત્ય &amp; અને જૂઠ નથી"</w:t>
+      </w:r>
+    </w:p>
+    <w:p>
+      <w:pPr/>
+      <w:r>
+        <w:rPr>
+          <w:lang w:val="gu_IN" w:bidi="gu_IN"/>
+        </w:rPr>
+      </w:r>
+      <w:r>
+        <w:rPr>
+          <w:lang w:val="gu_IN" w:bidi="gu_IN"/>
+        </w:rPr>
+        <w:t>વૈકલ્પિક ભાષાંતર: “સત્ય કહે છે અને જુઠ્ઠું કહેતો નથી”</w:t>
+      </w:r>
+      <w:r>
+        <w:rPr>
+          <w:lang w:val="gu_IN" w:bidi="gu_IN"/>
+        </w:rPr>
+      </w:r>
+      <w:r>
+        <w:rPr>
+          <w:lang w:val="gu_IN" w:bidi="gu_IN"/>
+        </w:rPr>
+      </w:r>
+    </w:p>
+    <w:p>
+      <w:pPr/>
+      <w:r>
+        <w:rPr>
+          <w:lang w:val="gu_IN" w:bidi="gu_IN"/>
+        </w:rPr>
+      </w:r>
+    </w:p>
+    <w:p>
+      <w:pPr>
+        <w:pStyle w:val="Heading2"/>
+      </w:pPr>
+      <w:r>
+        <w:rPr>
+          <w:lang w:val="gu_IN" w:bidi="gu_IN"/>
+        </w:rPr>
         <w:t>યોહાનનો પહેલો પત્ર 2:28 (#1)</w:t>
       </w:r>
       <w:r>
@@ -24215,6 +24467,69 @@
           <w:lang w:val="gu_IN" w:bidi="gu_IN"/>
         </w:rPr>
         <w:t>)</w:t>
+      </w:r>
+      <w:r>
+        <w:rPr>
+          <w:lang w:val="gu_IN" w:bidi="gu_IN"/>
+        </w:rPr>
+      </w:r>
+      <w:r>
+        <w:rPr>
+          <w:lang w:val="gu_IN" w:bidi="gu_IN"/>
+        </w:rPr>
+      </w:r>
+    </w:p>
+    <w:p>
+      <w:pPr/>
+      <w:r>
+        <w:rPr>
+          <w:lang w:val="gu_IN" w:bidi="gu_IN"/>
+        </w:rPr>
+      </w:r>
+    </w:p>
+    <w:p>
+      <w:pPr>
+        <w:pStyle w:val="Heading2"/>
+      </w:pPr>
+      <w:r>
+        <w:rPr>
+          <w:lang w:val="gu_IN" w:bidi="gu_IN"/>
+        </w:rPr>
+        <w:t>યોહાનનો પહેલો પત્ર 2:28 (#10)</w:t>
+      </w:r>
+      <w:r>
+        <w:rPr>
+          <w:lang w:val="gu_IN" w:bidi="gu_IN"/>
+        </w:rPr>
+      </w:r>
+    </w:p>
+    <w:p>
+      <w:pPr/>
+      <w:r>
+        <w:rPr>
+          <w:lang w:val="gu_IN" w:bidi="gu_IN"/>
+        </w:rPr>
+      </w:r>
+      <w:r>
+        <w:rPr>
+          <w:b/>
+          <w:lang w:val="gu_IN" w:bidi="gu_IN"/>
+        </w:rPr>
+        <w:t>"આગમને તેમના"</w:t>
+      </w:r>
+    </w:p>
+    <w:p>
+      <w:pPr/>
+      <w:r>
+        <w:rPr>
+          <w:lang w:val="gu_IN" w:bidi="gu_IN"/>
+        </w:rPr>
+      </w:r>
+      <w:r>
+        <w:rPr>
+          <w:lang w:val="gu_IN" w:bidi="gu_IN"/>
+        </w:rPr>
+        <w:t>વૈકલ્પિક ભાષાંતર: “જ્યારે તે પૃથ્વી પર પાછા આવશે”</w:t>
       </w:r>
       <w:r>
         <w:rPr>
@@ -25846,6 +26161,69 @@
         <w:rPr>
           <w:lang w:val="gu_IN" w:bidi="gu_IN"/>
         </w:rPr>
+        <w:t>યોહાનનો પહેલો પત્ર 3:1 (#2)</w:t>
+      </w:r>
+      <w:r>
+        <w:rPr>
+          <w:lang w:val="gu_IN" w:bidi="gu_IN"/>
+        </w:rPr>
+      </w:r>
+    </w:p>
+    <w:p>
+      <w:pPr/>
+      <w:r>
+        <w:rPr>
+          <w:lang w:val="gu_IN" w:bidi="gu_IN"/>
+        </w:rPr>
+      </w:r>
+      <w:r>
+        <w:rPr>
+          <w:b/>
+          <w:lang w:val="gu_IN" w:bidi="gu_IN"/>
+        </w:rPr>
+        <w:t>"પિતાએ આપણને કેવો પ્રેમ આપ્યો છે"</w:t>
+      </w:r>
+    </w:p>
+    <w:p>
+      <w:pPr/>
+      <w:r>
+        <w:rPr>
+          <w:lang w:val="gu_IN" w:bidi="gu_IN"/>
+        </w:rPr>
+      </w:r>
+      <w:r>
+        <w:rPr>
+          <w:lang w:val="gu_IN" w:bidi="gu_IN"/>
+        </w:rPr>
+        <w:t>વૈકલ્પિક ભાષાંતર: “કેવી મહાન રીતે ઈશ્વરે આપણને પ્રેમ કર્યો છે”</w:t>
+      </w:r>
+      <w:r>
+        <w:rPr>
+          <w:lang w:val="gu_IN" w:bidi="gu_IN"/>
+        </w:rPr>
+      </w:r>
+      <w:r>
+        <w:rPr>
+          <w:lang w:val="gu_IN" w:bidi="gu_IN"/>
+        </w:rPr>
+      </w:r>
+    </w:p>
+    <w:p>
+      <w:pPr/>
+      <w:r>
+        <w:rPr>
+          <w:lang w:val="gu_IN" w:bidi="gu_IN"/>
+        </w:rPr>
+      </w:r>
+    </w:p>
+    <w:p>
+      <w:pPr>
+        <w:pStyle w:val="Heading2"/>
+      </w:pPr>
+      <w:r>
+        <w:rPr>
+          <w:lang w:val="gu_IN" w:bidi="gu_IN"/>
+        </w:rPr>
         <w:t>યોહાનનો પહેલો પત્ર 3:2 (#1)</w:t>
       </w:r>
       <w:r>
@@ -30490,6 +30868,81 @@
         <w:rPr>
           <w:lang w:val="gu_IN" w:bidi="gu_IN"/>
         </w:rPr>
+        <w:t>યોહાનનો પહેલો પત્ર 3:12 (#3)</w:t>
+      </w:r>
+      <w:r>
+        <w:rPr>
+          <w:lang w:val="gu_IN" w:bidi="gu_IN"/>
+        </w:rPr>
+      </w:r>
+    </w:p>
+    <w:p>
+      <w:pPr/>
+      <w:r>
+        <w:rPr>
+          <w:lang w:val="gu_IN" w:bidi="gu_IN"/>
+        </w:rPr>
+      </w:r>
+      <w:r>
+        <w:rPr>
+          <w:b/>
+          <w:lang w:val="gu_IN" w:bidi="gu_IN"/>
+        </w:rPr>
+        <w:t>"કાઈનની"</w:t>
+      </w:r>
+    </w:p>
+    <w:p>
+      <w:pPr/>
+      <w:r>
+        <w:rPr>
+          <w:lang w:val="gu_IN" w:bidi="gu_IN"/>
+        </w:rPr>
+      </w:r>
+      <w:r>
+        <w:rPr>
+          <w:lang w:val="gu_IN" w:bidi="gu_IN"/>
+        </w:rPr>
+        <w:t xml:space="preserve">“કાઈન” એક માણસનું નામ છે. (જુઓ: </w:t>
+      </w:r>
+      <w:r>
+        <w:rPr>
+          <w:lang w:val="gu_IN" w:bidi="gu_IN"/>
+        </w:rPr>
+        <w:t>નામોનો અનુવાદ કેવી રીતે કરવો</w:t>
+      </w:r>
+      <w:r>
+        <w:rPr>
+          <w:lang w:val="gu_IN" w:bidi="gu_IN"/>
+        </w:rPr>
+        <w:t>)</w:t>
+      </w:r>
+      <w:r>
+        <w:rPr>
+          <w:lang w:val="gu_IN" w:bidi="gu_IN"/>
+        </w:rPr>
+      </w:r>
+      <w:r>
+        <w:rPr>
+          <w:lang w:val="gu_IN" w:bidi="gu_IN"/>
+        </w:rPr>
+      </w:r>
+    </w:p>
+    <w:p>
+      <w:pPr/>
+      <w:r>
+        <w:rPr>
+          <w:lang w:val="gu_IN" w:bidi="gu_IN"/>
+        </w:rPr>
+      </w:r>
+    </w:p>
+    <w:p>
+      <w:pPr>
+        <w:pStyle w:val="Heading2"/>
+      </w:pPr>
+      <w:r>
+        <w:rPr>
+          <w:lang w:val="gu_IN" w:bidi="gu_IN"/>
+        </w:rPr>
         <w:t>યોહાનનો પહેલો પત્ર 3:13 (#1)</w:t>
       </w:r>
       <w:r>
@@ -32874,6 +33327,69 @@
           <w:lang w:val="gu_IN" w:bidi="gu_IN"/>
         </w:rPr>
         <w:t>)</w:t>
+      </w:r>
+      <w:r>
+        <w:rPr>
+          <w:lang w:val="gu_IN" w:bidi="gu_IN"/>
+        </w:rPr>
+      </w:r>
+      <w:r>
+        <w:rPr>
+          <w:lang w:val="gu_IN" w:bidi="gu_IN"/>
+        </w:rPr>
+      </w:r>
+    </w:p>
+    <w:p>
+      <w:pPr/>
+      <w:r>
+        <w:rPr>
+          <w:lang w:val="gu_IN" w:bidi="gu_IN"/>
+        </w:rPr>
+      </w:r>
+    </w:p>
+    <w:p>
+      <w:pPr>
+        <w:pStyle w:val="Heading2"/>
+      </w:pPr>
+      <w:r>
+        <w:rPr>
+          <w:lang w:val="gu_IN" w:bidi="gu_IN"/>
+        </w:rPr>
+        <w:t>યોહાનનો પહેલો પત્ર 3:17 (#4)</w:t>
+      </w:r>
+      <w:r>
+        <w:rPr>
+          <w:lang w:val="gu_IN" w:bidi="gu_IN"/>
+        </w:rPr>
+      </w:r>
+    </w:p>
+    <w:p>
+      <w:pPr/>
+      <w:r>
+        <w:rPr>
+          <w:lang w:val="gu_IN" w:bidi="gu_IN"/>
+        </w:rPr>
+      </w:r>
+      <w:r>
+        <w:rPr>
+          <w:b/>
+          <w:lang w:val="gu_IN" w:bidi="gu_IN"/>
+        </w:rPr>
+        <w:t>"જરૂર છે"</w:t>
+      </w:r>
+    </w:p>
+    <w:p>
+      <w:pPr/>
+      <w:r>
+        <w:rPr>
+          <w:lang w:val="gu_IN" w:bidi="gu_IN"/>
+        </w:rPr>
+      </w:r>
+      <w:r>
+        <w:rPr>
+          <w:lang w:val="gu_IN" w:bidi="gu_IN"/>
+        </w:rPr>
+        <w:t>વૈકલ્પિક ભાષાંતર: “કોને મદદની જરૂર છે”</w:t>
       </w:r>
       <w:r>
         <w:rPr>
@@ -39139,6 +39655,69 @@
         <w:rPr>
           <w:lang w:val="gu_IN" w:bidi="gu_IN"/>
         </w:rPr>
+        <w:t>યોહાનનો પહેલો પત્ર 4:4 (#6)</w:t>
+      </w:r>
+      <w:r>
+        <w:rPr>
+          <w:lang w:val="gu_IN" w:bidi="gu_IN"/>
+        </w:rPr>
+      </w:r>
+    </w:p>
+    <w:p>
+      <w:pPr/>
+      <w:r>
+        <w:rPr>
+          <w:lang w:val="gu_IN" w:bidi="gu_IN"/>
+        </w:rPr>
+      </w:r>
+      <w:r>
+        <w:rPr>
+          <w:b/>
+          <w:lang w:val="gu_IN" w:bidi="gu_IN"/>
+        </w:rPr>
+        <w:t>"તેના કરતાં મહાન છે"</w:t>
+      </w:r>
+    </w:p>
+    <w:p>
+      <w:pPr/>
+      <w:r>
+        <w:rPr>
+          <w:lang w:val="gu_IN" w:bidi="gu_IN"/>
+        </w:rPr>
+      </w:r>
+      <w:r>
+        <w:rPr>
+          <w:lang w:val="gu_IN" w:bidi="gu_IN"/>
+        </w:rPr>
+        <w:t>વૈકલ્પિક ભાષાંતર: "તેના કરતાં વધુ શક્તિશાળી છે"</w:t>
+      </w:r>
+      <w:r>
+        <w:rPr>
+          <w:lang w:val="gu_IN" w:bidi="gu_IN"/>
+        </w:rPr>
+      </w:r>
+      <w:r>
+        <w:rPr>
+          <w:lang w:val="gu_IN" w:bidi="gu_IN"/>
+        </w:rPr>
+      </w:r>
+    </w:p>
+    <w:p>
+      <w:pPr/>
+      <w:r>
+        <w:rPr>
+          <w:lang w:val="gu_IN" w:bidi="gu_IN"/>
+        </w:rPr>
+      </w:r>
+    </w:p>
+    <w:p>
+      <w:pPr>
+        <w:pStyle w:val="Heading2"/>
+      </w:pPr>
+      <w:r>
+        <w:rPr>
+          <w:lang w:val="gu_IN" w:bidi="gu_IN"/>
+        </w:rPr>
         <w:t>યોહાનનો પહેલો પત્ર 4:4 (#8)</w:t>
       </w:r>
       <w:r>
@@ -42109,6 +42688,132 @@
         <w:rPr>
           <w:lang w:val="gu_IN" w:bidi="gu_IN"/>
         </w:rPr>
+        <w:t>યોહાનનો પહેલો પત્ર 4:9 (#6)</w:t>
+      </w:r>
+      <w:r>
+        <w:rPr>
+          <w:lang w:val="gu_IN" w:bidi="gu_IN"/>
+        </w:rPr>
+      </w:r>
+    </w:p>
+    <w:p>
+      <w:pPr/>
+      <w:r>
+        <w:rPr>
+          <w:lang w:val="gu_IN" w:bidi="gu_IN"/>
+        </w:rPr>
+      </w:r>
+      <w:r>
+        <w:rPr>
+          <w:b/>
+          <w:lang w:val="gu_IN" w:bidi="gu_IN"/>
+        </w:rPr>
+        <w:t>"એકના એક"</w:t>
+      </w:r>
+    </w:p>
+    <w:p>
+      <w:pPr/>
+      <w:r>
+        <w:rPr>
+          <w:lang w:val="gu_IN" w:bidi="gu_IN"/>
+        </w:rPr>
+      </w:r>
+      <w:r>
+        <w:rPr>
+          <w:lang w:val="gu_IN" w:bidi="gu_IN"/>
+        </w:rPr>
+        <w:t>વૈકલ્પિક ભાષાંતર: "જે ઈશ્વરનું એકમાત્ર વાસ્તવિક સંતાન છે"</w:t>
+      </w:r>
+      <w:r>
+        <w:rPr>
+          <w:lang w:val="gu_IN" w:bidi="gu_IN"/>
+        </w:rPr>
+      </w:r>
+      <w:r>
+        <w:rPr>
+          <w:lang w:val="gu_IN" w:bidi="gu_IN"/>
+        </w:rPr>
+      </w:r>
+    </w:p>
+    <w:p>
+      <w:pPr/>
+      <w:r>
+        <w:rPr>
+          <w:lang w:val="gu_IN" w:bidi="gu_IN"/>
+        </w:rPr>
+      </w:r>
+    </w:p>
+    <w:p>
+      <w:pPr>
+        <w:pStyle w:val="Heading2"/>
+      </w:pPr>
+      <w:r>
+        <w:rPr>
+          <w:lang w:val="gu_IN" w:bidi="gu_IN"/>
+        </w:rPr>
+        <w:t>યોહાનનો પહેલો પત્ર 4:9 (#9)</w:t>
+      </w:r>
+      <w:r>
+        <w:rPr>
+          <w:lang w:val="gu_IN" w:bidi="gu_IN"/>
+        </w:rPr>
+      </w:r>
+    </w:p>
+    <w:p>
+      <w:pPr/>
+      <w:r>
+        <w:rPr>
+          <w:lang w:val="gu_IN" w:bidi="gu_IN"/>
+        </w:rPr>
+      </w:r>
+      <w:r>
+        <w:rPr>
+          <w:b/>
+          <w:lang w:val="gu_IN" w:bidi="gu_IN"/>
+        </w:rPr>
+        <w:t>"તેમના દ્વારા"</w:t>
+      </w:r>
+    </w:p>
+    <w:p>
+      <w:pPr/>
+      <w:r>
+        <w:rPr>
+          <w:lang w:val="gu_IN" w:bidi="gu_IN"/>
+        </w:rPr>
+      </w:r>
+      <w:r>
+        <w:rPr>
+          <w:lang w:val="gu_IN" w:bidi="gu_IN"/>
+        </w:rPr>
+        <w:t>વૈકલ્પિક ભાષાંતર: "તેમણે અમારા માટે જે કર્યું તેના પરિણામે"</w:t>
+      </w:r>
+      <w:r>
+        <w:rPr>
+          <w:lang w:val="gu_IN" w:bidi="gu_IN"/>
+        </w:rPr>
+      </w:r>
+      <w:r>
+        <w:rPr>
+          <w:lang w:val="gu_IN" w:bidi="gu_IN"/>
+        </w:rPr>
+      </w:r>
+    </w:p>
+    <w:p>
+      <w:pPr/>
+      <w:r>
+        <w:rPr>
+          <w:lang w:val="gu_IN" w:bidi="gu_IN"/>
+        </w:rPr>
+      </w:r>
+    </w:p>
+    <w:p>
+      <w:pPr>
+        <w:pStyle w:val="Heading2"/>
+      </w:pPr>
+      <w:r>
+        <w:rPr>
+          <w:lang w:val="gu_IN" w:bidi="gu_IN"/>
+        </w:rPr>
         <w:t>યોહાનનો પહેલો પત્ર 4:10 (#1)</w:t>
       </w:r>
       <w:r>
@@ -46809,6 +47514,69 @@
           <w:lang w:val="gu_IN" w:bidi="gu_IN"/>
         </w:rPr>
         <w:t>)</w:t>
+      </w:r>
+      <w:r>
+        <w:rPr>
+          <w:lang w:val="gu_IN" w:bidi="gu_IN"/>
+        </w:rPr>
+      </w:r>
+      <w:r>
+        <w:rPr>
+          <w:lang w:val="gu_IN" w:bidi="gu_IN"/>
+        </w:rPr>
+      </w:r>
+    </w:p>
+    <w:p>
+      <w:pPr/>
+      <w:r>
+        <w:rPr>
+          <w:lang w:val="gu_IN" w:bidi="gu_IN"/>
+        </w:rPr>
+      </w:r>
+    </w:p>
+    <w:p>
+      <w:pPr>
+        <w:pStyle w:val="Heading2"/>
+      </w:pPr>
+      <w:r>
+        <w:rPr>
+          <w:lang w:val="gu_IN" w:bidi="gu_IN"/>
+        </w:rPr>
+        <w:t>યોહાનનો પહેલો પત્ર 4:21 (#1)</w:t>
+      </w:r>
+      <w:r>
+        <w:rPr>
+          <w:lang w:val="gu_IN" w:bidi="gu_IN"/>
+        </w:rPr>
+      </w:r>
+    </w:p>
+    <w:p>
+      <w:pPr/>
+      <w:r>
+        <w:rPr>
+          <w:lang w:val="gu_IN" w:bidi="gu_IN"/>
+        </w:rPr>
+      </w:r>
+      <w:r>
+        <w:rPr>
+          <w:b/>
+          <w:lang w:val="gu_IN" w:bidi="gu_IN"/>
+        </w:rPr>
+        <w:t>"તેમની પાસેથી આજ્ઞા છે"</w:t>
+      </w:r>
+    </w:p>
+    <w:p>
+      <w:pPr/>
+      <w:r>
+        <w:rPr>
+          <w:lang w:val="gu_IN" w:bidi="gu_IN"/>
+        </w:rPr>
+      </w:r>
+      <w:r>
+        <w:rPr>
+          <w:lang w:val="gu_IN" w:bidi="gu_IN"/>
+        </w:rPr>
+        <w:t>વૈકલ્પિક ભાષાંતર: "આ તે છે જેની આજ્ઞા ઈશ્વરે આપણને કરી છે"</w:t>
       </w:r>
       <w:r>
         <w:rPr>
@@ -47427,6 +48195,69 @@
         <w:rPr>
           <w:lang w:val="gu_IN" w:bidi="gu_IN"/>
         </w:rPr>
+        <w:t>યોહાનનો પહેલો પત્ર 5:1 (#1)</w:t>
+      </w:r>
+      <w:r>
+        <w:rPr>
+          <w:lang w:val="gu_IN" w:bidi="gu_IN"/>
+        </w:rPr>
+      </w:r>
+    </w:p>
+    <w:p>
+      <w:pPr/>
+      <w:r>
+        <w:rPr>
+          <w:lang w:val="gu_IN" w:bidi="gu_IN"/>
+        </w:rPr>
+      </w:r>
+      <w:r>
+        <w:rPr>
+          <w:b/>
+          <w:lang w:val="gu_IN" w:bidi="gu_IN"/>
+        </w:rPr>
+        <w:t>"ખ્રિસ્ત"</w:t>
+      </w:r>
+    </w:p>
+    <w:p>
+      <w:pPr/>
+      <w:r>
+        <w:rPr>
+          <w:lang w:val="gu_IN" w:bidi="gu_IN"/>
+        </w:rPr>
+      </w:r>
+      <w:r>
+        <w:rPr>
+          <w:lang w:val="gu_IN" w:bidi="gu_IN"/>
+        </w:rPr>
+        <w:t>“ખ્રિસ્ત” "મસીહા" માટેનો ગ્રીક શબ્દ છે. વૈકલ્પિક ભાષાંતર: "મસીહા"</w:t>
+      </w:r>
+      <w:r>
+        <w:rPr>
+          <w:lang w:val="gu_IN" w:bidi="gu_IN"/>
+        </w:rPr>
+      </w:r>
+      <w:r>
+        <w:rPr>
+          <w:lang w:val="gu_IN" w:bidi="gu_IN"/>
+        </w:rPr>
+      </w:r>
+    </w:p>
+    <w:p>
+      <w:pPr/>
+      <w:r>
+        <w:rPr>
+          <w:lang w:val="gu_IN" w:bidi="gu_IN"/>
+        </w:rPr>
+      </w:r>
+    </w:p>
+    <w:p>
+      <w:pPr>
+        <w:pStyle w:val="Heading2"/>
+      </w:pPr>
+      <w:r>
+        <w:rPr>
+          <w:lang w:val="gu_IN" w:bidi="gu_IN"/>
+        </w:rPr>
         <w:t>યોહાનનો પહેલો પત્ર 5:2 (#1)</w:t>
       </w:r>
       <w:r>
@@ -49569,6 +50400,69 @@
         <w:rPr>
           <w:lang w:val="gu_IN" w:bidi="gu_IN"/>
         </w:rPr>
+        <w:t>યોહાનનો પહેલો પત્ર 5:6 (#3)</w:t>
+      </w:r>
+      <w:r>
+        <w:rPr>
+          <w:lang w:val="gu_IN" w:bidi="gu_IN"/>
+        </w:rPr>
+      </w:r>
+    </w:p>
+    <w:p>
+      <w:pPr/>
+      <w:r>
+        <w:rPr>
+          <w:lang w:val="gu_IN" w:bidi="gu_IN"/>
+        </w:rPr>
+      </w:r>
+      <w:r>
+        <w:rPr>
+          <w:b/>
+          <w:lang w:val="gu_IN" w:bidi="gu_IN"/>
+        </w:rPr>
+        <w:t>"આત્મા તે છે જે સાક્ષી આપે છે"</w:t>
+      </w:r>
+    </w:p>
+    <w:p>
+      <w:pPr/>
+      <w:r>
+        <w:rPr>
+          <w:lang w:val="gu_IN" w:bidi="gu_IN"/>
+        </w:rPr>
+      </w:r>
+      <w:r>
+        <w:rPr>
+          <w:lang w:val="gu_IN" w:bidi="gu_IN"/>
+        </w:rPr>
+        <w:t>વૈકલ્પિક ભાષાંતર: "પવિત્ર આત્મા આપણને આ વિષે ખાતરી આપે છે"</w:t>
+      </w:r>
+      <w:r>
+        <w:rPr>
+          <w:lang w:val="gu_IN" w:bidi="gu_IN"/>
+        </w:rPr>
+      </w:r>
+      <w:r>
+        <w:rPr>
+          <w:lang w:val="gu_IN" w:bidi="gu_IN"/>
+        </w:rPr>
+      </w:r>
+    </w:p>
+    <w:p>
+      <w:pPr/>
+      <w:r>
+        <w:rPr>
+          <w:lang w:val="gu_IN" w:bidi="gu_IN"/>
+        </w:rPr>
+      </w:r>
+    </w:p>
+    <w:p>
+      <w:pPr>
+        <w:pStyle w:val="Heading2"/>
+      </w:pPr>
+      <w:r>
+        <w:rPr>
+          <w:lang w:val="gu_IN" w:bidi="gu_IN"/>
+        </w:rPr>
         <w:t>યોહાનનો પહેલો પત્ર 5:7 (#1)</w:t>
       </w:r>
       <w:r>
@@ -51399,6 +52293,69 @@
         <w:rPr>
           <w:lang w:val="gu_IN" w:bidi="gu_IN"/>
         </w:rPr>
+        <w:t>યોહાનનો પહેલો પત્ર 5:11 (#1)</w:t>
+      </w:r>
+      <w:r>
+        <w:rPr>
+          <w:lang w:val="gu_IN" w:bidi="gu_IN"/>
+        </w:rPr>
+      </w:r>
+    </w:p>
+    <w:p>
+      <w:pPr/>
+      <w:r>
+        <w:rPr>
+          <w:lang w:val="gu_IN" w:bidi="gu_IN"/>
+        </w:rPr>
+      </w:r>
+      <w:r>
+        <w:rPr>
+          <w:b/>
+          <w:lang w:val="gu_IN" w:bidi="gu_IN"/>
+        </w:rPr>
+        <w:t>"સાક્ષી આ છે"</w:t>
+      </w:r>
+    </w:p>
+    <w:p>
+      <w:pPr/>
+      <w:r>
+        <w:rPr>
+          <w:lang w:val="gu_IN" w:bidi="gu_IN"/>
+        </w:rPr>
+      </w:r>
+      <w:r>
+        <w:rPr>
+          <w:lang w:val="gu_IN" w:bidi="gu_IN"/>
+        </w:rPr>
+        <w:t>વૈકલ્પિક ભાષાંતર: "ઈશ્વરે તેમના પુત્ર વિષે આ કહ્યું છે"</w:t>
+      </w:r>
+      <w:r>
+        <w:rPr>
+          <w:lang w:val="gu_IN" w:bidi="gu_IN"/>
+        </w:rPr>
+      </w:r>
+      <w:r>
+        <w:rPr>
+          <w:lang w:val="gu_IN" w:bidi="gu_IN"/>
+        </w:rPr>
+      </w:r>
+    </w:p>
+    <w:p>
+      <w:pPr/>
+      <w:r>
+        <w:rPr>
+          <w:lang w:val="gu_IN" w:bidi="gu_IN"/>
+        </w:rPr>
+      </w:r>
+    </w:p>
+    <w:p>
+      <w:pPr>
+        <w:pStyle w:val="Heading2"/>
+      </w:pPr>
+      <w:r>
+        <w:rPr>
+          <w:lang w:val="gu_IN" w:bidi="gu_IN"/>
+        </w:rPr>
         <w:t>યોહાનનો પહેલો પત્ર 5:12 (#1)</w:t>
       </w:r>
       <w:r>
@@ -52431,6 +53388,69 @@
         <w:rPr>
           <w:lang w:val="gu_IN" w:bidi="gu_IN"/>
         </w:rPr>
+        <w:t>યોહાનનો પહેલો પત્ર 5:14 (#4)</w:t>
+      </w:r>
+      <w:r>
+        <w:rPr>
+          <w:lang w:val="gu_IN" w:bidi="gu_IN"/>
+        </w:rPr>
+      </w:r>
+    </w:p>
+    <w:p>
+      <w:pPr/>
+      <w:r>
+        <w:rPr>
+          <w:lang w:val="gu_IN" w:bidi="gu_IN"/>
+        </w:rPr>
+      </w:r>
+      <w:r>
+        <w:rPr>
+          <w:b/>
+          <w:lang w:val="gu_IN" w:bidi="gu_IN"/>
+        </w:rPr>
+        <w:t>"જો આપણે તેમની ઇચ્છા પ્રમાણે કંઈ માગીએ"</w:t>
+      </w:r>
+    </w:p>
+    <w:p>
+      <w:pPr/>
+      <w:r>
+        <w:rPr>
+          <w:lang w:val="gu_IN" w:bidi="gu_IN"/>
+        </w:rPr>
+      </w:r>
+      <w:r>
+        <w:rPr>
+          <w:lang w:val="gu_IN" w:bidi="gu_IN"/>
+        </w:rPr>
+        <w:t>વૈકલ્પિક ભાષાંતર: "ઈશ્વર આપણા માટે જે ઈચ્છે છે તે બાબતો જો આપણે માંગીએ છીએ"</w:t>
+      </w:r>
+      <w:r>
+        <w:rPr>
+          <w:lang w:val="gu_IN" w:bidi="gu_IN"/>
+        </w:rPr>
+      </w:r>
+      <w:r>
+        <w:rPr>
+          <w:lang w:val="gu_IN" w:bidi="gu_IN"/>
+        </w:rPr>
+      </w:r>
+    </w:p>
+    <w:p>
+      <w:pPr/>
+      <w:r>
+        <w:rPr>
+          <w:lang w:val="gu_IN" w:bidi="gu_IN"/>
+        </w:rPr>
+      </w:r>
+    </w:p>
+    <w:p>
+      <w:pPr>
+        <w:pStyle w:val="Heading2"/>
+      </w:pPr>
+      <w:r>
+        <w:rPr>
+          <w:lang w:val="gu_IN" w:bidi="gu_IN"/>
+        </w:rPr>
         <w:t>યોહાનનો પહેલો પત્ર 5:15 (#1)</w:t>
       </w:r>
       <w:r>
@@ -52791,6 +53811,69 @@
         <w:rPr>
           <w:lang w:val="gu_IN" w:bidi="gu_IN"/>
         </w:rPr>
+        <w:t>યોહાનનો પહેલો પત્ર 5:15 (#5)</w:t>
+      </w:r>
+      <w:r>
+        <w:rPr>
+          <w:lang w:val="gu_IN" w:bidi="gu_IN"/>
+        </w:rPr>
+      </w:r>
+    </w:p>
+    <w:p>
+      <w:pPr/>
+      <w:r>
+        <w:rPr>
+          <w:lang w:val="gu_IN" w:bidi="gu_IN"/>
+        </w:rPr>
+      </w:r>
+      <w:r>
+        <w:rPr>
+          <w:b/>
+          <w:lang w:val="gu_IN" w:bidi="gu_IN"/>
+        </w:rPr>
+        <w:t>"આપણે જાણીએ છીએ કે આપણી પાસે વિનંતીઓ છે, જે આપણે તેમની પાસેથી માગી હતી"</w:t>
+      </w:r>
+    </w:p>
+    <w:p>
+      <w:pPr/>
+      <w:r>
+        <w:rPr>
+          <w:lang w:val="gu_IN" w:bidi="gu_IN"/>
+        </w:rPr>
+      </w:r>
+      <w:r>
+        <w:rPr>
+          <w:lang w:val="gu_IN" w:bidi="gu_IN"/>
+        </w:rPr>
+        <w:t>વૈકલ્પિક ભાષાંતર: "આપણે જાણીએ છીએ કે આપણે ઈશ્વર પાસે જે માંગ્યું છે તે પ્રાપ્ત કરીશું"</w:t>
+      </w:r>
+      <w:r>
+        <w:rPr>
+          <w:lang w:val="gu_IN" w:bidi="gu_IN"/>
+        </w:rPr>
+      </w:r>
+      <w:r>
+        <w:rPr>
+          <w:lang w:val="gu_IN" w:bidi="gu_IN"/>
+        </w:rPr>
+      </w:r>
+    </w:p>
+    <w:p>
+      <w:pPr/>
+      <w:r>
+        <w:rPr>
+          <w:lang w:val="gu_IN" w:bidi="gu_IN"/>
+        </w:rPr>
+      </w:r>
+    </w:p>
+    <w:p>
+      <w:pPr>
+        <w:pStyle w:val="Heading2"/>
+      </w:pPr>
+      <w:r>
+        <w:rPr>
+          <w:lang w:val="gu_IN" w:bidi="gu_IN"/>
+        </w:rPr>
         <w:t>યોહાનનો પહેલો પત્ર 5:16 (#1)</w:t>
       </w:r>
       <w:r>
@@ -54437,6 +55520,81 @@
           <w:lang w:val="gu_IN" w:bidi="gu_IN"/>
         </w:rPr>
         <w:t>રૂઢિપ્રયોગ</w:t>
+      </w:r>
+      <w:r>
+        <w:rPr>
+          <w:lang w:val="gu_IN" w:bidi="gu_IN"/>
+        </w:rPr>
+        <w:t>)</w:t>
+      </w:r>
+      <w:r>
+        <w:rPr>
+          <w:lang w:val="gu_IN" w:bidi="gu_IN"/>
+        </w:rPr>
+      </w:r>
+      <w:r>
+        <w:rPr>
+          <w:lang w:val="gu_IN" w:bidi="gu_IN"/>
+        </w:rPr>
+      </w:r>
+    </w:p>
+    <w:p>
+      <w:pPr/>
+      <w:r>
+        <w:rPr>
+          <w:lang w:val="gu_IN" w:bidi="gu_IN"/>
+        </w:rPr>
+      </w:r>
+    </w:p>
+    <w:p>
+      <w:pPr>
+        <w:pStyle w:val="Heading2"/>
+      </w:pPr>
+      <w:r>
+        <w:rPr>
+          <w:lang w:val="gu_IN" w:bidi="gu_IN"/>
+        </w:rPr>
+        <w:t>યોહાનનો પહેલો પત્ર 5:18 (#5)</w:t>
+      </w:r>
+      <w:r>
+        <w:rPr>
+          <w:lang w:val="gu_IN" w:bidi="gu_IN"/>
+        </w:rPr>
+      </w:r>
+    </w:p>
+    <w:p>
+      <w:pPr/>
+      <w:r>
+        <w:rPr>
+          <w:lang w:val="gu_IN" w:bidi="gu_IN"/>
+        </w:rPr>
+      </w:r>
+      <w:r>
+        <w:rPr>
+          <w:b/>
+          <w:lang w:val="gu_IN" w:bidi="gu_IN"/>
+        </w:rPr>
+        <w:t>"તે &amp; સંભાળે છે"</w:t>
+      </w:r>
+    </w:p>
+    <w:p>
+      <w:pPr/>
+      <w:r>
+        <w:rPr>
+          <w:lang w:val="gu_IN" w:bidi="gu_IN"/>
+        </w:rPr>
+      </w:r>
+      <w:r>
+        <w:rPr>
+          <w:lang w:val="gu_IN" w:bidi="gu_IN"/>
+        </w:rPr>
+        <w:t xml:space="preserve">આનો અર્થ બે બાબતોમાંથી એક હોઈ શકે છે. વૈકલ્પિક ભાષાંતર: (1) "તેને ઈશ્વર સાથે ગાઢ સંબંધમાં રાખે છે" (2) "તેને પાપ કરવાથી દૂર રાખે છે" (જુઓ: </w:t>
+      </w:r>
+      <w:r>
+        <w:rPr>
+          <w:lang w:val="gu_IN" w:bidi="gu_IN"/>
+        </w:rPr>
+        <w:t>અનુમાનિત જ્ઞાન અને ગર્ભિત માહિતી</w:t>
       </w:r>
       <w:r>
         <w:rPr>
